--- a/public/downloads/481c2b96904c97a6/duhun-doc.docx
+++ b/public/downloads/481c2b96904c97a6/duhun-doc.docx
@@ -65,7 +65,7 @@
           <w:color w:val="554422"/>
           <w:sz w:val="21"/>
         </w:rPr>
-        <w:t>导出时间：2026-08-26 02:44　｜　来源：/root/novel/</w:t>
+        <w:t>导出时间：2026-08-26 04:46　｜　共 14 篇　｜　来源：/root/novel</w:t>
       </w:r>
     </w:p>
     <w:p>
@@ -831,7 +831,7 @@
           <w:b w:val="0"/>
           <w:sz w:val="21"/>
         </w:rPr>
-        <w:t>：溃烂是不可逆的。所以"来得及"这三个字是本书全部紧迫感的来源——主角每次都在跟时间赛跑。</w:t>
+        <w:t>：溃烂是不可逆的。所以"来得及"这三个字是本书全部紧迫感的来源。</w:t>
       </w:r>
     </w:p>
     <w:p>
@@ -845,7 +845,77 @@
           <w:color w:val="1A1A1A"/>
           <w:sz w:val="30"/>
         </w:rPr>
-        <w:t>两条路</w:t>
+        <w:t>阶段推进的驱动力（不是时间！）</w:t>
+      </w:r>
+    </w:p>
+    <w:p>
+      <w:pPr>
+        <w:spacing w:before="240" w:after="120"/>
+      </w:pPr>
+      <w:r>
+        <w:rPr>
+          <w:rFonts w:ascii="Georgia" w:hAnsi="Georgia" w:eastAsia="Noto Serif CJK SC"/>
+          <w:b/>
+          <w:color w:val="444444"/>
+          <w:sz w:val="25"/>
+        </w:rPr>
+        <w:t>残留 → 成形：被回应</w:t>
+      </w:r>
+    </w:p>
+    <w:p>
+      <w:pPr>
+        <w:spacing w:before="120" w:after="120"/>
+        <w:ind w:left="454"/>
+      </w:pPr>
+      <w:r>
+        <w:rPr>
+          <w:rFonts w:ascii="Georgia" w:hAnsi="Georgia" w:eastAsia="Noto Serif CJK SC"/>
+          <w:b w:val="0"/>
+          <w:i/>
+          <w:color w:val="554422"/>
+          <w:sz w:val="21"/>
+        </w:rPr>
+        <w:t>一段残留可以在楼道里重复同一个动作三十年。没人看见，它就永远是残留。 直到有人注意到它、怕它、回应了它——</w:t>
+      </w:r>
+      <w:r>
+        <w:rPr>
+          <w:rFonts w:ascii="Georgia" w:hAnsi="Georgia" w:eastAsia="Noto Serif CJK SC"/>
+          <w:b/>
+          <w:i/>
+          <w:color w:val="554422"/>
+          <w:sz w:val="21"/>
+        </w:rPr>
+        <w:t>它开始长。</w:t>
+      </w:r>
+      <w:r>
+        <w:rPr>
+          <w:rFonts w:ascii="Georgia" w:hAnsi="Georgia" w:eastAsia="Noto Serif CJK SC"/>
+          <w:b w:val="0"/>
+          <w:i/>
+          <w:color w:val="554422"/>
+          <w:sz w:val="21"/>
+        </w:rPr>
+        <w:t xml:space="preserve"> </w:t>
+      </w:r>
+      <w:r>
+        <w:rPr>
+          <w:rFonts w:ascii="Georgia" w:hAnsi="Georgia" w:eastAsia="Noto Serif CJK SC"/>
+          <w:b/>
+          <w:i/>
+          <w:color w:val="554422"/>
+          <w:sz w:val="21"/>
+        </w:rPr>
+        <w:t>恐惧是养料。看见它的人，就是喂养它的人。</w:t>
+      </w:r>
+    </w:p>
+    <w:p>
+      <w:r>
+        <w:rPr>
+          <w:rFonts w:ascii="Georgia" w:hAnsi="Georgia" w:eastAsia="Noto Serif CJK SC"/>
+          <w:b w:val="0"/>
+          <w:sz w:val="21"/>
+        </w:rPr>
+        <w:t>推论：</w:t>
       </w:r>
     </w:p>
     <w:p>
@@ -860,7 +930,7 @@
           <w:b/>
           <w:sz w:val="21"/>
         </w:rPr>
-        <w:t>囚禁</w:t>
+        <w:t>主角是行走的催化剂</w:t>
       </w:r>
       <w:r>
         <w:rPr>
@@ -868,7 +938,49 @@
           <w:b w:val="0"/>
           <w:sz w:val="21"/>
         </w:rPr>
-        <w:t>（民间家族）：把怨念封住、炼化、为我所用。鬼永远不散，痛苦永远持续。</w:t>
+        <w:t>。他能看见，所以他一靠近，那东西就开始成形。</w:t>
+      </w:r>
+    </w:p>
+    <w:p>
+      <w:r>
+        <w:rPr>
+          <w:rFonts w:ascii="Georgia" w:hAnsi="Georgia" w:eastAsia="Noto Serif CJK SC"/>
+          <w:b w:val="0"/>
+          <w:sz w:val="21"/>
+        </w:rPr>
+        <w:t xml:space="preserve">→ </w:t>
+      </w:r>
+      <w:r>
+        <w:rPr>
+          <w:rFonts w:ascii="Georgia" w:hAnsi="Georgia" w:eastAsia="Noto Serif CJK SC"/>
+          <w:b/>
+          <w:sz w:val="21"/>
+        </w:rPr>
+        <w:t>永久两难</w:t>
+      </w:r>
+      <w:r>
+        <w:rPr>
+          <w:rFonts w:ascii="Georgia" w:hAnsi="Georgia" w:eastAsia="Noto Serif CJK SC"/>
+          <w:b w:val="0"/>
+          <w:sz w:val="21"/>
+        </w:rPr>
+        <w:t>：不管，它一直沉睡、没人受害也没人渡；一管，它当场开始长，</w:t>
+      </w:r>
+      <w:r>
+        <w:rPr>
+          <w:rFonts w:ascii="Georgia" w:hAnsi="Georgia" w:eastAsia="Noto Serif CJK SC"/>
+          <w:b/>
+          <w:sz w:val="21"/>
+        </w:rPr>
+        <w:t>风险是他自己招来的</w:t>
+      </w:r>
+      <w:r>
+        <w:rPr>
+          <w:rFonts w:ascii="Georgia" w:hAnsi="Georgia" w:eastAsia="Noto Serif CJK SC"/>
+          <w:b w:val="0"/>
+          <w:sz w:val="21"/>
+        </w:rPr>
+        <w:t>。</w:t>
       </w:r>
     </w:p>
     <w:p>
@@ -883,7 +995,7 @@
           <w:b/>
           <w:sz w:val="21"/>
         </w:rPr>
-        <w:t>强杀</w:t>
+        <w:t>反派的手法因此确定</w:t>
       </w:r>
       <w:r>
         <w:rPr>
@@ -891,7 +1003,7 @@
           <w:b w:val="0"/>
           <w:sz w:val="21"/>
         </w:rPr>
-        <w:t>（官方）：直接打散聚合体。快，但会留下</w:t>
+        <w:t>：不必杀人，</w:t>
       </w:r>
       <w:r>
         <w:rPr>
@@ -899,7 +1011,7 @@
           <w:b/>
           <w:sz w:val="21"/>
         </w:rPr>
-        <w:t>残渣</w:t>
+        <w:t>只需制造目击者</w:t>
       </w:r>
       <w:r>
         <w:rPr>
@@ -907,7 +1019,85 @@
           <w:b w:val="0"/>
           <w:sz w:val="21"/>
         </w:rPr>
-        <w:t>——未消解的碎片，会在别处重新聚起来。</w:t>
+        <w:t>。</w:t>
+      </w:r>
+    </w:p>
+    <w:p>
+      <w:r>
+        <w:rPr>
+          <w:rFonts w:ascii="Georgia" w:hAnsi="Georgia" w:eastAsia="Noto Serif CJK SC"/>
+          <w:b w:val="0"/>
+          <w:sz w:val="21"/>
+        </w:rPr>
+        <w:t>找一段沉睡几十年的残留，把人引过去，让他看见、让他怕。</w:t>
+      </w:r>
+    </w:p>
+    <w:p>
+      <w:r>
+        <w:rPr>
+          <w:rFonts w:ascii="Georgia" w:hAnsi="Georgia" w:eastAsia="Noto Serif CJK SC"/>
+          <w:b/>
+          <w:sz w:val="21"/>
+        </w:rPr>
+        <w:t>干净、无痕、法律上完全无罪。</w:t>
+      </w:r>
+      <w:r>
+        <w:rPr>
+          <w:rFonts w:ascii="Georgia" w:hAnsi="Georgia" w:eastAsia="Noto Serif CJK SC"/>
+          <w:b w:val="0"/>
+          <w:sz w:val="21"/>
+        </w:rPr>
+        <w:t xml:space="preserve"> 比雇凶杀人阴险得多，也更难查。</w:t>
+      </w:r>
+    </w:p>
+    <w:p>
+      <w:pPr>
+        <w:spacing w:before="240" w:after="120"/>
+      </w:pPr>
+      <w:r>
+        <w:rPr>
+          <w:rFonts w:ascii="Georgia" w:hAnsi="Georgia" w:eastAsia="Noto Serif CJK SC"/>
+          <w:b/>
+          <w:color w:val="444444"/>
+          <w:sz w:val="25"/>
+        </w:rPr>
+        <w:t>成形 → 溃烂：被误解</w:t>
+      </w:r>
+    </w:p>
+    <w:p>
+      <w:pPr>
+        <w:spacing w:before="120" w:after="120"/>
+        <w:ind w:left="454"/>
+      </w:pPr>
+      <w:r>
+        <w:rPr>
+          <w:rFonts w:ascii="Georgia" w:hAnsi="Georgia" w:eastAsia="Noto Serif CJK SC"/>
+          <w:b w:val="0"/>
+          <w:i/>
+          <w:color w:val="554422"/>
+          <w:sz w:val="21"/>
+        </w:rPr>
+        <w:t xml:space="preserve">有人回应了它，但回应错了。被当厉鬼驱赶、被镇物压住、被强杀打散又重聚—— </w:t>
+      </w:r>
+      <w:r>
+        <w:rPr>
+          <w:rFonts w:ascii="Georgia" w:hAnsi="Georgia" w:eastAsia="Noto Serif CJK SC"/>
+          <w:b/>
+          <w:i/>
+          <w:color w:val="554422"/>
+          <w:sz w:val="21"/>
+        </w:rPr>
+        <w:t>每一次被否定，执念就变形一点。最后它忘了自己原本要什么。</w:t>
+      </w:r>
+    </w:p>
+    <w:p>
+      <w:r>
+        <w:rPr>
+          <w:rFonts w:ascii="Georgia" w:hAnsi="Georgia" w:eastAsia="Noto Serif CJK SC"/>
+          <w:b w:val="0"/>
+          <w:sz w:val="21"/>
+        </w:rPr>
+        <w:t>推论：</w:t>
       </w:r>
     </w:p>
     <w:p>
@@ -922,6 +1112,203 @@
           <w:b/>
           <w:sz w:val="21"/>
         </w:rPr>
+        <w:t>四大家在批量制造溃烂体</w:t>
+      </w:r>
+      <w:r>
+        <w:rPr>
+          <w:rFonts w:ascii="Georgia" w:hAnsi="Georgia" w:eastAsia="Noto Serif CJK SC"/>
+          <w:b w:val="0"/>
+          <w:sz w:val="21"/>
+        </w:rPr>
+        <w:t>。沈家地下那上百只被否定了几百年 → 第三卷底牌</w:t>
+      </w:r>
+    </w:p>
+    <w:p>
+      <w:pPr>
+        <w:pStyle w:val="ListBullet"/>
+        <w:spacing w:after="40"/>
+        <w:ind w:left="425"/>
+      </w:pPr>
+      <w:r>
+        <w:rPr>
+          <w:rFonts w:ascii="Georgia" w:hAnsi="Georgia" w:eastAsia="Noto Serif CJK SC"/>
+          <w:b/>
+          <w:sz w:val="21"/>
+        </w:rPr>
+        <w:t>清明司的残渣重聚时已经变形</w:t>
+      </w:r>
+      <w:r>
+        <w:rPr>
+          <w:rFonts w:ascii="Georgia" w:hAnsi="Georgia" w:eastAsia="Noto Serif CJK SC"/>
+          <w:b w:val="0"/>
+          <w:sz w:val="21"/>
+        </w:rPr>
+        <w:t>。苏晚每打散一只，都在放出一个更烂的东西</w:t>
+      </w:r>
+    </w:p>
+    <w:p>
+      <w:pPr>
+        <w:pStyle w:val="ListBullet"/>
+        <w:spacing w:after="40"/>
+        <w:ind w:left="425"/>
+      </w:pPr>
+      <w:r>
+        <w:rPr>
+          <w:rFonts w:ascii="Georgia" w:hAnsi="Georgia" w:eastAsia="Noto Serif CJK SC"/>
+          <w:b/>
+          <w:sz w:val="21"/>
+        </w:rPr>
+        <w:t>所有溃烂体背后都是人祸</w:t>
+      </w:r>
+      <w:r>
+        <w:rPr>
+          <w:rFonts w:ascii="Georgia" w:hAnsi="Georgia" w:eastAsia="Noto Serif CJK SC"/>
+          <w:b w:val="0"/>
+          <w:sz w:val="21"/>
+        </w:rPr>
+        <w:t xml:space="preserve"> → 焊死"落点在人祸"的主题与审核口径</w:t>
+      </w:r>
+    </w:p>
+    <w:p>
+      <w:pPr>
+        <w:spacing w:before="240" w:after="120"/>
+      </w:pPr>
+      <w:r>
+        <w:rPr>
+          <w:rFonts w:ascii="Georgia" w:hAnsi="Georgia" w:eastAsia="Noto Serif CJK SC"/>
+          <w:b/>
+          <w:color w:val="444444"/>
+          <w:sz w:val="25"/>
+        </w:rPr>
+        <w:t>统一内核</w:t>
+      </w:r>
+    </w:p>
+    <w:p>
+      <w:r>
+        <w:rPr>
+          <w:rFonts w:ascii="Georgia" w:hAnsi="Georgia" w:eastAsia="Noto Serif CJK SC"/>
+          <w:b/>
+          <w:sz w:val="21"/>
+        </w:rPr>
+        <w:t>鬼是人对待死者的方式造出来的。</w:t>
+      </w:r>
+    </w:p>
+    <w:p>
+      <w:r>
+        <w:rPr>
+          <w:rFonts w:ascii="Georgia" w:hAnsi="Georgia" w:eastAsia="Noto Serif CJK SC"/>
+          <w:b w:val="0"/>
+          <w:sz w:val="21"/>
+        </w:rPr>
+        <w:t>被回应 → 成形。被误解 → 溃烂。</w:t>
+      </w:r>
+      <w:r>
+        <w:rPr>
+          <w:rFonts w:ascii="Georgia" w:hAnsi="Georgia" w:eastAsia="Noto Serif CJK SC"/>
+          <w:b/>
+          <w:sz w:val="21"/>
+        </w:rPr>
+        <w:t>被正确理解 → 渡。</w:t>
+      </w:r>
+    </w:p>
+    <w:p>
+      <w:r>
+        <w:rPr>
+          <w:rFonts w:ascii="Georgia" w:hAnsi="Georgia" w:eastAsia="Noto Serif CJK SC"/>
+          <w:b w:val="0"/>
+          <w:sz w:val="21"/>
+        </w:rPr>
+        <w:t>三条路，都是人的选择。</w:t>
+      </w:r>
+    </w:p>
+    <w:p>
+      <w:pPr>
+        <w:spacing w:before="320" w:after="120"/>
+      </w:pPr>
+      <w:r>
+        <w:rPr>
+          <w:rFonts w:ascii="Georgia" w:hAnsi="Georgia" w:eastAsia="Noto Serif CJK SC"/>
+          <w:b/>
+          <w:color w:val="1A1A1A"/>
+          <w:sz w:val="30"/>
+        </w:rPr>
+        <w:t>两条路</w:t>
+      </w:r>
+    </w:p>
+    <w:p>
+      <w:pPr>
+        <w:pStyle w:val="ListBullet"/>
+        <w:spacing w:after="40"/>
+        <w:ind w:left="425"/>
+      </w:pPr>
+      <w:r>
+        <w:rPr>
+          <w:rFonts w:ascii="Georgia" w:hAnsi="Georgia" w:eastAsia="Noto Serif CJK SC"/>
+          <w:b/>
+          <w:sz w:val="21"/>
+        </w:rPr>
+        <w:t>囚禁</w:t>
+      </w:r>
+      <w:r>
+        <w:rPr>
+          <w:rFonts w:ascii="Georgia" w:hAnsi="Georgia" w:eastAsia="Noto Serif CJK SC"/>
+          <w:b w:val="0"/>
+          <w:sz w:val="21"/>
+        </w:rPr>
+        <w:t>（民间家族）：把怨念封住、炼化、为我所用。鬼永远不散，痛苦永远持续。</w:t>
+      </w:r>
+    </w:p>
+    <w:p>
+      <w:pPr>
+        <w:pStyle w:val="ListBullet"/>
+        <w:spacing w:after="40"/>
+        <w:ind w:left="425"/>
+      </w:pPr>
+      <w:r>
+        <w:rPr>
+          <w:rFonts w:ascii="Georgia" w:hAnsi="Georgia" w:eastAsia="Noto Serif CJK SC"/>
+          <w:b/>
+          <w:sz w:val="21"/>
+        </w:rPr>
+        <w:t>强杀</w:t>
+      </w:r>
+      <w:r>
+        <w:rPr>
+          <w:rFonts w:ascii="Georgia" w:hAnsi="Georgia" w:eastAsia="Noto Serif CJK SC"/>
+          <w:b w:val="0"/>
+          <w:sz w:val="21"/>
+        </w:rPr>
+        <w:t>（官方）：直接打散聚合体。快，但会留下</w:t>
+      </w:r>
+      <w:r>
+        <w:rPr>
+          <w:rFonts w:ascii="Georgia" w:hAnsi="Georgia" w:eastAsia="Noto Serif CJK SC"/>
+          <w:b/>
+          <w:sz w:val="21"/>
+        </w:rPr>
+        <w:t>残渣</w:t>
+      </w:r>
+      <w:r>
+        <w:rPr>
+          <w:rFonts w:ascii="Georgia" w:hAnsi="Georgia" w:eastAsia="Noto Serif CJK SC"/>
+          <w:b w:val="0"/>
+          <w:sz w:val="21"/>
+        </w:rPr>
+        <w:t>——未消解的碎片，会在别处重新聚起来。</w:t>
+      </w:r>
+    </w:p>
+    <w:p>
+      <w:pPr>
+        <w:pStyle w:val="ListBullet"/>
+        <w:spacing w:after="40"/>
+        <w:ind w:left="425"/>
+      </w:pPr>
+      <w:r>
+        <w:rPr>
+          <w:rFonts w:ascii="Georgia" w:hAnsi="Georgia" w:eastAsia="Noto Serif CJK SC"/>
+          <w:b/>
+          <w:sz w:val="21"/>
+        </w:rPr>
         <w:t>超度</w:t>
       </w:r>
       <w:r>
@@ -1430,7 +1817,7 @@
           <w:b/>
           <w:sz w:val="21"/>
         </w:rPr>
-        <w:t>鬼怪本体或其生前遗物</w:t>
+        <w:t>鬼怪本体</w:t>
       </w:r>
       <w:r>
         <w:rPr>
@@ -1438,7 +1825,605 @@
           <w:b w:val="0"/>
           <w:sz w:val="21"/>
         </w:rPr>
+        <w:t>或其</w:t>
+      </w:r>
+      <w:r>
+        <w:rPr>
+          <w:rFonts w:ascii="Georgia" w:hAnsi="Georgia" w:eastAsia="Noto Serif CJK SC"/>
+          <w:b/>
+          <w:sz w:val="21"/>
+        </w:rPr>
+        <w:t>遗物</w:t>
+      </w:r>
+      <w:r>
+        <w:rPr>
+          <w:rFonts w:ascii="Georgia" w:hAnsi="Georgia" w:eastAsia="Noto Serif CJK SC"/>
+          <w:b w:val="0"/>
+          <w:sz w:val="21"/>
+        </w:rPr>
         <w:t>时，可读取死者临死前的一段记忆。</w:t>
+      </w:r>
+    </w:p>
+    <w:p>
+      <w:pPr>
+        <w:spacing w:before="240" w:after="120"/>
+      </w:pPr>
+      <w:r>
+        <w:rPr>
+          <w:rFonts w:ascii="Georgia" w:hAnsi="Georgia" w:eastAsia="Noto Serif CJK SC"/>
+          <w:b/>
+          <w:color w:val="444444"/>
+          <w:sz w:val="25"/>
+        </w:rPr>
+        <w:t>遗物的严格定义（防止金手指过强）</w:t>
+      </w:r>
+    </w:p>
+    <w:p>
+      <w:r>
+        <w:rPr>
+          <w:rFonts w:ascii="Georgia" w:hAnsi="Georgia" w:eastAsia="Noto Serif CJK SC"/>
+          <w:b/>
+          <w:sz w:val="21"/>
+        </w:rPr>
+        <w:t>必须是死者临终时身上带着的、或与执念直接相关的东西。</w:t>
+      </w:r>
+    </w:p>
+    <w:p>
+      <w:pPr>
+        <w:pStyle w:val="ListBullet"/>
+        <w:spacing w:after="40"/>
+        <w:ind w:left="425"/>
+      </w:pPr>
+      <w:r>
+        <w:rPr>
+          <w:rFonts w:ascii="Georgia" w:hAnsi="Georgia" w:eastAsia="Noto Serif CJK SC"/>
+          <w:b w:val="0"/>
+          <w:sz w:val="21"/>
+        </w:rPr>
+        <w:t>夏晚宁攥了一路的银行回单 → 最强</w:t>
+      </w:r>
+    </w:p>
+    <w:p>
+      <w:pPr>
+        <w:pStyle w:val="ListBullet"/>
+        <w:spacing w:after="40"/>
+        <w:ind w:left="425"/>
+      </w:pPr>
+      <w:r>
+        <w:rPr>
+          <w:rFonts w:ascii="Georgia" w:hAnsi="Georgia" w:eastAsia="Noto Serif CJK SC"/>
+          <w:b w:val="0"/>
+          <w:sz w:val="21"/>
+        </w:rPr>
+        <w:t>她的手机、工牌 → 中等</w:t>
+      </w:r>
+    </w:p>
+    <w:p>
+      <w:pPr>
+        <w:pStyle w:val="ListBullet"/>
+        <w:spacing w:after="40"/>
+        <w:ind w:left="425"/>
+      </w:pPr>
+      <w:r>
+        <w:rPr>
+          <w:rFonts w:ascii="Georgia" w:hAnsi="Georgia" w:eastAsia="Noto Serif CJK SC"/>
+          <w:b w:val="0"/>
+          <w:sz w:val="21"/>
+        </w:rPr>
+        <w:t xml:space="preserve">她家里的杯子 → </w:t>
+      </w:r>
+      <w:r>
+        <w:rPr>
+          <w:rFonts w:ascii="Georgia" w:hAnsi="Georgia" w:eastAsia="Noto Serif CJK SC"/>
+          <w:b/>
+          <w:sz w:val="21"/>
+        </w:rPr>
+        <w:t>无效</w:t>
+      </w:r>
+    </w:p>
+    <w:p>
+      <w:pPr>
+        <w:spacing w:before="120" w:after="120"/>
+        <w:ind w:left="454"/>
+      </w:pPr>
+      <w:r>
+        <w:rPr>
+          <w:rFonts w:ascii="Georgia" w:hAnsi="Georgia" w:eastAsia="Noto Serif CJK SC"/>
+          <w:b w:val="0"/>
+          <w:i/>
+          <w:color w:val="554422"/>
+          <w:sz w:val="21"/>
+        </w:rPr>
+        <w:t>每个单元因此从"摸一下鬼就通关"变成</w:t>
+      </w:r>
+      <w:r>
+        <w:rPr>
+          <w:rFonts w:ascii="Georgia" w:hAnsi="Georgia" w:eastAsia="Noto Serif CJK SC"/>
+          <w:b/>
+          <w:i/>
+          <w:color w:val="554422"/>
+          <w:sz w:val="21"/>
+        </w:rPr>
+        <w:t>一场找遗物的推理</w:t>
+      </w:r>
+      <w:r>
+        <w:rPr>
+          <w:rFonts w:ascii="Georgia" w:hAnsi="Georgia" w:eastAsia="Noto Serif CJK SC"/>
+          <w:b w:val="0"/>
+          <w:i/>
+          <w:color w:val="554422"/>
+          <w:sz w:val="21"/>
+        </w:rPr>
+        <w:t>。 回溯不是万能钥匙，是一把</w:t>
+      </w:r>
+      <w:r>
+        <w:rPr>
+          <w:rFonts w:ascii="Georgia" w:hAnsi="Georgia" w:eastAsia="Noto Serif CJK SC"/>
+          <w:b/>
+          <w:i/>
+          <w:color w:val="554422"/>
+          <w:sz w:val="21"/>
+        </w:rPr>
+        <w:t>需要先找到锁孔的钥匙</w:t>
+      </w:r>
+      <w:r>
+        <w:rPr>
+          <w:rFonts w:ascii="Georgia" w:hAnsi="Georgia" w:eastAsia="Noto Serif CJK SC"/>
+          <w:b w:val="0"/>
+          <w:i/>
+          <w:color w:val="554422"/>
+          <w:sz w:val="21"/>
+        </w:rPr>
+        <w:t>。</w:t>
+      </w:r>
+    </w:p>
+    <w:p>
+      <w:pPr>
+        <w:spacing w:before="240" w:after="120"/>
+      </w:pPr>
+      <w:r>
+        <w:rPr>
+          <w:rFonts w:ascii="Georgia" w:hAnsi="Georgia" w:eastAsia="Noto Serif CJK SC"/>
+          <w:b/>
+          <w:color w:val="444444"/>
+          <w:sz w:val="25"/>
+        </w:rPr>
+        <w:t>三阶段 · 两条通路</w:t>
+      </w:r>
+    </w:p>
+    <w:tbl>
+      <w:tblPr>
+        <w:tblStyle w:val="TableGrid"/>
+        <w:tblW w:type="auto" w:w="0"/>
+        <w:tblLook w:firstColumn="1" w:firstRow="1" w:lastColumn="0" w:lastRow="0" w:noHBand="0" w:noVBand="1" w:val="04A0"/>
+      </w:tblPr>
+      <w:tblGrid>
+        <w:gridCol w:w="3022"/>
+        <w:gridCol w:w="3022"/>
+        <w:gridCol w:w="3022"/>
+      </w:tblGrid>
+      <w:tr>
+        <w:tc>
+          <w:tcPr>
+            <w:tcW w:type="dxa" w:w="3022"/>
+          </w:tcPr>
+          <w:p>
+            <w:r/>
+            <w:r>
+              <w:rPr>
+                <w:rFonts w:ascii="Georgia" w:hAnsi="Georgia" w:eastAsia="Noto Serif CJK SC"/>
+                <w:b/>
+                <w:sz w:val="19"/>
+              </w:rPr>
+              <w:t>阶段</w:t>
+            </w:r>
+          </w:p>
+        </w:tc>
+        <w:tc>
+          <w:tcPr>
+            <w:tcW w:type="dxa" w:w="3022"/>
+          </w:tcPr>
+          <w:p>
+            <w:r/>
+            <w:r>
+              <w:rPr>
+                <w:rFonts w:ascii="Georgia" w:hAnsi="Georgia" w:eastAsia="Noto Serif CJK SC"/>
+                <w:b/>
+                <w:sz w:val="19"/>
+              </w:rPr>
+              <w:t>碰本体</w:t>
+            </w:r>
+          </w:p>
+        </w:tc>
+        <w:tc>
+          <w:tcPr>
+            <w:tcW w:type="dxa" w:w="3022"/>
+          </w:tcPr>
+          <w:p>
+            <w:r/>
+            <w:r>
+              <w:rPr>
+                <w:rFonts w:ascii="Georgia" w:hAnsi="Georgia" w:eastAsia="Noto Serif CJK SC"/>
+                <w:b/>
+                <w:sz w:val="19"/>
+              </w:rPr>
+              <w:t>走遗物</w:t>
+            </w:r>
+          </w:p>
+        </w:tc>
+      </w:tr>
+      <w:tr>
+        <w:tc>
+          <w:tcPr>
+            <w:tcW w:type="dxa" w:w="3022"/>
+          </w:tcPr>
+          <w:p>
+            <w:r/>
+            <w:r>
+              <w:rPr>
+                <w:rFonts w:ascii="Georgia" w:hAnsi="Georgia" w:eastAsia="Noto Serif CJK SC"/>
+                <w:b/>
+                <w:sz w:val="19"/>
+              </w:rPr>
+              <w:t>残留</w:t>
+            </w:r>
+          </w:p>
+        </w:tc>
+        <w:tc>
+          <w:tcPr>
+            <w:tcW w:type="dxa" w:w="3022"/>
+          </w:tcPr>
+          <w:p>
+            <w:r/>
+            <w:r>
+              <w:rPr>
+                <w:rFonts w:ascii="Georgia" w:hAnsi="Georgia" w:eastAsia="Noto Serif CJK SC"/>
+                <w:b w:val="0"/>
+                <w:sz w:val="19"/>
+              </w:rPr>
+              <w:t>可以，最清晰。但</w:t>
+            </w:r>
+            <w:r>
+              <w:rPr>
+                <w:rFonts w:ascii="Georgia" w:hAnsi="Georgia" w:eastAsia="Noto Serif CJK SC"/>
+                <w:b/>
+                <w:sz w:val="19"/>
+              </w:rPr>
+              <w:t>信息最少</w:t>
+            </w:r>
+            <w:r>
+              <w:rPr>
+                <w:rFonts w:ascii="Georgia" w:hAnsi="Georgia" w:eastAsia="Noto Serif CJK SC"/>
+                <w:b w:val="0"/>
+                <w:sz w:val="19"/>
+              </w:rPr>
+              <w:t>（只重复最后一个动作）</w:t>
+            </w:r>
+          </w:p>
+        </w:tc>
+        <w:tc>
+          <w:tcPr>
+            <w:tcW w:type="dxa" w:w="3022"/>
+          </w:tcPr>
+          <w:p>
+            <w:r/>
+            <w:r>
+              <w:rPr>
+                <w:rFonts w:ascii="Georgia" w:hAnsi="Georgia" w:eastAsia="Noto Serif CJK SC"/>
+                <w:b w:val="0"/>
+                <w:sz w:val="19"/>
+              </w:rPr>
+              <w:t>效力弱</w:t>
+            </w:r>
+          </w:p>
+        </w:tc>
+      </w:tr>
+      <w:tr>
+        <w:tc>
+          <w:tcPr>
+            <w:tcW w:type="dxa" w:w="3022"/>
+          </w:tcPr>
+          <w:p>
+            <w:r/>
+            <w:r>
+              <w:rPr>
+                <w:rFonts w:ascii="Georgia" w:hAnsi="Georgia" w:eastAsia="Noto Serif CJK SC"/>
+                <w:b/>
+                <w:sz w:val="19"/>
+              </w:rPr>
+              <w:t>成形</w:t>
+            </w:r>
+          </w:p>
+        </w:tc>
+        <w:tc>
+          <w:tcPr>
+            <w:tcW w:type="dxa" w:w="3022"/>
+          </w:tcPr>
+          <w:p>
+            <w:r/>
+            <w:r>
+              <w:rPr>
+                <w:rFonts w:ascii="Georgia" w:hAnsi="Georgia" w:eastAsia="Noto Serif CJK SC"/>
+                <w:b/>
+                <w:sz w:val="19"/>
+              </w:rPr>
+              <w:t>极度危险</w:t>
+            </w:r>
+            <w:r>
+              <w:rPr>
+                <w:rFonts w:ascii="Georgia" w:hAnsi="Georgia" w:eastAsia="Noto Serif CJK SC"/>
+                <w:b w:val="0"/>
+                <w:sz w:val="19"/>
+              </w:rPr>
+              <w:t>（见下）</w:t>
+            </w:r>
+          </w:p>
+        </w:tc>
+        <w:tc>
+          <w:tcPr>
+            <w:tcW w:type="dxa" w:w="3022"/>
+          </w:tcPr>
+          <w:p>
+            <w:r/>
+            <w:r>
+              <w:rPr>
+                <w:rFonts w:ascii="Georgia" w:hAnsi="Georgia" w:eastAsia="Noto Serif CJK SC"/>
+                <w:b/>
+                <w:sz w:val="19"/>
+              </w:rPr>
+              <w:t>主流打法，效力最强</w:t>
+            </w:r>
+          </w:p>
+        </w:tc>
+      </w:tr>
+      <w:tr>
+        <w:tc>
+          <w:tcPr>
+            <w:tcW w:type="dxa" w:w="3022"/>
+          </w:tcPr>
+          <w:p>
+            <w:r/>
+            <w:r>
+              <w:rPr>
+                <w:rFonts w:ascii="Georgia" w:hAnsi="Georgia" w:eastAsia="Noto Serif CJK SC"/>
+                <w:b/>
+                <w:sz w:val="19"/>
+              </w:rPr>
+              <w:t>溃烂</w:t>
+            </w:r>
+          </w:p>
+        </w:tc>
+        <w:tc>
+          <w:tcPr>
+            <w:tcW w:type="dxa" w:w="3022"/>
+          </w:tcPr>
+          <w:p>
+            <w:r/>
+            <w:r>
+              <w:rPr>
+                <w:rFonts w:ascii="Georgia" w:hAnsi="Georgia" w:eastAsia="Noto Serif CJK SC"/>
+                <w:b w:val="0"/>
+                <w:sz w:val="19"/>
+              </w:rPr>
+              <w:t>记忆已碎，读不出</w:t>
+            </w:r>
+          </w:p>
+        </w:tc>
+        <w:tc>
+          <w:tcPr>
+            <w:tcW w:type="dxa" w:w="3022"/>
+          </w:tcPr>
+          <w:p>
+            <w:r/>
+            <w:r>
+              <w:rPr>
+                <w:rFonts w:ascii="Georgia" w:hAnsi="Georgia" w:eastAsia="Noto Serif CJK SC"/>
+                <w:b w:val="0"/>
+                <w:sz w:val="19"/>
+              </w:rPr>
+              <w:t xml:space="preserve">严重失真 → </w:t>
+            </w:r>
+            <w:r>
+              <w:rPr>
+                <w:rFonts w:ascii="Georgia" w:hAnsi="Georgia" w:eastAsia="Noto Serif CJK SC"/>
+                <w:b/>
+                <w:sz w:val="19"/>
+              </w:rPr>
+              <w:t>这就是渡不了的技术原因</w:t>
+            </w:r>
+          </w:p>
+        </w:tc>
+      </w:tr>
+    </w:tbl>
+    <w:p/>
+    <w:p>
+      <w:pPr>
+        <w:spacing w:before="240" w:after="120"/>
+      </w:pPr>
+      <w:r>
+        <w:rPr>
+          <w:rFonts w:ascii="Georgia" w:hAnsi="Georgia" w:eastAsia="Noto Serif CJK SC"/>
+          <w:b/>
+          <w:color w:val="444444"/>
+          <w:sz w:val="25"/>
+        </w:rPr>
+        <w:t>成形期的第二条路：让它自己给</w:t>
+      </w:r>
+    </w:p>
+    <w:p>
+      <w:r>
+        <w:rPr>
+          <w:rFonts w:ascii="Georgia" w:hAnsi="Georgia" w:eastAsia="Noto Serif CJK SC"/>
+          <w:b w:val="0"/>
+          <w:sz w:val="21"/>
+        </w:rPr>
+        <w:t>成形体已有意识，</w:t>
+      </w:r>
+      <w:r>
+        <w:rPr>
+          <w:rFonts w:ascii="Georgia" w:hAnsi="Georgia" w:eastAsia="Noto Serif CJK SC"/>
+          <w:b/>
+          <w:sz w:val="21"/>
+        </w:rPr>
+        <w:t>可以主动伸手</w:t>
+      </w:r>
+      <w:r>
+        <w:rPr>
+          <w:rFonts w:ascii="Georgia" w:hAnsi="Georgia" w:eastAsia="Noto Serif CJK SC"/>
+          <w:b w:val="0"/>
+          <w:sz w:val="21"/>
+        </w:rPr>
+        <w:t>。主角若能让它信任——哪怕一瞬——它会自己把东西递过来。</w:t>
+      </w:r>
+    </w:p>
+    <w:p>
+      <w:pPr>
+        <w:pStyle w:val="ListBullet"/>
+        <w:spacing w:after="40"/>
+        <w:ind w:left="425"/>
+      </w:pPr>
+      <w:r>
+        <w:rPr>
+          <w:rFonts w:ascii="Georgia" w:hAnsi="Georgia" w:eastAsia="Noto Serif CJK SC"/>
+          <w:b/>
+          <w:sz w:val="21"/>
+        </w:rPr>
+        <w:t>偷</w:t>
+      </w:r>
+      <w:r>
+        <w:rPr>
+          <w:rFonts w:ascii="Georgia" w:hAnsi="Georgia" w:eastAsia="Noto Serif CJK SC"/>
+          <w:b w:val="0"/>
+          <w:sz w:val="21"/>
+        </w:rPr>
+        <w:t>：找遗物。安全、慢、要在现实里跑腿</w:t>
+      </w:r>
+    </w:p>
+    <w:p>
+      <w:pPr>
+        <w:pStyle w:val="ListBullet"/>
+        <w:spacing w:after="40"/>
+        <w:ind w:left="425"/>
+      </w:pPr>
+      <w:r>
+        <w:rPr>
+          <w:rFonts w:ascii="Georgia" w:hAnsi="Georgia" w:eastAsia="Noto Serif CJK SC"/>
+          <w:b/>
+          <w:sz w:val="21"/>
+        </w:rPr>
+        <w:t>求</w:t>
+      </w:r>
+      <w:r>
+        <w:rPr>
+          <w:rFonts w:ascii="Georgia" w:hAnsi="Georgia" w:eastAsia="Noto Serif CJK SC"/>
+          <w:b w:val="0"/>
+          <w:sz w:val="21"/>
+        </w:rPr>
+        <w:t>：让它自愿。危险、快，但</w:t>
+      </w:r>
+      <w:r>
+        <w:rPr>
+          <w:rFonts w:ascii="Georgia" w:hAnsi="Georgia" w:eastAsia="Noto Serif CJK SC"/>
+          <w:b/>
+          <w:sz w:val="21"/>
+        </w:rPr>
+        <w:t>主角必须先替它做对一件事</w:t>
+      </w:r>
+    </w:p>
+    <w:p>
+      <w:pPr>
+        <w:spacing w:before="120" w:after="120"/>
+        <w:ind w:left="454"/>
+      </w:pPr>
+      <w:r>
+        <w:rPr>
+          <w:rFonts w:ascii="Georgia" w:hAnsi="Georgia" w:eastAsia="Noto Serif CJK SC"/>
+          <w:b w:val="0"/>
+          <w:i/>
+          <w:color w:val="554422"/>
+          <w:sz w:val="21"/>
+        </w:rPr>
+        <w:t>本书最动人的画面：</w:t>
+      </w:r>
+      <w:r>
+        <w:rPr>
+          <w:rFonts w:ascii="Georgia" w:hAnsi="Georgia" w:eastAsia="Noto Serif CJK SC"/>
+          <w:b/>
+          <w:i/>
+          <w:color w:val="554422"/>
+          <w:sz w:val="21"/>
+        </w:rPr>
+        <w:t>一个所有人都在打的东西，向唯一一个愿意听它说话的人伸出了手。</w:t>
+      </w:r>
+    </w:p>
+    <w:p>
+      <w:pPr>
+        <w:spacing w:before="240" w:after="120"/>
+      </w:pPr>
+      <w:r>
+        <w:rPr>
+          <w:rFonts w:ascii="Georgia" w:hAnsi="Georgia" w:eastAsia="Noto Serif CJK SC"/>
+          <w:b/>
+          <w:color w:val="444444"/>
+          <w:sz w:val="25"/>
+        </w:rPr>
+        <w:t>碰成形体的代价：读取是双向的</w:t>
+      </w:r>
+    </w:p>
+    <w:p>
+      <w:pPr>
+        <w:spacing w:before="120" w:after="120"/>
+        <w:ind w:left="454"/>
+      </w:pPr>
+      <w:r>
+        <w:rPr>
+          <w:rFonts w:ascii="Georgia" w:hAnsi="Georgia" w:eastAsia="Noto Serif CJK SC"/>
+          <w:b w:val="0"/>
+          <w:i/>
+          <w:color w:val="554422"/>
+          <w:sz w:val="21"/>
+        </w:rPr>
+        <w:t>他读它记忆的同时，</w:t>
+      </w:r>
+      <w:r>
+        <w:rPr>
+          <w:rFonts w:ascii="Georgia" w:hAnsi="Georgia" w:eastAsia="Noto Serif CJK SC"/>
+          <w:b/>
+          <w:i/>
+          <w:color w:val="554422"/>
+          <w:sz w:val="21"/>
+        </w:rPr>
+        <w:t>它也在读他的</w:t>
+      </w:r>
+      <w:r>
+        <w:rPr>
+          <w:rFonts w:ascii="Georgia" w:hAnsi="Georgia" w:eastAsia="Noto Serif CJK SC"/>
+          <w:b w:val="0"/>
+          <w:i/>
+          <w:color w:val="554422"/>
+          <w:sz w:val="21"/>
+        </w:rPr>
+        <w:t xml:space="preserve">。它会知道他最怕什么。 </w:t>
+      </w:r>
+      <w:r>
+        <w:rPr>
+          <w:rFonts w:ascii="Georgia" w:hAnsi="Georgia" w:eastAsia="Noto Serif CJK SC"/>
+          <w:b/>
+          <w:i/>
+          <w:color w:val="554422"/>
+          <w:sz w:val="21"/>
+        </w:rPr>
+        <w:t>下一次，它就用这个对付他。</w:t>
+      </w:r>
+    </w:p>
+    <w:p>
+      <w:r>
+        <w:rPr>
+          <w:rFonts w:ascii="Georgia" w:hAnsi="Georgia" w:eastAsia="Noto Serif CJK SC"/>
+          <w:b w:val="0"/>
+          <w:sz w:val="21"/>
+        </w:rPr>
+        <w:t>被读过一次的成形体，下一场戏自动升级为针对性心理战。</w:t>
       </w:r>
     </w:p>
     <w:p>
@@ -1832,6 +2817,2325 @@
           <w:sz w:val="21"/>
         </w:rPr>
         <w:t>所以三方必争他：家族要灭他口，反派要用他当刀，官方要收编他。</w:t>
+      </w:r>
+    </w:p>
+    <w:p>
+      <w:r>
+        <w:br w:type="page"/>
+      </w:r>
+    </w:p>
+    <w:p>
+      <w:pPr>
+        <w:spacing w:before="0" w:after="120"/>
+      </w:pPr>
+      <w:r>
+        <w:rPr>
+          <w:rFonts w:ascii="Georgia" w:hAnsi="Georgia" w:eastAsia="Noto Serif CJK SC"/>
+          <w:b/>
+          <w:color w:val="1A1A1A"/>
+          <w:sz w:val="40"/>
+        </w:rPr>
+        <w:t>战力体系</w:t>
+      </w:r>
+    </w:p>
+    <w:p>
+      <w:pPr>
+        <w:spacing w:before="320" w:after="120"/>
+      </w:pPr>
+      <w:r>
+        <w:rPr>
+          <w:rFonts w:ascii="Georgia" w:hAnsi="Georgia" w:eastAsia="Noto Serif CJK SC"/>
+          <w:b/>
+          <w:color w:val="1A1A1A"/>
+          <w:sz w:val="30"/>
+        </w:rPr>
+        <w:t>第一原则：杀是失败</w:t>
+      </w:r>
+    </w:p>
+    <w:tbl>
+      <w:tblPr>
+        <w:tblStyle w:val="TableGrid"/>
+        <w:tblW w:type="auto" w:w="0"/>
+        <w:tblLook w:firstColumn="1" w:firstRow="1" w:lastColumn="0" w:lastRow="0" w:noHBand="0" w:noVBand="1" w:val="04A0"/>
+      </w:tblPr>
+      <w:tblGrid>
+        <w:gridCol w:w="3022"/>
+        <w:gridCol w:w="3022"/>
+        <w:gridCol w:w="3022"/>
+      </w:tblGrid>
+      <w:tr>
+        <w:tc>
+          <w:tcPr>
+            <w:tcW w:type="dxa" w:w="3022"/>
+          </w:tcPr>
+          <w:p>
+            <w:r/>
+            <w:r>
+              <w:rPr>
+                <w:rFonts w:ascii="Georgia" w:hAnsi="Georgia" w:eastAsia="Noto Serif CJK SC"/>
+                <w:b/>
+                <w:sz w:val="19"/>
+              </w:rPr>
+              <w:t>处理</w:t>
+            </w:r>
+          </w:p>
+        </w:tc>
+        <w:tc>
+          <w:tcPr>
+            <w:tcW w:type="dxa" w:w="3022"/>
+          </w:tcPr>
+          <w:p>
+            <w:r/>
+            <w:r>
+              <w:rPr>
+                <w:rFonts w:ascii="Georgia" w:hAnsi="Georgia" w:eastAsia="Noto Serif CJK SC"/>
+                <w:b/>
+                <w:sz w:val="19"/>
+              </w:rPr>
+              <w:t>收益</w:t>
+            </w:r>
+          </w:p>
+        </w:tc>
+        <w:tc>
+          <w:tcPr>
+            <w:tcW w:type="dxa" w:w="3022"/>
+          </w:tcPr>
+          <w:p>
+            <w:r/>
+            <w:r>
+              <w:rPr>
+                <w:rFonts w:ascii="Georgia" w:hAnsi="Georgia" w:eastAsia="Noto Serif CJK SC"/>
+                <w:b/>
+                <w:sz w:val="19"/>
+              </w:rPr>
+              <w:t>代价</w:t>
+            </w:r>
+          </w:p>
+        </w:tc>
+      </w:tr>
+      <w:tr>
+        <w:tc>
+          <w:tcPr>
+            <w:tcW w:type="dxa" w:w="3022"/>
+          </w:tcPr>
+          <w:p>
+            <w:r/>
+            <w:r>
+              <w:rPr>
+                <w:rFonts w:ascii="Georgia" w:hAnsi="Georgia" w:eastAsia="Noto Serif CJK SC"/>
+                <w:b/>
+                <w:sz w:val="19"/>
+              </w:rPr>
+              <w:t>渡</w:t>
+            </w:r>
+          </w:p>
+        </w:tc>
+        <w:tc>
+          <w:tcPr>
+            <w:tcW w:type="dxa" w:w="3022"/>
+          </w:tcPr>
+          <w:p>
+            <w:r/>
+            <w:r>
+              <w:rPr>
+                <w:rFonts w:ascii="Georgia" w:hAnsi="Georgia" w:eastAsia="Noto Serif CJK SC"/>
+                <w:b w:val="0"/>
+                <w:sz w:val="19"/>
+              </w:rPr>
+              <w:t>获得能力碎片</w:t>
+            </w:r>
+          </w:p>
+        </w:tc>
+        <w:tc>
+          <w:tcPr>
+            <w:tcW w:type="dxa" w:w="3022"/>
+          </w:tcPr>
+          <w:p>
+            <w:r/>
+            <w:r>
+              <w:rPr>
+                <w:rFonts w:ascii="Georgia" w:hAnsi="Georgia" w:eastAsia="Noto Serif CJK SC"/>
+                <w:b w:val="0"/>
+                <w:sz w:val="19"/>
+              </w:rPr>
+              <w:t>慢、危险、要在现实中跑腿查证</w:t>
+            </w:r>
+          </w:p>
+        </w:tc>
+      </w:tr>
+      <w:tr>
+        <w:tc>
+          <w:tcPr>
+            <w:tcW w:type="dxa" w:w="3022"/>
+          </w:tcPr>
+          <w:p>
+            <w:r/>
+            <w:r>
+              <w:rPr>
+                <w:rFonts w:ascii="Georgia" w:hAnsi="Georgia" w:eastAsia="Noto Serif CJK SC"/>
+                <w:b/>
+                <w:sz w:val="19"/>
+              </w:rPr>
+              <w:t>杀</w:t>
+            </w:r>
+          </w:p>
+        </w:tc>
+        <w:tc>
+          <w:tcPr>
+            <w:tcW w:type="dxa" w:w="3022"/>
+          </w:tcPr>
+          <w:p>
+            <w:r/>
+            <w:r>
+              <w:rPr>
+                <w:rFonts w:ascii="Georgia" w:hAnsi="Georgia" w:eastAsia="Noto Serif CJK SC"/>
+                <w:b/>
+                <w:sz w:val="19"/>
+              </w:rPr>
+              <w:t>零收益</w:t>
+            </w:r>
+          </w:p>
+        </w:tc>
+        <w:tc>
+          <w:tcPr>
+            <w:tcW w:type="dxa" w:w="3022"/>
+          </w:tcPr>
+          <w:p>
+            <w:r/>
+            <w:r>
+              <w:rPr>
+                <w:rFonts w:ascii="Georgia" w:hAnsi="Georgia" w:eastAsia="Noto Serif CJK SC"/>
+                <w:b/>
+                <w:sz w:val="19"/>
+              </w:rPr>
+              <w:t>留下残渣</w:t>
+            </w:r>
+            <w:r>
+              <w:rPr>
+                <w:rFonts w:ascii="Georgia" w:hAnsi="Georgia" w:eastAsia="Noto Serif CJK SC"/>
+                <w:b w:val="0"/>
+                <w:sz w:val="19"/>
+              </w:rPr>
+              <w:t>，会在别处重新聚起</w:t>
+            </w:r>
+          </w:p>
+        </w:tc>
+      </w:tr>
+    </w:tbl>
+    <w:p/>
+    <w:p>
+      <w:r>
+        <w:rPr>
+          <w:rFonts w:ascii="Georgia" w:hAnsi="Georgia" w:eastAsia="Noto Serif CJK SC"/>
+          <w:b/>
+          <w:sz w:val="21"/>
+        </w:rPr>
+        <w:t>杀一只，等于在未来给自己造一只新的。</w:t>
+      </w:r>
+    </w:p>
+    <w:p>
+      <w:pPr>
+        <w:spacing w:before="120" w:after="120"/>
+        <w:ind w:left="454"/>
+      </w:pPr>
+      <w:r>
+        <w:rPr>
+          <w:rFonts w:ascii="Georgia" w:hAnsi="Georgia" w:eastAsia="Noto Serif CJK SC"/>
+          <w:b w:val="0"/>
+          <w:i/>
+          <w:color w:val="554422"/>
+          <w:sz w:val="21"/>
+        </w:rPr>
+        <w:t>主角不杀，不是因为心善，是因为</w:t>
+      </w:r>
+      <w:r>
+        <w:rPr>
+          <w:rFonts w:ascii="Georgia" w:hAnsi="Georgia" w:eastAsia="Noto Serif CJK SC"/>
+          <w:b/>
+          <w:i/>
+          <w:color w:val="554422"/>
+          <w:sz w:val="21"/>
+        </w:rPr>
+        <w:t>不划算</w:t>
+      </w:r>
+      <w:r>
+        <w:rPr>
+          <w:rFonts w:ascii="Georgia" w:hAnsi="Georgia" w:eastAsia="Noto Serif CJK SC"/>
+          <w:b w:val="0"/>
+          <w:i/>
+          <w:color w:val="554422"/>
+          <w:sz w:val="21"/>
+        </w:rPr>
+        <w:t xml:space="preserve">。 </w:t>
+      </w:r>
+      <w:r>
+        <w:rPr>
+          <w:rFonts w:ascii="Georgia" w:hAnsi="Georgia" w:eastAsia="Noto Serif CJK SC"/>
+          <w:b/>
+          <w:i/>
+          <w:color w:val="554422"/>
+          <w:sz w:val="21"/>
+        </w:rPr>
+        <w:t>用机制约束角色，不用性格约束角色。</w:t>
+      </w:r>
+      <w:r>
+        <w:rPr>
+          <w:rFonts w:ascii="Georgia" w:hAnsi="Georgia" w:eastAsia="Noto Serif CJK SC"/>
+          <w:b w:val="0"/>
+          <w:i/>
+          <w:color w:val="554422"/>
+          <w:sz w:val="21"/>
+        </w:rPr>
+        <w:t xml:space="preserve"> 后者是说教，读者一眼看穿。</w:t>
+      </w:r>
+    </w:p>
+    <w:p>
+      <w:r>
+        <w:rPr>
+          <w:rFonts w:ascii="Georgia" w:hAnsi="Georgia" w:eastAsia="Noto Serif CJK SC"/>
+          <w:b/>
+          <w:sz w:val="21"/>
+        </w:rPr>
+        <w:t>必须杀的三种局</w:t>
+      </w:r>
+      <w:r>
+        <w:rPr>
+          <w:rFonts w:ascii="Georgia" w:hAnsi="Georgia" w:eastAsia="Noto Serif CJK SC"/>
+          <w:b w:val="0"/>
+          <w:sz w:val="21"/>
+        </w:rPr>
+        <w:t>（战斗戏的正当性）：</w:t>
+      </w:r>
+    </w:p>
+    <w:p>
+      <w:pPr>
+        <w:pStyle w:val="ListNumber"/>
+        <w:spacing w:after="40"/>
+        <w:ind w:left="425"/>
+      </w:pPr>
+      <w:r>
+        <w:rPr>
+          <w:rFonts w:ascii="Georgia" w:hAnsi="Georgia" w:eastAsia="Noto Serif CJK SC"/>
+          <w:b/>
+          <w:sz w:val="21"/>
+        </w:rPr>
+        <w:t>溃烂体</w:t>
+      </w:r>
+      <w:r>
+        <w:rPr>
+          <w:rFonts w:ascii="Georgia" w:hAnsi="Georgia" w:eastAsia="Noto Serif CJK SC"/>
+          <w:b w:val="0"/>
+          <w:sz w:val="21"/>
+        </w:rPr>
+        <w:t>——执念已烂到它自己都不记得要什么。渡不了，杀是慈悲</w:t>
+      </w:r>
+    </w:p>
+    <w:p>
+      <w:pPr>
+        <w:pStyle w:val="ListNumber"/>
+        <w:spacing w:after="40"/>
+        <w:ind w:left="425"/>
+      </w:pPr>
+      <w:r>
+        <w:rPr>
+          <w:rFonts w:ascii="Georgia" w:hAnsi="Georgia" w:eastAsia="Noto Serif CJK SC"/>
+          <w:b/>
+          <w:sz w:val="21"/>
+        </w:rPr>
+        <w:t>来不及</w:t>
+      </w:r>
+      <w:r>
+        <w:rPr>
+          <w:rFonts w:ascii="Georgia" w:hAnsi="Georgia" w:eastAsia="Noto Serif CJK SC"/>
+          <w:b w:val="0"/>
+          <w:sz w:val="21"/>
+        </w:rPr>
+        <w:t>——时限已到，有活人要死。杀是止损</w:t>
+      </w:r>
+    </w:p>
+    <w:p>
+      <w:pPr>
+        <w:pStyle w:val="ListNumber"/>
+        <w:spacing w:after="40"/>
+        <w:ind w:left="425"/>
+      </w:pPr>
+      <w:r>
+        <w:rPr>
+          <w:rFonts w:ascii="Georgia" w:hAnsi="Georgia" w:eastAsia="Noto Serif CJK SC"/>
+          <w:b/>
+          <w:sz w:val="21"/>
+        </w:rPr>
+        <w:t>保命</w:t>
+      </w:r>
+      <w:r>
+        <w:rPr>
+          <w:rFonts w:ascii="Georgia" w:hAnsi="Georgia" w:eastAsia="Noto Serif CJK SC"/>
+          <w:b w:val="0"/>
+          <w:sz w:val="21"/>
+        </w:rPr>
+        <w:t>——被逼</w:t>
+      </w:r>
+    </w:p>
+    <w:p>
+      <w:r>
+        <w:rPr>
+          <w:rFonts w:ascii="Georgia" w:hAnsi="Georgia" w:eastAsia="Noto Serif CJK SC"/>
+          <w:b/>
+          <w:sz w:val="21"/>
+        </w:rPr>
+        <w:t>每一次杀都要写成挫败。</w:t>
+      </w:r>
+      <w:r>
+        <w:rPr>
+          <w:rFonts w:ascii="Georgia" w:hAnsi="Georgia" w:eastAsia="Noto Serif CJK SC"/>
+          <w:b w:val="0"/>
+          <w:sz w:val="21"/>
+        </w:rPr>
+        <w:t xml:space="preserve"> 陈渡记得每一只没渡成的鬼叫什么名字。这是他弧光最好的燃料。</w:t>
+      </w:r>
+    </w:p>
+    <w:p>
+      <w:pPr>
+        <w:spacing w:before="320" w:after="120"/>
+      </w:pPr>
+      <w:r>
+        <w:rPr>
+          <w:rFonts w:ascii="Georgia" w:hAnsi="Georgia" w:eastAsia="Noto Serif CJK SC"/>
+          <w:b/>
+          <w:color w:val="1A1A1A"/>
+          <w:sz w:val="30"/>
+        </w:rPr>
+        <w:t>主角战力：两层</w:t>
+      </w:r>
+    </w:p>
+    <w:p>
+      <w:pPr>
+        <w:spacing w:before="240" w:after="120"/>
+      </w:pPr>
+      <w:r>
+        <w:rPr>
+          <w:rFonts w:ascii="Georgia" w:hAnsi="Georgia" w:eastAsia="Noto Serif CJK SC"/>
+          <w:b/>
+          <w:color w:val="444444"/>
+          <w:sz w:val="25"/>
+        </w:rPr>
+        <w:t>第一层 · 碎片（质）</w:t>
+      </w:r>
+    </w:p>
+    <w:p>
+      <w:pPr>
+        <w:pStyle w:val="ListBullet"/>
+        <w:spacing w:after="40"/>
+        <w:ind w:left="425"/>
+      </w:pPr>
+      <w:r>
+        <w:rPr>
+          <w:rFonts w:ascii="Georgia" w:hAnsi="Georgia" w:eastAsia="Noto Serif CJK SC"/>
+          <w:b w:val="0"/>
+          <w:sz w:val="21"/>
+        </w:rPr>
+        <w:t xml:space="preserve">碎片 = </w:t>
+      </w:r>
+      <w:r>
+        <w:rPr>
+          <w:rFonts w:ascii="Georgia" w:hAnsi="Georgia" w:eastAsia="Noto Serif CJK SC"/>
+          <w:b/>
+          <w:sz w:val="21"/>
+        </w:rPr>
+        <w:t>死者这辈子最极致的那一刻</w:t>
+      </w:r>
+      <w:r>
+        <w:rPr>
+          <w:rFonts w:ascii="Georgia" w:hAnsi="Georgia" w:eastAsia="Noto Serif CJK SC"/>
+          <w:b w:val="0"/>
+          <w:sz w:val="21"/>
+        </w:rPr>
+        <w:t>，不是"他会点什么"</w:t>
+      </w:r>
+    </w:p>
+    <w:p>
+      <w:pPr>
+        <w:pStyle w:val="ListBullet"/>
+        <w:spacing w:after="40"/>
+        <w:ind w:left="425"/>
+      </w:pPr>
+      <w:r>
+        <w:rPr>
+          <w:rFonts w:ascii="Georgia" w:hAnsi="Georgia" w:eastAsia="Noto Serif CJK SC"/>
+          <w:b/>
+          <w:sz w:val="21"/>
+        </w:rPr>
+        <w:t>执念越深，碎片越强。</w:t>
+      </w:r>
+      <w:r>
+        <w:rPr>
+          <w:rFonts w:ascii="Georgia" w:hAnsi="Georgia" w:eastAsia="Noto Serif CJK SC"/>
+          <w:b w:val="0"/>
+          <w:sz w:val="21"/>
+        </w:rPr>
+        <w:t xml:space="preserve"> 主角能渡的都是死得最惨、执念最重的那批人——</w:t>
+      </w:r>
+    </w:p>
+    <w:p>
+      <w:r>
+        <w:rPr>
+          <w:rFonts w:ascii="Georgia" w:hAnsi="Georgia" w:eastAsia="Noto Serif CJK SC"/>
+          <w:b w:val="0"/>
+          <w:sz w:val="21"/>
+        </w:rPr>
+        <w:t>他吸收的样本天然是死者里最极端的</w:t>
+      </w:r>
+    </w:p>
+    <w:p>
+      <w:pPr>
+        <w:pStyle w:val="ListBullet"/>
+        <w:spacing w:after="40"/>
+        <w:ind w:left="765"/>
+      </w:pPr>
+      <w:r>
+        <w:rPr>
+          <w:rFonts w:ascii="Georgia" w:hAnsi="Georgia" w:eastAsia="Noto Serif CJK SC"/>
+          <w:b w:val="0"/>
+          <w:sz w:val="21"/>
+        </w:rPr>
+        <w:t>老运动员 → 巅峰期的心肺；殉职消防员 → 火场空间判断＋烧不垮的身体；老刑警 → 三十年的直觉</w:t>
+      </w:r>
+    </w:p>
+    <w:p>
+      <w:pPr>
+        <w:pStyle w:val="ListBullet"/>
+        <w:spacing w:after="40"/>
+        <w:ind w:left="425"/>
+      </w:pPr>
+      <w:r>
+        <w:rPr>
+          <w:rFonts w:ascii="Georgia" w:hAnsi="Georgia" w:eastAsia="Noto Serif CJK SC"/>
+          <w:b w:val="0"/>
+          <w:sz w:val="21"/>
+        </w:rPr>
+        <w:t>天然</w:t>
+      </w:r>
+      <w:r>
+        <w:rPr>
+          <w:rFonts w:ascii="Georgia" w:hAnsi="Georgia" w:eastAsia="Noto Serif CJK SC"/>
+          <w:b/>
+          <w:sz w:val="21"/>
+        </w:rPr>
+        <w:t>杂、偏、异质</w:t>
+      </w:r>
+      <w:r>
+        <w:rPr>
+          <w:rFonts w:ascii="Georgia" w:hAnsi="Georgia" w:eastAsia="Noto Serif CJK SC"/>
+          <w:b w:val="0"/>
+          <w:sz w:val="21"/>
+        </w:rPr>
+        <w:t>，价值在</w:t>
+      </w:r>
+      <w:r>
+        <w:rPr>
+          <w:rFonts w:ascii="Georgia" w:hAnsi="Georgia" w:eastAsia="Noto Serif CJK SC"/>
+          <w:b/>
+          <w:sz w:val="21"/>
+        </w:rPr>
+        <w:t>组合</w:t>
+      </w:r>
+      <w:r>
+        <w:rPr>
+          <w:rFonts w:ascii="Georgia" w:hAnsi="Georgia" w:eastAsia="Noto Serif CJK SC"/>
+          <w:b w:val="0"/>
+          <w:sz w:val="21"/>
+        </w:rPr>
+        <w:t>——不是缺陷，是唯一性来源</w:t>
+      </w:r>
+    </w:p>
+    <w:p>
+      <w:pPr>
+        <w:pStyle w:val="ListBullet"/>
+        <w:spacing w:after="40"/>
+        <w:ind w:left="425"/>
+      </w:pPr>
+      <w:r>
+        <w:rPr>
+          <w:rFonts w:ascii="Georgia" w:hAnsi="Georgia" w:eastAsia="Noto Serif CJK SC"/>
+          <w:b w:val="0"/>
+          <w:sz w:val="21"/>
+        </w:rPr>
+        <w:t>&gt; 他不靠一招鲜。他手里有一百把奇怪的钥匙，总有一把能开眼前这把锁。</w:t>
+      </w:r>
+    </w:p>
+    <w:p>
+      <w:pPr>
+        <w:pStyle w:val="ListBullet"/>
+        <w:spacing w:after="40"/>
+        <w:ind w:left="425"/>
+      </w:pPr>
+      <w:r>
+        <w:rPr>
+          <w:rFonts w:ascii="Georgia" w:hAnsi="Georgia" w:eastAsia="Noto Serif CJK SC"/>
+          <w:b/>
+          <w:sz w:val="21"/>
+        </w:rPr>
+        <w:t>爽点形态</w:t>
+      </w:r>
+      <w:r>
+        <w:rPr>
+          <w:rFonts w:ascii="Georgia" w:hAnsi="Georgia" w:eastAsia="Noto Serif CJK SC"/>
+          <w:b w:val="0"/>
+          <w:sz w:val="21"/>
+        </w:rPr>
+        <w:t>：伏笔回收式——"原来这个碎片是这么用的"。比数值碾压高级，且永不枯竭</w:t>
+      </w:r>
+    </w:p>
+    <w:p>
+      <w:pPr>
+        <w:spacing w:before="240" w:after="120"/>
+      </w:pPr>
+      <w:r>
+        <w:rPr>
+          <w:rFonts w:ascii="Georgia" w:hAnsi="Georgia" w:eastAsia="Noto Serif CJK SC"/>
+          <w:b/>
+          <w:color w:val="444444"/>
+          <w:sz w:val="25"/>
+        </w:rPr>
+        <w:t>深 vs 广（回答"主角是不是太弱"）</w:t>
+      </w:r>
+    </w:p>
+    <w:p>
+      <w:r>
+        <w:rPr>
+          <w:rFonts w:ascii="Georgia" w:hAnsi="Georgia" w:eastAsia="Noto Serif CJK SC"/>
+          <w:b w:val="0"/>
+          <w:sz w:val="21"/>
+        </w:rPr>
+        <w:t>四大家与清明司的共同死穴：</w:t>
+      </w:r>
+      <w:r>
+        <w:rPr>
+          <w:rFonts w:ascii="Georgia" w:hAnsi="Georgia" w:eastAsia="Noto Serif CJK SC"/>
+          <w:b/>
+          <w:sz w:val="21"/>
+        </w:rPr>
+        <w:t>单一体系、高度标准化</w:t>
+      </w:r>
+      <w:r>
+        <w:rPr>
+          <w:rFonts w:ascii="Georgia" w:hAnsi="Georgia" w:eastAsia="Noto Serif CJK SC"/>
+          <w:b w:val="0"/>
+          <w:sz w:val="21"/>
+        </w:rPr>
+        <w:t>。稳定，但僵化。</w:t>
+      </w:r>
+    </w:p>
+    <w:p>
+      <w:pPr>
+        <w:spacing w:before="120" w:after="120"/>
+        <w:ind w:left="454"/>
+      </w:pPr>
+      <w:r>
+        <w:rPr>
+          <w:rFonts w:ascii="Georgia" w:hAnsi="Georgia" w:eastAsia="Noto Serif CJK SC"/>
+          <w:b w:val="0"/>
+          <w:i/>
+          <w:color w:val="554422"/>
+          <w:sz w:val="21"/>
+        </w:rPr>
+        <w:t xml:space="preserve">四大家有一套用了三百年的招式。清明司有一套标准化的流程。 </w:t>
+      </w:r>
+      <w:r>
+        <w:rPr>
+          <w:rFonts w:ascii="Georgia" w:hAnsi="Georgia" w:eastAsia="Noto Serif CJK SC"/>
+          <w:b/>
+          <w:i/>
+          <w:color w:val="554422"/>
+          <w:sz w:val="21"/>
+        </w:rPr>
+        <w:t>而陈渡每渡一只鬼，就多一种他们从没见过的打法。</w:t>
+      </w:r>
+    </w:p>
+    <w:p>
+      <w:r>
+        <w:rPr>
+          <w:rFonts w:ascii="Georgia" w:hAnsi="Georgia" w:eastAsia="Noto Serif CJK SC"/>
+          <w:b w:val="0"/>
+          <w:sz w:val="21"/>
+        </w:rPr>
+        <w:t>承载上去后他能同时点亮「老刑警的直觉＋消防员的空间感＋拳手的反应」——</w:t>
+      </w:r>
+    </w:p>
+    <w:p>
+      <w:r>
+        <w:rPr>
+          <w:rFonts w:ascii="Georgia" w:hAnsi="Georgia" w:eastAsia="Noto Serif CJK SC"/>
+          <w:b/>
+          <w:sz w:val="21"/>
+        </w:rPr>
+        <w:t>那是一个世界上从来没存在过的人。</w:t>
+      </w:r>
+      <w:r>
+        <w:rPr>
+          <w:rFonts w:ascii="Georgia" w:hAnsi="Georgia" w:eastAsia="Noto Serif CJK SC"/>
+          <w:b w:val="0"/>
+          <w:sz w:val="21"/>
+        </w:rPr>
+        <w:t xml:space="preserve"> 三百年前的招式打不过二十个人拼起来的对手。</w:t>
+      </w:r>
+    </w:p>
+    <w:p>
+      <w:pPr>
+        <w:spacing w:before="240" w:after="120"/>
+      </w:pPr>
+      <w:r>
+        <w:rPr>
+          <w:rFonts w:ascii="Georgia" w:hAnsi="Georgia" w:eastAsia="Noto Serif CJK SC"/>
+          <w:b/>
+          <w:color w:val="444444"/>
+          <w:sz w:val="25"/>
+        </w:rPr>
+        <w:t>第二层 · 承载（量）</w:t>
+      </w:r>
+    </w:p>
+    <w:p>
+      <w:pPr>
+        <w:spacing w:before="120" w:after="120"/>
+        <w:ind w:left="454"/>
+      </w:pPr>
+      <w:r>
+        <w:rPr>
+          <w:rFonts w:ascii="Georgia" w:hAnsi="Georgia" w:eastAsia="Noto Serif CJK SC"/>
+          <w:b/>
+          <w:i/>
+          <w:color w:val="554422"/>
+          <w:sz w:val="21"/>
+        </w:rPr>
+        <w:t>【承载】= 能同时激活的碎片数。</w:t>
+      </w:r>
+      <w:r>
+        <w:rPr>
+          <w:rFonts w:ascii="Georgia" w:hAnsi="Georgia" w:eastAsia="Noto Serif CJK SC"/>
+          <w:b w:val="0"/>
+          <w:i/>
+          <w:color w:val="554422"/>
+          <w:sz w:val="21"/>
+        </w:rPr>
+        <w:t xml:space="preserve"> 开局 1 个，激活第二个就头痛欲裂、鼻血不止。</w:t>
+      </w:r>
+    </w:p>
+    <w:p>
+      <w:r>
+        <w:rPr>
+          <w:rFonts w:ascii="Georgia" w:hAnsi="Georgia" w:eastAsia="Noto Serif CJK SC"/>
+          <w:b w:val="0"/>
+          <w:sz w:val="21"/>
+        </w:rPr>
+        <w:t>量化的不是"他多强"，是"他能扛多少"。三合一：</w:t>
+      </w:r>
+    </w:p>
+    <w:p>
+      <w:pPr>
+        <w:pStyle w:val="ListBullet"/>
+        <w:spacing w:after="40"/>
+        <w:ind w:left="425"/>
+      </w:pPr>
+      <w:r>
+        <w:rPr>
+          <w:rFonts w:ascii="Georgia" w:hAnsi="Georgia" w:eastAsia="Noto Serif CJK SC"/>
+          <w:b/>
+          <w:sz w:val="21"/>
+        </w:rPr>
+        <w:t>可量化</w:t>
+      </w:r>
+      <w:r>
+        <w:rPr>
+          <w:rFonts w:ascii="Georgia" w:hAnsi="Georgia" w:eastAsia="Noto Serif CJK SC"/>
+          <w:b w:val="0"/>
+          <w:sz w:val="21"/>
+        </w:rPr>
+        <w:t>：读者能追进度</w:t>
+      </w:r>
+    </w:p>
+    <w:p>
+      <w:pPr>
+        <w:pStyle w:val="ListBullet"/>
+        <w:spacing w:after="40"/>
+        <w:ind w:left="425"/>
+      </w:pPr>
+      <w:r>
+        <w:rPr>
+          <w:rFonts w:ascii="Georgia" w:hAnsi="Georgia" w:eastAsia="Noto Serif CJK SC"/>
+          <w:b/>
+          <w:sz w:val="21"/>
+        </w:rPr>
+        <w:t>有代价</w:t>
+      </w:r>
+      <w:r>
+        <w:rPr>
+          <w:rFonts w:ascii="Georgia" w:hAnsi="Georgia" w:eastAsia="Noto Serif CJK SC"/>
+          <w:b w:val="0"/>
+          <w:sz w:val="21"/>
+        </w:rPr>
+        <w:t>：碎片越多越不像自己</w:t>
+      </w:r>
+    </w:p>
+    <w:p>
+      <w:pPr>
+        <w:pStyle w:val="ListBullet"/>
+        <w:spacing w:after="40"/>
+        <w:ind w:left="425"/>
+      </w:pPr>
+      <w:r>
+        <w:rPr>
+          <w:rFonts w:ascii="Georgia" w:hAnsi="Georgia" w:eastAsia="Noto Serif CJK SC"/>
+          <w:b/>
+          <w:sz w:val="21"/>
+        </w:rPr>
+        <w:t>服务主线</w:t>
+      </w:r>
+      <w:r>
+        <w:rPr>
+          <w:rFonts w:ascii="Georgia" w:hAnsi="Georgia" w:eastAsia="Noto Serif CJK SC"/>
+          <w:b w:val="0"/>
+          <w:sz w:val="21"/>
+        </w:rPr>
+        <w:t>：直接接第三层真相</w:t>
+      </w:r>
+    </w:p>
+    <w:p>
+      <w:pPr>
+        <w:spacing w:before="320" w:after="120"/>
+      </w:pPr>
+      <w:r>
+        <w:rPr>
+          <w:rFonts w:ascii="Georgia" w:hAnsi="Georgia" w:eastAsia="Noto Serif CJK SC"/>
+          <w:b/>
+          <w:color w:val="1A1A1A"/>
+          <w:sz w:val="30"/>
+        </w:rPr>
+        <w:t>核心杀招：他不操控鬼，他策反鬼</w:t>
+      </w:r>
+    </w:p>
+    <w:p>
+      <w:r>
+        <w:rPr>
+          <w:rFonts w:ascii="Georgia" w:hAnsi="Georgia" w:eastAsia="Noto Serif CJK SC"/>
+          <w:b w:val="0"/>
+          <w:sz w:val="21"/>
+        </w:rPr>
+        <w:t>四大家能"操作鬼"，但那是</w:t>
+      </w:r>
+      <w:r>
+        <w:rPr>
+          <w:rFonts w:ascii="Georgia" w:hAnsi="Georgia" w:eastAsia="Noto Serif CJK SC"/>
+          <w:b/>
+          <w:sz w:val="21"/>
+        </w:rPr>
+        <w:t>奴役</w:t>
+      </w:r>
+      <w:r>
+        <w:rPr>
+          <w:rFonts w:ascii="Georgia" w:hAnsi="Georgia" w:eastAsia="Noto Serif CJK SC"/>
+          <w:b w:val="0"/>
+          <w:sz w:val="21"/>
+        </w:rPr>
+        <w:t>——镇物压着、秘术锁着。</w:t>
+      </w:r>
+      <w:r>
+        <w:rPr>
+          <w:rFonts w:ascii="Georgia" w:hAnsi="Georgia" w:eastAsia="Noto Serif CJK SC"/>
+          <w:b/>
+          <w:sz w:val="21"/>
+        </w:rPr>
+        <w:t>那些鬼恨他们。</w:t>
+      </w:r>
+    </w:p>
+    <w:p>
+      <w:r>
+        <w:rPr>
+          <w:rFonts w:ascii="Georgia" w:hAnsi="Georgia" w:eastAsia="Noto Serif CJK SC"/>
+          <w:b w:val="0"/>
+          <w:sz w:val="21"/>
+        </w:rPr>
+        <w:t>陈渡能做的是：</w:t>
+      </w:r>
+      <w:r>
+        <w:rPr>
+          <w:rFonts w:ascii="Georgia" w:hAnsi="Georgia" w:eastAsia="Noto Serif CJK SC"/>
+          <w:b/>
+          <w:sz w:val="21"/>
+        </w:rPr>
+        <w:t>跟那只鬼说话。</w:t>
+      </w:r>
+    </w:p>
+    <w:p>
+      <w:pPr>
+        <w:spacing w:before="120" w:after="120"/>
+        <w:ind w:left="454"/>
+      </w:pPr>
+      <w:r>
+        <w:rPr>
+          <w:rFonts w:ascii="Georgia" w:hAnsi="Georgia" w:eastAsia="Noto Serif CJK SC"/>
+          <w:b w:val="0"/>
+          <w:i/>
+          <w:color w:val="554422"/>
+          <w:sz w:val="21"/>
+        </w:rPr>
+        <w:t xml:space="preserve">四大家放出一只被镇压三百年的厉鬼来杀他。别人的反应是硬扛、找镇物、喊清明司。 </w:t>
+      </w:r>
+      <w:r>
+        <w:rPr>
+          <w:rFonts w:ascii="Georgia" w:hAnsi="Georgia" w:eastAsia="Noto Serif CJK SC"/>
+          <w:b/>
+          <w:i/>
+          <w:color w:val="554422"/>
+          <w:sz w:val="21"/>
+        </w:rPr>
+        <w:t>陈渡的反应是问一句："你叫什么名字？"</w:t>
+      </w:r>
+    </w:p>
+    <w:p>
+      <w:r>
+        <w:rPr>
+          <w:rFonts w:ascii="Georgia" w:hAnsi="Georgia" w:eastAsia="Noto Serif CJK SC"/>
+          <w:b w:val="0"/>
+          <w:sz w:val="21"/>
+        </w:rPr>
+        <w:t>只要能在战斗中读到它的执念，</w:t>
+      </w:r>
+      <w:r>
+        <w:rPr>
+          <w:rFonts w:ascii="Georgia" w:hAnsi="Georgia" w:eastAsia="Noto Serif CJK SC"/>
+          <w:b/>
+          <w:sz w:val="21"/>
+        </w:rPr>
+        <w:t>他就能策反它</w:t>
+      </w:r>
+      <w:r>
+        <w:rPr>
+          <w:rFonts w:ascii="Georgia" w:hAnsi="Georgia" w:eastAsia="Noto Serif CJK SC"/>
+          <w:b w:val="0"/>
+          <w:sz w:val="21"/>
+        </w:rPr>
+        <w:t>。</w:t>
+      </w:r>
+    </w:p>
+    <w:p>
+      <w:pPr>
+        <w:spacing w:before="120" w:after="120"/>
+        <w:ind w:left="454"/>
+      </w:pPr>
+      <w:r>
+        <w:rPr>
+          <w:rFonts w:ascii="Georgia" w:hAnsi="Georgia" w:eastAsia="Noto Serif CJK SC"/>
+          <w:b/>
+          <w:i/>
+          <w:color w:val="554422"/>
+          <w:sz w:val="21"/>
+        </w:rPr>
+        <w:t>他最强的战斗方式，是把对方的武器变成自己的战友。</w:t>
+      </w:r>
+    </w:p>
+    <w:p>
+      <w:r>
+        <w:rPr>
+          <w:rFonts w:ascii="Georgia" w:hAnsi="Georgia" w:eastAsia="Noto Serif CJK SC"/>
+          <w:b/>
+          <w:sz w:val="21"/>
+        </w:rPr>
+        <w:t>推论（极重要）</w:t>
+      </w:r>
+      <w:r>
+        <w:rPr>
+          <w:rFonts w:ascii="Georgia" w:hAnsi="Georgia" w:eastAsia="Noto Serif CJK SC"/>
+          <w:b w:val="0"/>
+          <w:sz w:val="21"/>
+        </w:rPr>
+        <w:t>：四大家越依赖被镇压的鬼，在陈渡面前就越脆弱。</w:t>
+      </w:r>
+    </w:p>
+    <w:p>
+      <w:r>
+        <w:rPr>
+          <w:rFonts w:ascii="Georgia" w:hAnsi="Georgia" w:eastAsia="Noto Serif CJK SC"/>
+          <w:b w:val="0"/>
+          <w:sz w:val="21"/>
+        </w:rPr>
+        <w:t>他们的力量根基，对他而言是资产不是威胁。</w:t>
+      </w:r>
+    </w:p>
+    <w:p>
+      <w:pPr>
+        <w:spacing w:before="240" w:after="120"/>
+      </w:pPr>
+      <w:r>
+        <w:rPr>
+          <w:rFonts w:ascii="Georgia" w:hAnsi="Georgia" w:eastAsia="Noto Serif CJK SC"/>
+          <w:b/>
+          <w:color w:val="444444"/>
+          <w:sz w:val="25"/>
+        </w:rPr>
+        <w:t>这把灭门动机升级了</w:t>
+      </w:r>
+    </w:p>
+    <w:p>
+      <w:r>
+        <w:rPr>
+          <w:rFonts w:ascii="Georgia" w:hAnsi="Georgia" w:eastAsia="Noto Serif CJK SC"/>
+          <w:b w:val="0"/>
+          <w:sz w:val="21"/>
+        </w:rPr>
+        <w:t>旧版"因理念不合被灭"太软——理念不合不至于灭门。</w:t>
+      </w:r>
+    </w:p>
+    <w:p>
+      <w:pPr>
+        <w:spacing w:before="120" w:after="120"/>
+        <w:ind w:left="454"/>
+      </w:pPr>
+      <w:r>
+        <w:rPr>
+          <w:rFonts w:ascii="Georgia" w:hAnsi="Georgia" w:eastAsia="Noto Serif CJK SC"/>
+          <w:b/>
+          <w:i/>
+          <w:color w:val="554422"/>
+          <w:sz w:val="21"/>
+        </w:rPr>
+        <w:t>渡魂一脉是四大家力量体系的天敌。他们能解放四大家所有的武器。</w:t>
+      </w:r>
+      <w:r>
+        <w:rPr>
+          <w:rFonts w:ascii="Georgia" w:hAnsi="Georgia" w:eastAsia="Noto Serif CJK SC"/>
+          <w:b w:val="0"/>
+          <w:i/>
+          <w:color w:val="554422"/>
+          <w:sz w:val="21"/>
+        </w:rPr>
+        <w:t xml:space="preserve"> 四大家杀他们，不是因为道不同，</w:t>
+      </w:r>
+      <w:r>
+        <w:rPr>
+          <w:rFonts w:ascii="Georgia" w:hAnsi="Georgia" w:eastAsia="Noto Serif CJK SC"/>
+          <w:b/>
+          <w:i/>
+          <w:color w:val="554422"/>
+          <w:sz w:val="21"/>
+        </w:rPr>
+        <w:t>是因为不杀就得死。</w:t>
+      </w:r>
+    </w:p>
+    <w:p>
+      <w:r>
+        <w:rPr>
+          <w:rFonts w:ascii="Georgia" w:hAnsi="Georgia" w:eastAsia="Noto Serif CJK SC"/>
+          <w:b w:val="0"/>
+          <w:sz w:val="21"/>
+        </w:rPr>
+        <w:t>从"理念之争"→"生存威胁"，动机硬十倍。陆恒的疯也有了根。</w:t>
+      </w:r>
+    </w:p>
+    <w:p>
+      <w:pPr>
+        <w:spacing w:before="320" w:after="120"/>
+      </w:pPr>
+      <w:r>
+        <w:rPr>
+          <w:rFonts w:ascii="Georgia" w:hAnsi="Georgia" w:eastAsia="Noto Serif CJK SC"/>
+          <w:b/>
+          <w:color w:val="1A1A1A"/>
+          <w:sz w:val="30"/>
+        </w:rPr>
+        <w:t>前期弱，靠什么活下来</w:t>
+      </w:r>
+    </w:p>
+    <w:p>
+      <w:pPr>
+        <w:pStyle w:val="ListNumber"/>
+        <w:spacing w:after="40"/>
+        <w:ind w:left="425"/>
+      </w:pPr>
+      <w:r>
+        <w:rPr>
+          <w:rFonts w:ascii="Georgia" w:hAnsi="Georgia" w:eastAsia="Noto Serif CJK SC"/>
+          <w:b/>
+          <w:sz w:val="21"/>
+        </w:rPr>
+        <w:t>他不重要</w:t>
+      </w:r>
+      <w:r>
+        <w:rPr>
+          <w:rFonts w:ascii="Georgia" w:hAnsi="Georgia" w:eastAsia="Noto Serif CJK SC"/>
+          <w:b w:val="0"/>
+          <w:sz w:val="21"/>
+        </w:rPr>
+        <w:t>——没人把一个殡仪馆临时工当回事</w:t>
+      </w:r>
+    </w:p>
+    <w:p>
+      <w:pPr>
+        <w:pStyle w:val="ListNumber"/>
+        <w:spacing w:after="40"/>
+        <w:ind w:left="425"/>
+      </w:pPr>
+      <w:r>
+        <w:rPr>
+          <w:rFonts w:ascii="Georgia" w:hAnsi="Georgia" w:eastAsia="Noto Serif CJK SC"/>
+          <w:b/>
+          <w:sz w:val="21"/>
+        </w:rPr>
+        <w:t>三方都想用他</w:t>
+      </w:r>
+      <w:r>
+        <w:rPr>
+          <w:rFonts w:ascii="Georgia" w:hAnsi="Georgia" w:eastAsia="Noto Serif CJK SC"/>
+          <w:b w:val="0"/>
+          <w:sz w:val="21"/>
+        </w:rPr>
+        <w:t>——价值大于除掉他的收益</w:t>
+      </w:r>
+    </w:p>
+    <w:p>
+      <w:pPr>
+        <w:pStyle w:val="ListNumber"/>
+        <w:spacing w:after="40"/>
+        <w:ind w:left="425"/>
+      </w:pPr>
+      <w:r>
+        <w:rPr>
+          <w:rFonts w:ascii="Georgia" w:hAnsi="Georgia" w:eastAsia="Noto Serif CJK SC"/>
+          <w:b/>
+          <w:sz w:val="21"/>
+        </w:rPr>
+        <w:t>陆恒在暗中保他</w:t>
+      </w:r>
+      <w:r>
+        <w:rPr>
+          <w:rFonts w:ascii="Georgia" w:hAnsi="Georgia" w:eastAsia="Noto Serif CJK SC"/>
+          <w:b w:val="0"/>
+          <w:sz w:val="21"/>
+        </w:rPr>
+        <w:t>——反派要培养他当然会捞他。</w:t>
+      </w:r>
+    </w:p>
+    <w:p>
+      <w:r>
+        <w:rPr>
+          <w:rFonts w:ascii="Georgia" w:hAnsi="Georgia" w:eastAsia="Noto Serif CJK SC"/>
+          <w:b w:val="0"/>
+          <w:sz w:val="21"/>
+        </w:rPr>
+        <w:t>读者回头才会发现：</w:t>
+      </w:r>
+      <w:r>
+        <w:rPr>
+          <w:rFonts w:ascii="Georgia" w:hAnsi="Georgia" w:eastAsia="Noto Serif CJK SC"/>
+          <w:b/>
+          <w:sz w:val="21"/>
+        </w:rPr>
+        <w:t>每次救他的都是同一个人</w:t>
+      </w:r>
+    </w:p>
+    <w:p>
+      <w:pPr>
+        <w:spacing w:before="320" w:after="120"/>
+      </w:pPr>
+      <w:r>
+        <w:rPr>
+          <w:rFonts w:ascii="Georgia" w:hAnsi="Georgia" w:eastAsia="Noto Serif CJK SC"/>
+          <w:b/>
+          <w:color w:val="1A1A1A"/>
+          <w:sz w:val="30"/>
+        </w:rPr>
+        <w:t>成长速度：殡仪馆＝刷子场</w:t>
+      </w:r>
+    </w:p>
+    <w:tbl>
+      <w:tblPr>
+        <w:tblStyle w:val="TableGrid"/>
+        <w:tblW w:type="auto" w:w="0"/>
+        <w:tblLook w:firstColumn="1" w:firstRow="1" w:lastColumn="0" w:lastRow="0" w:noHBand="0" w:noVBand="1" w:val="04A0"/>
+      </w:tblPr>
+      <w:tblGrid>
+        <w:gridCol w:w="3022"/>
+        <w:gridCol w:w="3022"/>
+        <w:gridCol w:w="3022"/>
+      </w:tblGrid>
+      <w:tr>
+        <w:tc>
+          <w:tcPr>
+            <w:tcW w:type="dxa" w:w="3022"/>
+          </w:tcPr>
+          <w:p>
+            <w:r/>
+            <w:r>
+              <w:rPr>
+                <w:rFonts w:ascii="Georgia" w:hAnsi="Georgia" w:eastAsia="Noto Serif CJK SC"/>
+                <w:b/>
+                <w:sz w:val="19"/>
+              </w:rPr>
+              <w:t>档位</w:t>
+            </w:r>
+          </w:p>
+        </w:tc>
+        <w:tc>
+          <w:tcPr>
+            <w:tcW w:type="dxa" w:w="3022"/>
+          </w:tcPr>
+          <w:p>
+            <w:r/>
+            <w:r>
+              <w:rPr>
+                <w:rFonts w:ascii="Georgia" w:hAnsi="Georgia" w:eastAsia="Noto Serif CJK SC"/>
+                <w:b/>
+                <w:sz w:val="19"/>
+              </w:rPr>
+              <w:t>来源</w:t>
+            </w:r>
+          </w:p>
+        </w:tc>
+        <w:tc>
+          <w:tcPr>
+            <w:tcW w:type="dxa" w:w="3022"/>
+          </w:tcPr>
+          <w:p>
+            <w:r/>
+            <w:r>
+              <w:rPr>
+                <w:rFonts w:ascii="Georgia" w:hAnsi="Georgia" w:eastAsia="Noto Serif CJK SC"/>
+                <w:b/>
+                <w:sz w:val="19"/>
+              </w:rPr>
+              <w:t>产出</w:t>
+            </w:r>
+          </w:p>
+        </w:tc>
+      </w:tr>
+      <w:tr>
+        <w:tc>
+          <w:tcPr>
+            <w:tcW w:type="dxa" w:w="3022"/>
+          </w:tcPr>
+          <w:p>
+            <w:r/>
+            <w:r>
+              <w:rPr>
+                <w:rFonts w:ascii="Georgia" w:hAnsi="Georgia" w:eastAsia="Noto Serif CJK SC"/>
+                <w:b/>
+                <w:sz w:val="19"/>
+              </w:rPr>
+              <w:t>核心碎片</w:t>
+            </w:r>
+          </w:p>
+        </w:tc>
+        <w:tc>
+          <w:tcPr>
+            <w:tcW w:type="dxa" w:w="3022"/>
+          </w:tcPr>
+          <w:p>
+            <w:r/>
+            <w:r>
+              <w:rPr>
+                <w:rFonts w:ascii="Georgia" w:hAnsi="Georgia" w:eastAsia="Noto Serif CJK SC"/>
+                <w:b w:val="0"/>
+                <w:sz w:val="19"/>
+              </w:rPr>
+              <w:t>单元主线大鬼</w:t>
+            </w:r>
+          </w:p>
+        </w:tc>
+        <w:tc>
+          <w:tcPr>
+            <w:tcW w:type="dxa" w:w="3022"/>
+          </w:tcPr>
+          <w:p>
+            <w:r/>
+            <w:r>
+              <w:rPr>
+                <w:rFonts w:ascii="Georgia" w:hAnsi="Georgia" w:eastAsia="Noto Serif CJK SC"/>
+                <w:b w:val="0"/>
+                <w:sz w:val="19"/>
+              </w:rPr>
+              <w:t>一卷 1-2 个</w:t>
+            </w:r>
+          </w:p>
+        </w:tc>
+      </w:tr>
+      <w:tr>
+        <w:tc>
+          <w:tcPr>
+            <w:tcW w:type="dxa" w:w="3022"/>
+          </w:tcPr>
+          <w:p>
+            <w:r/>
+            <w:r>
+              <w:rPr>
+                <w:rFonts w:ascii="Georgia" w:hAnsi="Georgia" w:eastAsia="Noto Serif CJK SC"/>
+                <w:b/>
+                <w:sz w:val="19"/>
+              </w:rPr>
+              <w:t>弱碎片</w:t>
+            </w:r>
+          </w:p>
+        </w:tc>
+        <w:tc>
+          <w:tcPr>
+            <w:tcW w:type="dxa" w:w="3022"/>
+          </w:tcPr>
+          <w:p>
+            <w:r/>
+            <w:r>
+              <w:rPr>
+                <w:rFonts w:ascii="Georgia" w:hAnsi="Georgia" w:eastAsia="Noto Serif CJK SC"/>
+                <w:b w:val="0"/>
+                <w:sz w:val="19"/>
+              </w:rPr>
+              <w:t>日常小残留，批量渡</w:t>
+            </w:r>
+          </w:p>
+        </w:tc>
+        <w:tc>
+          <w:tcPr>
+            <w:tcW w:type="dxa" w:w="3022"/>
+          </w:tcPr>
+          <w:p>
+            <w:r/>
+            <w:r>
+              <w:rPr>
+                <w:rFonts w:ascii="Georgia" w:hAnsi="Georgia" w:eastAsia="Noto Serif CJK SC"/>
+                <w:b w:val="0"/>
+                <w:sz w:val="19"/>
+              </w:rPr>
+              <w:t>高频</w:t>
+            </w:r>
+          </w:p>
+        </w:tc>
+      </w:tr>
+    </w:tbl>
+    <w:p/>
+    <w:p>
+      <w:r>
+        <w:rPr>
+          <w:rFonts w:ascii="Georgia" w:hAnsi="Georgia" w:eastAsia="Noto Serif CJK SC"/>
+          <w:b w:val="0"/>
+          <w:sz w:val="21"/>
+        </w:rPr>
+        <w:t>小残留没有惊天真相——就是想让家里人知道保险单在米缸底下、想让老伴别再自责。</w:t>
+      </w:r>
+    </w:p>
+    <w:p>
+      <w:r>
+        <w:rPr>
+          <w:rFonts w:ascii="Georgia" w:hAnsi="Georgia" w:eastAsia="Noto Serif CJK SC"/>
+          <w:b/>
+          <w:sz w:val="21"/>
+        </w:rPr>
+        <w:t>几百字一个的小故事，渡完给一个小碎片。</w:t>
+      </w:r>
+    </w:p>
+    <w:p>
+      <w:r>
+        <w:rPr>
+          <w:rFonts w:ascii="Georgia" w:hAnsi="Georgia" w:eastAsia="Noto Serif CJK SC"/>
+          <w:b w:val="0"/>
+          <w:sz w:val="21"/>
+        </w:rPr>
+        <w:t>一举三得：成长速度够快、高频情感爆点、顺带展示世界观。</w:t>
+      </w:r>
+    </w:p>
+    <w:p>
+      <w:r>
+        <w:rPr>
+          <w:rFonts w:ascii="Georgia" w:hAnsi="Georgia" w:eastAsia="Noto Serif CJK SC"/>
+          <w:b/>
+          <w:sz w:val="21"/>
+        </w:rPr>
+        <w:t>他的职业从背景设定变成了成长引擎。</w:t>
+      </w:r>
+    </w:p>
+    <w:p>
+      <w:pPr>
+        <w:spacing w:before="320" w:after="120"/>
+      </w:pPr>
+      <w:r>
+        <w:rPr>
+          <w:rFonts w:ascii="Georgia" w:hAnsi="Georgia" w:eastAsia="Noto Serif CJK SC"/>
+          <w:b/>
+          <w:color w:val="1A1A1A"/>
+          <w:sz w:val="30"/>
+        </w:rPr>
+        <w:t>力量层级（读者可感知的刻度）</w:t>
+      </w:r>
+    </w:p>
+    <w:tbl>
+      <w:tblPr>
+        <w:tblStyle w:val="TableGrid"/>
+        <w:tblW w:type="auto" w:w="0"/>
+        <w:tblLook w:firstColumn="1" w:firstRow="1" w:lastColumn="0" w:lastRow="0" w:noHBand="0" w:noVBand="1" w:val="04A0"/>
+      </w:tblPr>
+      <w:tblGrid>
+        <w:gridCol w:w="4533"/>
+        <w:gridCol w:w="4533"/>
+      </w:tblGrid>
+      <w:tr>
+        <w:tc>
+          <w:tcPr>
+            <w:tcW w:type="dxa" w:w="4533"/>
+          </w:tcPr>
+          <w:p>
+            <w:r/>
+            <w:r>
+              <w:rPr>
+                <w:rFonts w:ascii="Georgia" w:hAnsi="Georgia" w:eastAsia="Noto Serif CJK SC"/>
+                <w:b/>
+                <w:sz w:val="19"/>
+              </w:rPr>
+              <w:t>阶段</w:t>
+            </w:r>
+          </w:p>
+        </w:tc>
+        <w:tc>
+          <w:tcPr>
+            <w:tcW w:type="dxa" w:w="4533"/>
+          </w:tcPr>
+          <w:p>
+            <w:r/>
+            <w:r>
+              <w:rPr>
+                <w:rFonts w:ascii="Georgia" w:hAnsi="Georgia" w:eastAsia="Noto Serif CJK SC"/>
+                <w:b/>
+                <w:sz w:val="19"/>
+              </w:rPr>
+              <w:t>陈渡的位置</w:t>
+            </w:r>
+          </w:p>
+        </w:tc>
+      </w:tr>
+      <w:tr>
+        <w:tc>
+          <w:tcPr>
+            <w:tcW w:type="dxa" w:w="4533"/>
+          </w:tcPr>
+          <w:p>
+            <w:r/>
+            <w:r>
+              <w:rPr>
+                <w:rFonts w:ascii="Georgia" w:hAnsi="Georgia" w:eastAsia="Noto Serif CJK SC"/>
+                <w:b w:val="0"/>
+                <w:sz w:val="19"/>
+              </w:rPr>
+              <w:t>第 1-2 卷</w:t>
+            </w:r>
+          </w:p>
+        </w:tc>
+        <w:tc>
+          <w:tcPr>
+            <w:tcW w:type="dxa" w:w="4533"/>
+          </w:tcPr>
+          <w:p>
+            <w:r/>
+            <w:r>
+              <w:rPr>
+                <w:rFonts w:ascii="Georgia" w:hAnsi="Georgia" w:eastAsia="Noto Serif CJK SC"/>
+                <w:b w:val="0"/>
+                <w:sz w:val="19"/>
+              </w:rPr>
+              <w:t>弱于清明司外勤，远弱于四大家子弟。</w:t>
+            </w:r>
+            <w:r>
+              <w:rPr>
+                <w:rFonts w:ascii="Georgia" w:hAnsi="Georgia" w:eastAsia="Noto Serif CJK SC"/>
+                <w:b/>
+                <w:sz w:val="19"/>
+              </w:rPr>
+              <w:t>靠拖、靠跑、靠脑子</w:t>
+            </w:r>
+          </w:p>
+        </w:tc>
+      </w:tr>
+      <w:tr>
+        <w:tc>
+          <w:tcPr>
+            <w:tcW w:type="dxa" w:w="4533"/>
+          </w:tcPr>
+          <w:p>
+            <w:r/>
+            <w:r>
+              <w:rPr>
+                <w:rFonts w:ascii="Georgia" w:hAnsi="Georgia" w:eastAsia="Noto Serif CJK SC"/>
+                <w:b w:val="0"/>
+                <w:sz w:val="19"/>
+              </w:rPr>
+              <w:t>第 3-4 卷</w:t>
+            </w:r>
+          </w:p>
+        </w:tc>
+        <w:tc>
+          <w:tcPr>
+            <w:tcW w:type="dxa" w:w="4533"/>
+          </w:tcPr>
+          <w:p>
+            <w:r/>
+            <w:r>
+              <w:rPr>
+                <w:rFonts w:ascii="Georgia" w:hAnsi="Georgia" w:eastAsia="Noto Serif CJK SC"/>
+                <w:b w:val="0"/>
+                <w:sz w:val="19"/>
+              </w:rPr>
+              <w:t>碎片成型，</w:t>
+            </w:r>
+            <w:r>
+              <w:rPr>
+                <w:rFonts w:ascii="Georgia" w:hAnsi="Georgia" w:eastAsia="Noto Serif CJK SC"/>
+                <w:b/>
+                <w:sz w:val="19"/>
+              </w:rPr>
+              <w:t>特定局面能反杀</w:t>
+            </w:r>
+            <w:r>
+              <w:rPr>
+                <w:rFonts w:ascii="Georgia" w:hAnsi="Georgia" w:eastAsia="Noto Serif CJK SC"/>
+                <w:b w:val="0"/>
+                <w:sz w:val="19"/>
+              </w:rPr>
+              <w:t>——必须是他准备过的局</w:t>
+            </w:r>
+          </w:p>
+        </w:tc>
+      </w:tr>
+      <w:tr>
+        <w:tc>
+          <w:tcPr>
+            <w:tcW w:type="dxa" w:w="4533"/>
+          </w:tcPr>
+          <w:p>
+            <w:r/>
+            <w:r>
+              <w:rPr>
+                <w:rFonts w:ascii="Georgia" w:hAnsi="Georgia" w:eastAsia="Noto Serif CJK SC"/>
+                <w:b w:val="0"/>
+                <w:sz w:val="19"/>
+              </w:rPr>
+              <w:t>第 5 卷后</w:t>
+            </w:r>
+          </w:p>
+        </w:tc>
+        <w:tc>
+          <w:tcPr>
+            <w:tcW w:type="dxa" w:w="4533"/>
+          </w:tcPr>
+          <w:p>
+            <w:r/>
+            <w:r>
+              <w:rPr>
+                <w:rFonts w:ascii="Georgia" w:hAnsi="Georgia" w:eastAsia="Noto Serif CJK SC"/>
+                <w:b w:val="0"/>
+                <w:sz w:val="19"/>
+              </w:rPr>
+              <w:t>对四大家</w:t>
+            </w:r>
+            <w:r>
+              <w:rPr>
+                <w:rFonts w:ascii="Georgia" w:hAnsi="Georgia" w:eastAsia="Noto Serif CJK SC"/>
+                <w:b/>
+                <w:sz w:val="19"/>
+              </w:rPr>
+              <w:t>绝对克制</w:t>
+            </w:r>
+            <w:r>
+              <w:rPr>
+                <w:rFonts w:ascii="Georgia" w:hAnsi="Georgia" w:eastAsia="Noto Serif CJK SC"/>
+                <w:b w:val="0"/>
+                <w:sz w:val="19"/>
+              </w:rPr>
+              <w:t>（策反）；对陆恒仍是碾压差距</w:t>
+            </w:r>
+          </w:p>
+        </w:tc>
+      </w:tr>
+    </w:tbl>
+    <w:p/>
+    <w:p>
+      <w:pPr>
+        <w:spacing w:before="120" w:after="120"/>
+        <w:ind w:left="454"/>
+      </w:pPr>
+      <w:r>
+        <w:rPr>
+          <w:rFonts w:ascii="Georgia" w:hAnsi="Georgia" w:eastAsia="Noto Serif CJK SC"/>
+          <w:b/>
+          <w:i/>
+          <w:color w:val="554422"/>
+          <w:sz w:val="21"/>
+        </w:rPr>
+        <w:t>红线：陆恒必须永远比他强，直到最终对决。</w:t>
+      </w:r>
+      <w:r>
+        <w:rPr>
+          <w:rFonts w:ascii="Georgia" w:hAnsi="Georgia" w:eastAsia="Noto Serif CJK SC"/>
+          <w:b w:val="0"/>
+          <w:i/>
+          <w:color w:val="554422"/>
+          <w:sz w:val="21"/>
+        </w:rPr>
+        <w:t xml:space="preserve"> 主角赢陆恒不能靠力量（对方攒了几十年碎片，追不上），</w:t>
+      </w:r>
+      <w:r>
+        <w:rPr>
+          <w:rFonts w:ascii="Georgia" w:hAnsi="Georgia" w:eastAsia="Noto Serif CJK SC"/>
+          <w:b/>
+          <w:i/>
+          <w:color w:val="554422"/>
+          <w:sz w:val="21"/>
+        </w:rPr>
+        <w:t>只能靠选择</w:t>
+      </w:r>
+      <w:r>
+        <w:rPr>
+          <w:rFonts w:ascii="Georgia" w:hAnsi="Georgia" w:eastAsia="Noto Serif CJK SC"/>
+          <w:b w:val="0"/>
+          <w:i/>
+          <w:color w:val="554422"/>
+          <w:sz w:val="21"/>
+        </w:rPr>
+        <w:t>。</w:t>
+      </w:r>
+    </w:p>
+    <w:p>
+      <w:pPr>
+        <w:spacing w:before="320" w:after="120"/>
+      </w:pPr>
+      <w:r>
+        <w:rPr>
+          <w:rFonts w:ascii="Georgia" w:hAnsi="Georgia" w:eastAsia="Noto Serif CJK SC"/>
+          <w:b/>
+          <w:color w:val="1A1A1A"/>
+          <w:sz w:val="30"/>
+        </w:rPr>
+        <w:t>敌人强度：两根轴</w:t>
+      </w:r>
+    </w:p>
+    <w:p>
+      <w:r>
+        <w:rPr>
+          <w:rFonts w:ascii="Georgia" w:hAnsi="Georgia" w:eastAsia="Noto Serif CJK SC"/>
+          <w:b w:val="0"/>
+          <w:sz w:val="21"/>
+        </w:rPr>
+        <w:t>凶险度（残留→成形→溃烂）= 打的难度；执念复杂度 = 渡的难度。</w:t>
+      </w:r>
+    </w:p>
+    <w:tbl>
+      <w:tblPr>
+        <w:tblStyle w:val="TableGrid"/>
+        <w:tblW w:type="auto" w:w="0"/>
+        <w:tblLook w:firstColumn="1" w:firstRow="1" w:lastColumn="0" w:lastRow="0" w:noHBand="0" w:noVBand="1" w:val="04A0"/>
+      </w:tblPr>
+      <w:tblGrid>
+        <w:gridCol w:w="3022"/>
+        <w:gridCol w:w="3022"/>
+        <w:gridCol w:w="3022"/>
+      </w:tblGrid>
+      <w:tr>
+        <w:tc>
+          <w:tcPr>
+            <w:tcW w:type="dxa" w:w="3022"/>
+          </w:tcPr>
+          <w:p>
+            <w:r/>
+          </w:p>
+        </w:tc>
+        <w:tc>
+          <w:tcPr>
+            <w:tcW w:type="dxa" w:w="3022"/>
+          </w:tcPr>
+          <w:p>
+            <w:r/>
+            <w:r>
+              <w:rPr>
+                <w:rFonts w:ascii="Georgia" w:hAnsi="Georgia" w:eastAsia="Noto Serif CJK SC"/>
+                <w:b/>
+                <w:sz w:val="19"/>
+              </w:rPr>
+              <w:t>好渡</w:t>
+            </w:r>
+          </w:p>
+        </w:tc>
+        <w:tc>
+          <w:tcPr>
+            <w:tcW w:type="dxa" w:w="3022"/>
+          </w:tcPr>
+          <w:p>
+            <w:r/>
+            <w:r>
+              <w:rPr>
+                <w:rFonts w:ascii="Georgia" w:hAnsi="Georgia" w:eastAsia="Noto Serif CJK SC"/>
+                <w:b/>
+                <w:sz w:val="19"/>
+              </w:rPr>
+              <w:t>难渡</w:t>
+            </w:r>
+          </w:p>
+        </w:tc>
+      </w:tr>
+      <w:tr>
+        <w:tc>
+          <w:tcPr>
+            <w:tcW w:type="dxa" w:w="3022"/>
+          </w:tcPr>
+          <w:p>
+            <w:r/>
+            <w:r>
+              <w:rPr>
+                <w:rFonts w:ascii="Georgia" w:hAnsi="Georgia" w:eastAsia="Noto Serif CJK SC"/>
+                <w:b/>
+                <w:sz w:val="19"/>
+              </w:rPr>
+              <w:t>好打</w:t>
+            </w:r>
+          </w:p>
+        </w:tc>
+        <w:tc>
+          <w:tcPr>
+            <w:tcW w:type="dxa" w:w="3022"/>
+          </w:tcPr>
+          <w:p>
+            <w:r/>
+            <w:r>
+              <w:rPr>
+                <w:rFonts w:ascii="Georgia" w:hAnsi="Georgia" w:eastAsia="Noto Serif CJK SC"/>
+                <w:b w:val="0"/>
+                <w:sz w:val="19"/>
+              </w:rPr>
+              <w:t>新手局／调节节奏</w:t>
+            </w:r>
+          </w:p>
+        </w:tc>
+        <w:tc>
+          <w:tcPr>
+            <w:tcW w:type="dxa" w:w="3022"/>
+          </w:tcPr>
+          <w:p>
+            <w:r/>
+            <w:r>
+              <w:rPr>
+                <w:rFonts w:ascii="Georgia" w:hAnsi="Georgia" w:eastAsia="Noto Serif CJK SC"/>
+                <w:b/>
+                <w:sz w:val="19"/>
+              </w:rPr>
+              <w:t>催泪局</w:t>
+            </w:r>
+            <w:r>
+              <w:rPr>
+                <w:rFonts w:ascii="Georgia" w:hAnsi="Georgia" w:eastAsia="Noto Serif CJK SC"/>
+                <w:b w:val="0"/>
+                <w:sz w:val="19"/>
+              </w:rPr>
+              <w:t>——它不伤人，就是不肯走</w:t>
+            </w:r>
+          </w:p>
+        </w:tc>
+      </w:tr>
+      <w:tr>
+        <w:tc>
+          <w:tcPr>
+            <w:tcW w:type="dxa" w:w="3022"/>
+          </w:tcPr>
+          <w:p>
+            <w:r/>
+            <w:r>
+              <w:rPr>
+                <w:rFonts w:ascii="Georgia" w:hAnsi="Georgia" w:eastAsia="Noto Serif CJK SC"/>
+                <w:b/>
+                <w:sz w:val="19"/>
+              </w:rPr>
+              <w:t>难打</w:t>
+            </w:r>
+          </w:p>
+        </w:tc>
+        <w:tc>
+          <w:tcPr>
+            <w:tcW w:type="dxa" w:w="3022"/>
+          </w:tcPr>
+          <w:p>
+            <w:r/>
+            <w:r>
+              <w:rPr>
+                <w:rFonts w:ascii="Georgia" w:hAnsi="Georgia" w:eastAsia="Noto Serif CJK SC"/>
+                <w:b/>
+                <w:sz w:val="19"/>
+              </w:rPr>
+              <w:t>限时局</w:t>
+            </w:r>
+            <w:r>
+              <w:rPr>
+                <w:rFonts w:ascii="Georgia" w:hAnsi="Georgia" w:eastAsia="Noto Serif CJK SC"/>
+                <w:b w:val="0"/>
+                <w:sz w:val="19"/>
+              </w:rPr>
+              <w:t>——真相已知，撑住就行</w:t>
+            </w:r>
+          </w:p>
+        </w:tc>
+        <w:tc>
+          <w:tcPr>
+            <w:tcW w:type="dxa" w:w="3022"/>
+          </w:tcPr>
+          <w:p>
+            <w:r/>
+            <w:r>
+              <w:rPr>
+                <w:rFonts w:ascii="Georgia" w:hAnsi="Georgia" w:eastAsia="Noto Serif CJK SC"/>
+                <w:b/>
+                <w:sz w:val="19"/>
+              </w:rPr>
+              <w:t>单元 BOSS</w:t>
+            </w:r>
+          </w:p>
+        </w:tc>
+      </w:tr>
+    </w:tbl>
+    <w:p/>
+    <w:p>
+      <w:pPr>
+        <w:spacing w:before="120" w:after="120"/>
+        <w:ind w:left="454"/>
+      </w:pPr>
+      <w:r>
+        <w:rPr>
+          <w:rFonts w:ascii="Georgia" w:hAnsi="Georgia" w:eastAsia="Noto Serif CJK SC"/>
+          <w:b w:val="0"/>
+          <w:i/>
+          <w:color w:val="554422"/>
+          <w:sz w:val="21"/>
+        </w:rPr>
+        <w:t xml:space="preserve">第一卷夏晚宁 = </w:t>
+      </w:r>
+      <w:r>
+        <w:rPr>
+          <w:rFonts w:ascii="Georgia" w:hAnsi="Georgia" w:eastAsia="Noto Serif CJK SC"/>
+          <w:b/>
+          <w:i/>
+          <w:color w:val="554422"/>
+          <w:sz w:val="21"/>
+        </w:rPr>
+        <w:t>好打难渡</w:t>
+      </w:r>
+      <w:r>
+        <w:rPr>
+          <w:rFonts w:ascii="Georgia" w:hAnsi="Georgia" w:eastAsia="Noto Serif CJK SC"/>
+          <w:b w:val="0"/>
+          <w:i/>
+          <w:color w:val="554422"/>
+          <w:sz w:val="21"/>
+        </w:rPr>
+        <w:t>（执念不是复仇，方向找错就渡不掉）</w:t>
+      </w:r>
+    </w:p>
+    <w:p>
+      <w:pPr>
+        <w:spacing w:before="320" w:after="120"/>
+      </w:pPr>
+      <w:r>
+        <w:rPr>
+          <w:rFonts w:ascii="Georgia" w:hAnsi="Georgia" w:eastAsia="Noto Serif CJK SC"/>
+          <w:b/>
+          <w:color w:val="1A1A1A"/>
+          <w:sz w:val="30"/>
+        </w:rPr>
+        <w:t>战斗手感：别人在打，他在拖</w:t>
+      </w:r>
+    </w:p>
+    <w:p>
+      <w:pPr>
+        <w:pStyle w:val="ListBullet"/>
+        <w:spacing w:after="40"/>
+        <w:ind w:left="425"/>
+      </w:pPr>
+      <w:r>
+        <w:rPr>
+          <w:rFonts w:ascii="Georgia" w:hAnsi="Georgia" w:eastAsia="Noto Serif CJK SC"/>
+          <w:b w:val="0"/>
+          <w:sz w:val="21"/>
+        </w:rPr>
+        <w:t>目标从来不是击杀，是</w:t>
+      </w:r>
+      <w:r>
+        <w:rPr>
+          <w:rFonts w:ascii="Georgia" w:hAnsi="Georgia" w:eastAsia="Noto Serif CJK SC"/>
+          <w:b/>
+          <w:sz w:val="21"/>
+        </w:rPr>
+        <w:t>撑住</w:t>
+      </w:r>
+      <w:r>
+        <w:rPr>
+          <w:rFonts w:ascii="Georgia" w:hAnsi="Georgia" w:eastAsia="Noto Serif CJK SC"/>
+          <w:b w:val="0"/>
+          <w:sz w:val="21"/>
+        </w:rPr>
+        <w:t>——控住、隔断、拖到执念解开。像拆弹，不像互殴</w:t>
+      </w:r>
+    </w:p>
+    <w:p>
+      <w:pPr>
+        <w:pStyle w:val="ListBullet"/>
+        <w:spacing w:after="40"/>
+        <w:ind w:left="425"/>
+      </w:pPr>
+      <w:r>
+        <w:rPr>
+          <w:rFonts w:ascii="Georgia" w:hAnsi="Georgia" w:eastAsia="Noto Serif CJK SC"/>
+          <w:b w:val="0"/>
+          <w:sz w:val="21"/>
+        </w:rPr>
+        <w:t>手段来自殡葬行当：白布、引魂香、镇物、朱砂线、老规矩</w:t>
+      </w:r>
+    </w:p>
+    <w:p>
+      <w:pPr>
+        <w:pStyle w:val="ListBullet"/>
+        <w:spacing w:after="40"/>
+        <w:ind w:left="425"/>
+      </w:pPr>
+      <w:r>
+        <w:rPr>
+          <w:rFonts w:ascii="Georgia" w:hAnsi="Georgia" w:eastAsia="Noto Serif CJK SC"/>
+          <w:b w:val="0"/>
+          <w:sz w:val="21"/>
+        </w:rPr>
+        <w:t>功能只有</w:t>
+      </w:r>
+      <w:r>
+        <w:rPr>
+          <w:rFonts w:ascii="Georgia" w:hAnsi="Georgia" w:eastAsia="Noto Serif CJK SC"/>
+          <w:b/>
+          <w:sz w:val="21"/>
+        </w:rPr>
+        <w:t>束缚 / 延迟 / 隔断</w:t>
+      </w:r>
+      <w:r>
+        <w:rPr>
+          <w:rFonts w:ascii="Georgia" w:hAnsi="Georgia" w:eastAsia="Noto Serif CJK SC"/>
+          <w:b w:val="0"/>
+          <w:sz w:val="21"/>
+        </w:rPr>
+        <w:t>，没有一样是伤害性的</w:t>
+      </w:r>
+    </w:p>
+    <w:p>
+      <w:pPr>
+        <w:pStyle w:val="ListBullet"/>
+        <w:spacing w:after="40"/>
+        <w:ind w:left="425"/>
+      </w:pPr>
+      <w:r>
+        <w:rPr>
+          <w:rFonts w:ascii="Georgia" w:hAnsi="Georgia" w:eastAsia="Noto Serif CJK SC"/>
+          <w:b/>
+          <w:sz w:val="21"/>
+        </w:rPr>
+        <w:t>全场只有他一个人不想赢，他只想来得及</w:t>
+      </w:r>
+    </w:p>
+    <w:p>
+      <w:pPr>
+        <w:spacing w:before="320" w:after="120"/>
+      </w:pPr>
+      <w:r>
+        <w:rPr>
+          <w:rFonts w:ascii="Georgia" w:hAnsi="Georgia" w:eastAsia="Noto Serif CJK SC"/>
+          <w:b/>
+          <w:color w:val="1A1A1A"/>
+          <w:sz w:val="30"/>
+        </w:rPr>
+        <w:t>四方的动词</w:t>
+      </w:r>
+    </w:p>
+    <w:tbl>
+      <w:tblPr>
+        <w:tblStyle w:val="TableGrid"/>
+        <w:tblW w:type="auto" w:w="0"/>
+        <w:tblLook w:firstColumn="1" w:firstRow="1" w:lastColumn="0" w:lastRow="0" w:noHBand="0" w:noVBand="1" w:val="04A0"/>
+      </w:tblPr>
+      <w:tblGrid>
+        <w:gridCol w:w="3022"/>
+        <w:gridCol w:w="3022"/>
+        <w:gridCol w:w="3022"/>
+      </w:tblGrid>
+      <w:tr>
+        <w:tc>
+          <w:tcPr>
+            <w:tcW w:type="dxa" w:w="3022"/>
+          </w:tcPr>
+          <w:p>
+            <w:r/>
+            <w:r>
+              <w:rPr>
+                <w:rFonts w:ascii="Georgia" w:hAnsi="Georgia" w:eastAsia="Noto Serif CJK SC"/>
+                <w:b/>
+                <w:sz w:val="19"/>
+              </w:rPr>
+              <w:t>势力</w:t>
+            </w:r>
+          </w:p>
+        </w:tc>
+        <w:tc>
+          <w:tcPr>
+            <w:tcW w:type="dxa" w:w="3022"/>
+          </w:tcPr>
+          <w:p>
+            <w:r/>
+            <w:r>
+              <w:rPr>
+                <w:rFonts w:ascii="Georgia" w:hAnsi="Georgia" w:eastAsia="Noto Serif CJK SC"/>
+                <w:b/>
+                <w:sz w:val="19"/>
+              </w:rPr>
+              <w:t>动词</w:t>
+            </w:r>
+          </w:p>
+        </w:tc>
+        <w:tc>
+          <w:tcPr>
+            <w:tcW w:type="dxa" w:w="3022"/>
+          </w:tcPr>
+          <w:p>
+            <w:r/>
+            <w:r>
+              <w:rPr>
+                <w:rFonts w:ascii="Georgia" w:hAnsi="Georgia" w:eastAsia="Noto Serif CJK SC"/>
+                <w:b/>
+                <w:sz w:val="19"/>
+              </w:rPr>
+              <w:t>手段</w:t>
+            </w:r>
+          </w:p>
+        </w:tc>
+      </w:tr>
+      <w:tr>
+        <w:tc>
+          <w:tcPr>
+            <w:tcW w:type="dxa" w:w="3022"/>
+          </w:tcPr>
+          <w:p>
+            <w:r/>
+            <w:r>
+              <w:rPr>
+                <w:rFonts w:ascii="Georgia" w:hAnsi="Georgia" w:eastAsia="Noto Serif CJK SC"/>
+                <w:b w:val="0"/>
+                <w:sz w:val="19"/>
+              </w:rPr>
+              <w:t>四大家</w:t>
+            </w:r>
+          </w:p>
+        </w:tc>
+        <w:tc>
+          <w:tcPr>
+            <w:tcW w:type="dxa" w:w="3022"/>
+          </w:tcPr>
+          <w:p>
+            <w:r/>
+            <w:r>
+              <w:rPr>
+                <w:rFonts w:ascii="Georgia" w:hAnsi="Georgia" w:eastAsia="Noto Serif CJK SC"/>
+                <w:b/>
+                <w:sz w:val="19"/>
+              </w:rPr>
+              <w:t>奴役</w:t>
+            </w:r>
+          </w:p>
+        </w:tc>
+        <w:tc>
+          <w:tcPr>
+            <w:tcW w:type="dxa" w:w="3022"/>
+          </w:tcPr>
+          <w:p>
+            <w:r/>
+            <w:r>
+              <w:rPr>
+                <w:rFonts w:ascii="Georgia" w:hAnsi="Georgia" w:eastAsia="Noto Serif CJK SC"/>
+                <w:b w:val="0"/>
+                <w:sz w:val="19"/>
+              </w:rPr>
+              <w:t>镇压后驱使，用鬼打架——最强也最恶</w:t>
+            </w:r>
+          </w:p>
+        </w:tc>
+      </w:tr>
+      <w:tr>
+        <w:tc>
+          <w:tcPr>
+            <w:tcW w:type="dxa" w:w="3022"/>
+          </w:tcPr>
+          <w:p>
+            <w:r/>
+            <w:r>
+              <w:rPr>
+                <w:rFonts w:ascii="Georgia" w:hAnsi="Georgia" w:eastAsia="Noto Serif CJK SC"/>
+                <w:b w:val="0"/>
+                <w:sz w:val="19"/>
+              </w:rPr>
+              <w:t>清明司</w:t>
+            </w:r>
+          </w:p>
+        </w:tc>
+        <w:tc>
+          <w:tcPr>
+            <w:tcW w:type="dxa" w:w="3022"/>
+          </w:tcPr>
+          <w:p>
+            <w:r/>
+            <w:r>
+              <w:rPr>
+                <w:rFonts w:ascii="Georgia" w:hAnsi="Georgia" w:eastAsia="Noto Serif CJK SC"/>
+                <w:b/>
+                <w:sz w:val="19"/>
+              </w:rPr>
+              <w:t>清除</w:t>
+            </w:r>
+          </w:p>
+        </w:tc>
+        <w:tc>
+          <w:tcPr>
+            <w:tcW w:type="dxa" w:w="3022"/>
+          </w:tcPr>
+          <w:p>
+            <w:r/>
+            <w:r>
+              <w:rPr>
+                <w:rFonts w:ascii="Georgia" w:hAnsi="Georgia" w:eastAsia="Noto Serif CJK SC"/>
+                <w:b w:val="0"/>
+                <w:sz w:val="19"/>
+              </w:rPr>
+              <w:t>工业化强杀，高效、标准、留残渣</w:t>
+            </w:r>
+          </w:p>
+        </w:tc>
+      </w:tr>
+      <w:tr>
+        <w:tc>
+          <w:tcPr>
+            <w:tcW w:type="dxa" w:w="3022"/>
+          </w:tcPr>
+          <w:p>
+            <w:r/>
+            <w:r>
+              <w:rPr>
+                <w:rFonts w:ascii="Georgia" w:hAnsi="Georgia" w:eastAsia="Noto Serif CJK SC"/>
+                <w:b w:val="0"/>
+                <w:sz w:val="19"/>
+              </w:rPr>
+              <w:t>反派组织</w:t>
+            </w:r>
+          </w:p>
+        </w:tc>
+        <w:tc>
+          <w:tcPr>
+            <w:tcW w:type="dxa" w:w="3022"/>
+          </w:tcPr>
+          <w:p>
+            <w:r/>
+            <w:r>
+              <w:rPr>
+                <w:rFonts w:ascii="Georgia" w:hAnsi="Georgia" w:eastAsia="Noto Serif CJK SC"/>
+                <w:b/>
+                <w:sz w:val="19"/>
+              </w:rPr>
+              <w:t>制造</w:t>
+            </w:r>
+          </w:p>
+        </w:tc>
+        <w:tc>
+          <w:tcPr>
+            <w:tcW w:type="dxa" w:w="3022"/>
+          </w:tcPr>
+          <w:p>
+            <w:r/>
+            <w:r>
+              <w:rPr>
+                <w:rFonts w:ascii="Georgia" w:hAnsi="Georgia" w:eastAsia="Noto Serif CJK SC"/>
+                <w:b w:val="0"/>
+                <w:sz w:val="19"/>
+              </w:rPr>
+              <w:t>造新鬼当武器</w:t>
+            </w:r>
+          </w:p>
+        </w:tc>
+      </w:tr>
+      <w:tr>
+        <w:tc>
+          <w:tcPr>
+            <w:tcW w:type="dxa" w:w="3022"/>
+          </w:tcPr>
+          <w:p>
+            <w:r/>
+            <w:r>
+              <w:rPr>
+                <w:rFonts w:ascii="Georgia" w:hAnsi="Georgia" w:eastAsia="Noto Serif CJK SC"/>
+                <w:b/>
+                <w:sz w:val="19"/>
+              </w:rPr>
+              <w:t>陈渡</w:t>
+            </w:r>
+          </w:p>
+        </w:tc>
+        <w:tc>
+          <w:tcPr>
+            <w:tcW w:type="dxa" w:w="3022"/>
+          </w:tcPr>
+          <w:p>
+            <w:r/>
+            <w:r>
+              <w:rPr>
+                <w:rFonts w:ascii="Georgia" w:hAnsi="Georgia" w:eastAsia="Noto Serif CJK SC"/>
+                <w:b/>
+                <w:sz w:val="19"/>
+              </w:rPr>
+              <w:t>解放</w:t>
+            </w:r>
+          </w:p>
+        </w:tc>
+        <w:tc>
+          <w:tcPr>
+            <w:tcW w:type="dxa" w:w="3022"/>
+          </w:tcPr>
+          <w:p>
+            <w:r/>
+            <w:r>
+              <w:rPr>
+                <w:rFonts w:ascii="Georgia" w:hAnsi="Georgia" w:eastAsia="Noto Serif CJK SC"/>
+                <w:b w:val="0"/>
+                <w:sz w:val="19"/>
+              </w:rPr>
+              <w:t>渡</w:t>
+            </w:r>
+          </w:p>
+        </w:tc>
+      </w:tr>
+    </w:tbl>
+    <w:p/>
+    <w:p>
+      <w:r>
+        <w:rPr>
+          <w:rFonts w:ascii="Georgia" w:hAnsi="Georgia" w:eastAsia="Noto Serif CJK SC"/>
+          <w:b/>
+          <w:sz w:val="21"/>
+        </w:rPr>
+        <w:t>陆恒的定位</w:t>
+      </w:r>
+      <w:r>
+        <w:rPr>
+          <w:rFonts w:ascii="Georgia" w:hAnsi="Georgia" w:eastAsia="Noto Serif CJK SC"/>
+          <w:b w:val="0"/>
+          <w:sz w:val="21"/>
+        </w:rPr>
+        <w:t>：渡魂一脉，攒了几十年碎片，承载高到身上住着几百个人——早就不像个人了。</w:t>
+      </w:r>
+    </w:p>
+    <w:p>
+      <w:r>
+        <w:rPr>
+          <w:rFonts w:ascii="Georgia" w:hAnsi="Georgia" w:eastAsia="Noto Serif CJK SC"/>
+          <w:b/>
+          <w:sz w:val="21"/>
+        </w:rPr>
+        <w:t>他是陈渡的未来投影。</w:t>
+      </w:r>
+      <w:r>
+        <w:rPr>
+          <w:rFonts w:ascii="Georgia" w:hAnsi="Georgia" w:eastAsia="Noto Serif CJK SC"/>
+          <w:b w:val="0"/>
+          <w:sz w:val="21"/>
+        </w:rPr>
+        <w:t xml:space="preserve"> 反转那一刻，陈渡看着他，看见的是自己再走二十年会变成什么样。</w:t>
+      </w:r>
+    </w:p>
+    <w:p>
+      <w:pPr>
+        <w:spacing w:before="320" w:after="120"/>
+      </w:pPr>
+      <w:r>
+        <w:rPr>
+          <w:rFonts w:ascii="Georgia" w:hAnsi="Georgia" w:eastAsia="Noto Serif CJK SC"/>
+          <w:b/>
+          <w:color w:val="1A1A1A"/>
+          <w:sz w:val="30"/>
+        </w:rPr>
+        <w:t>三条禁令</w:t>
+      </w:r>
+    </w:p>
+    <w:p>
+      <w:pPr>
+        <w:pStyle w:val="ListNumber"/>
+        <w:spacing w:after="40"/>
+        <w:ind w:left="425"/>
+      </w:pPr>
+      <w:r>
+        <w:rPr>
+          <w:rFonts w:ascii="Georgia" w:hAnsi="Georgia" w:eastAsia="Noto Serif CJK SC"/>
+          <w:b/>
+          <w:sz w:val="21"/>
+        </w:rPr>
+        <w:t>不搞境界划分</w:t>
+      </w:r>
+      <w:r>
+        <w:rPr>
+          <w:rFonts w:ascii="Georgia" w:hAnsi="Georgia" w:eastAsia="Noto Serif CJK SC"/>
+          <w:b w:val="0"/>
+          <w:sz w:val="21"/>
+        </w:rPr>
+        <w:t>（练气筑基那套）——与现代悬疑气质冲突</w:t>
+      </w:r>
+    </w:p>
+    <w:p>
+      <w:pPr>
+        <w:pStyle w:val="ListNumber"/>
+        <w:spacing w:after="40"/>
+        <w:ind w:left="425"/>
+      </w:pPr>
+      <w:r>
+        <w:rPr>
+          <w:rFonts w:ascii="Georgia" w:hAnsi="Georgia" w:eastAsia="Noto Serif CJK SC"/>
+          <w:b/>
+          <w:sz w:val="21"/>
+        </w:rPr>
+        <w:t>不数值化</w:t>
+      </w:r>
+      <w:r>
+        <w:rPr>
+          <w:rFonts w:ascii="Georgia" w:hAnsi="Georgia" w:eastAsia="Noto Serif CJK SC"/>
+          <w:b w:val="0"/>
+          <w:sz w:val="21"/>
+        </w:rPr>
+        <w:t>（战力5000）——数字一出现悬疑感就死</w:t>
+      </w:r>
+    </w:p>
+    <w:p>
+      <w:pPr>
+        <w:pStyle w:val="ListNumber"/>
+        <w:spacing w:after="40"/>
+        <w:ind w:left="425"/>
+      </w:pPr>
+      <w:r>
+        <w:rPr>
+          <w:rFonts w:ascii="Georgia" w:hAnsi="Georgia" w:eastAsia="Noto Serif CJK SC"/>
+          <w:b/>
+          <w:sz w:val="21"/>
+        </w:rPr>
+        <w:t>不让主角变物理战神</w:t>
+      </w:r>
+      <w:r>
+        <w:rPr>
+          <w:rFonts w:ascii="Georgia" w:hAnsi="Georgia" w:eastAsia="Noto Serif CJK SC"/>
+          <w:b w:val="0"/>
+          <w:sz w:val="21"/>
+        </w:rPr>
+        <w:t>——他一强，"来不及"就没了。</w:t>
+      </w:r>
+      <w:r>
+        <w:rPr>
+          <w:rFonts w:ascii="Georgia" w:hAnsi="Georgia" w:eastAsia="Noto Serif CJK SC"/>
+          <w:b/>
+          <w:sz w:val="21"/>
+        </w:rPr>
+        <w:t>全书紧迫感全靠"来不及"撑着</w:t>
       </w:r>
     </w:p>
     <w:p>
@@ -2496,6 +5800,14 @@
         </w:rPr>
         <w:t>：渡魂陈家最后的血脉。当年陈家主张"超度而非囚禁"，被四大家联手灭门。</w:t>
       </w:r>
+      <w:r>
+        <w:rPr>
+          <w:rFonts w:ascii="Georgia" w:hAnsi="Georgia" w:eastAsia="Noto Serif CJK SC"/>
+          <w:b/>
+          <w:sz w:val="21"/>
+        </w:rPr>
+        <w:t>真正的灭门理由不是理念不合，而是渡魂一脉能解放四大家所有被镇压的武器——他们是四大家力量体系的天敌，不杀就得死。</w:t>
+      </w:r>
     </w:p>
     <w:p>
       <w:pPr>
@@ -3539,6 +6851,55 @@
     </w:p>
     <w:p>
       <w:pPr>
+        <w:pStyle w:val="ListBullet"/>
+        <w:spacing w:after="40"/>
+        <w:ind w:left="425"/>
+      </w:pPr>
+      <w:r>
+        <w:rPr>
+          <w:rFonts w:ascii="Georgia" w:hAnsi="Georgia" w:eastAsia="Noto Serif CJK SC"/>
+          <w:b/>
+          <w:sz w:val="21"/>
+        </w:rPr>
+        <w:t>本卷同时示范三条规则</w:t>
+      </w:r>
+      <w:r>
+        <w:rPr>
+          <w:rFonts w:ascii="Georgia" w:hAnsi="Georgia" w:eastAsia="Noto Serif CJK SC"/>
+          <w:b w:val="0"/>
+          <w:sz w:val="21"/>
+        </w:rPr>
+        <w:t>：①残留期碰本体（第2章）②成形后只能走遗物（第15章·鞋）</w:t>
+      </w:r>
+    </w:p>
+    <w:p>
+      <w:r>
+        <w:rPr>
+          <w:rFonts w:ascii="Georgia" w:hAnsi="Georgia" w:eastAsia="Noto Serif CJK SC"/>
+          <w:b w:val="0"/>
+          <w:sz w:val="21"/>
+        </w:rPr>
+        <w:t>③陈渡自己就是催化剂——</w:t>
+      </w:r>
+      <w:r>
+        <w:rPr>
+          <w:rFonts w:ascii="Georgia" w:hAnsi="Georgia" w:eastAsia="Noto Serif CJK SC"/>
+          <w:b/>
+          <w:sz w:val="21"/>
+        </w:rPr>
+        <w:t>是他的注意让她开始成形</w:t>
+      </w:r>
+      <w:r>
+        <w:rPr>
+          <w:rFonts w:ascii="Georgia" w:hAnsi="Georgia" w:eastAsia="Noto Serif CJK SC"/>
+          <w:b w:val="0"/>
+          <w:sz w:val="21"/>
+        </w:rPr>
+        <w:t>（第12章，他要为此自责）</w:t>
+      </w:r>
+    </w:p>
+    <w:p>
+      <w:pPr>
         <w:spacing w:before="240" w:after="120"/>
       </w:pPr>
       <w:r>
@@ -3934,10 +7295,18 @@
       <w:r>
         <w:rPr>
           <w:rFonts w:ascii="Georgia" w:hAnsi="Georgia" w:eastAsia="Noto Serif CJK SC"/>
+          <w:b/>
+          <w:sz w:val="21"/>
+        </w:rPr>
+        <w:t>她已成形，本体碰不得</w:t>
+      </w:r>
+      <w:r>
+        <w:rPr>
+          <w:rFonts w:ascii="Georgia" w:hAnsi="Georgia" w:eastAsia="Noto Serif CJK SC"/>
           <w:b w:val="0"/>
           <w:sz w:val="21"/>
         </w:rPr>
-        <w:t>陈渡用掉</w:t>
+        <w:t>。陈渡必须走遗物——</w:t>
       </w:r>
       <w:r>
         <w:rPr>
@@ -3945,6 +7314,32 @@
           <w:b/>
           <w:sz w:val="21"/>
         </w:rPr>
+        <w:t>那只鞋</w:t>
+      </w:r>
+      <w:r>
+        <w:rPr>
+          <w:rFonts w:ascii="Georgia" w:hAnsi="Georgia" w:eastAsia="Noto Serif CJK SC"/>
+          <w:b w:val="0"/>
+          <w:sz w:val="21"/>
+        </w:rPr>
+        <w:t>（回收第2章"只有一只高跟鞋"）。</w:t>
+      </w:r>
+    </w:p>
+    <w:p>
+      <w:r>
+        <w:rPr>
+          <w:rFonts w:ascii="Georgia" w:hAnsi="Georgia" w:eastAsia="Noto Serif CJK SC"/>
+          <w:b w:val="0"/>
+          <w:sz w:val="21"/>
+        </w:rPr>
+        <w:t>另一只甩在天台，被物业当垃圾收了。他翻遍垃圾中转站找到它，用掉</w:t>
+      </w:r>
+      <w:r>
+        <w:rPr>
+          <w:rFonts w:ascii="Georgia" w:hAnsi="Georgia" w:eastAsia="Noto Serif CJK SC"/>
+          <w:b/>
+          <w:sz w:val="21"/>
+        </w:rPr>
         <w:t>最后一次回溯</w:t>
       </w:r>
       <w:r>
@@ -3953,7 +7348,17 @@
           <w:b w:val="0"/>
           <w:sz w:val="21"/>
         </w:rPr>
-        <w:t>。这次他没看坠楼，他看的是</w:t>
+        <w:t>，</w:t>
+      </w:r>
+    </w:p>
+    <w:p>
+      <w:r>
+        <w:rPr>
+          <w:rFonts w:ascii="Georgia" w:hAnsi="Georgia" w:eastAsia="Noto Serif CJK SC"/>
+          <w:b w:val="0"/>
+          <w:sz w:val="21"/>
+        </w:rPr>
+        <w:t>这次看的不是坠楼，是</w:t>
       </w:r>
       <w:r>
         <w:rPr>
@@ -5978,6 +9383,88 @@
                 <w:sz w:val="19"/>
               </w:rPr>
               <w:t>第15-16章 翻案：是拉不是推</w:t>
+            </w:r>
+          </w:p>
+        </w:tc>
+        <w:tc>
+          <w:tcPr>
+            <w:tcW w:type="dxa" w:w="1813"/>
+          </w:tcPr>
+          <w:p>
+            <w:r/>
+            <w:r>
+              <w:rPr>
+                <w:rFonts w:ascii="Georgia" w:hAnsi="Georgia" w:eastAsia="Noto Serif CJK SC"/>
+                <w:b w:val="0"/>
+                <w:sz w:val="19"/>
+              </w:rPr>
+              <w:t>待回收</w:t>
+            </w:r>
+          </w:p>
+        </w:tc>
+      </w:tr>
+      <w:tr>
+        <w:tc>
+          <w:tcPr>
+            <w:tcW w:type="dxa" w:w="1813"/>
+          </w:tcPr>
+          <w:p>
+            <w:r/>
+            <w:r>
+              <w:rPr>
+                <w:rFonts w:ascii="Georgia" w:hAnsi="Georgia" w:eastAsia="Noto Serif CJK SC"/>
+                <w:b w:val="0"/>
+                <w:sz w:val="19"/>
+              </w:rPr>
+              <w:t>F02b</w:t>
+            </w:r>
+          </w:p>
+        </w:tc>
+        <w:tc>
+          <w:tcPr>
+            <w:tcW w:type="dxa" w:w="1813"/>
+          </w:tcPr>
+          <w:p>
+            <w:r/>
+            <w:r>
+              <w:rPr>
+                <w:rFonts w:ascii="Georgia" w:hAnsi="Georgia" w:eastAsia="Noto Serif CJK SC"/>
+                <w:b w:val="0"/>
+                <w:sz w:val="19"/>
+              </w:rPr>
+              <w:t>第2章</w:t>
+            </w:r>
+          </w:p>
+        </w:tc>
+        <w:tc>
+          <w:tcPr>
+            <w:tcW w:type="dxa" w:w="1813"/>
+          </w:tcPr>
+          <w:p>
+            <w:r/>
+            <w:r>
+              <w:rPr>
+                <w:rFonts w:ascii="Georgia" w:hAnsi="Georgia" w:eastAsia="Noto Serif CJK SC"/>
+                <w:b w:val="0"/>
+                <w:sz w:val="19"/>
+              </w:rPr>
+              <w:t>镜中她"只有一只高跟鞋"</w:t>
+            </w:r>
+          </w:p>
+        </w:tc>
+        <w:tc>
+          <w:tcPr>
+            <w:tcW w:type="dxa" w:w="1813"/>
+          </w:tcPr>
+          <w:p>
+            <w:r/>
+            <w:r>
+              <w:rPr>
+                <w:rFonts w:ascii="Georgia" w:hAnsi="Georgia" w:eastAsia="Noto Serif CJK SC"/>
+                <w:b/>
+                <w:sz w:val="19"/>
+              </w:rPr>
+              <w:t>第15章 另一只鞋＝关键遗物</w:t>
             </w:r>
           </w:p>
         </w:tc>
@@ -6552,6 +10039,424 @@
                 <w:sz w:val="19"/>
               </w:rPr>
               <w:t>第三层真相</w:t>
+            </w:r>
+          </w:p>
+        </w:tc>
+        <w:tc>
+          <w:tcPr>
+            <w:tcW w:type="dxa" w:w="1813"/>
+          </w:tcPr>
+          <w:p>
+            <w:r/>
+            <w:r>
+              <w:rPr>
+                <w:rFonts w:ascii="Georgia" w:hAnsi="Georgia" w:eastAsia="Noto Serif CJK SC"/>
+                <w:b w:val="0"/>
+                <w:sz w:val="19"/>
+              </w:rPr>
+              <w:t>长线</w:t>
+            </w:r>
+          </w:p>
+        </w:tc>
+      </w:tr>
+      <w:tr>
+        <w:tc>
+          <w:tcPr>
+            <w:tcW w:type="dxa" w:w="1813"/>
+          </w:tcPr>
+          <w:p>
+            <w:r/>
+            <w:r>
+              <w:rPr>
+                <w:rFonts w:ascii="Georgia" w:hAnsi="Georgia" w:eastAsia="Noto Serif CJK SC"/>
+                <w:b w:val="0"/>
+                <w:sz w:val="19"/>
+              </w:rPr>
+              <w:t>F10</w:t>
+            </w:r>
+          </w:p>
+        </w:tc>
+        <w:tc>
+          <w:tcPr>
+            <w:tcW w:type="dxa" w:w="1813"/>
+          </w:tcPr>
+          <w:p>
+            <w:r/>
+            <w:r>
+              <w:rPr>
+                <w:rFonts w:ascii="Georgia" w:hAnsi="Georgia" w:eastAsia="Noto Serif CJK SC"/>
+                <w:b w:val="0"/>
+                <w:sz w:val="19"/>
+              </w:rPr>
+              <w:t>设定</w:t>
+            </w:r>
+          </w:p>
+        </w:tc>
+        <w:tc>
+          <w:tcPr>
+            <w:tcW w:type="dxa" w:w="1813"/>
+          </w:tcPr>
+          <w:p>
+            <w:r/>
+            <w:r>
+              <w:rPr>
+                <w:rFonts w:ascii="Georgia" w:hAnsi="Georgia" w:eastAsia="Noto Serif CJK SC"/>
+                <w:b w:val="0"/>
+                <w:sz w:val="19"/>
+              </w:rPr>
+              <w:t>陆恒承载极高、身上住着几百个人</w:t>
+            </w:r>
+          </w:p>
+        </w:tc>
+        <w:tc>
+          <w:tcPr>
+            <w:tcW w:type="dxa" w:w="1813"/>
+          </w:tcPr>
+          <w:p>
+            <w:r/>
+            <w:r>
+              <w:rPr>
+                <w:rFonts w:ascii="Georgia" w:hAnsi="Georgia" w:eastAsia="Noto Serif CJK SC"/>
+                <w:b w:val="0"/>
+                <w:sz w:val="19"/>
+              </w:rPr>
+              <w:t>反转章：他是陈渡的未来投影</w:t>
+            </w:r>
+          </w:p>
+        </w:tc>
+        <w:tc>
+          <w:tcPr>
+            <w:tcW w:type="dxa" w:w="1813"/>
+          </w:tcPr>
+          <w:p>
+            <w:r/>
+            <w:r>
+              <w:rPr>
+                <w:rFonts w:ascii="Georgia" w:hAnsi="Georgia" w:eastAsia="Noto Serif CJK SC"/>
+                <w:b w:val="0"/>
+                <w:sz w:val="19"/>
+              </w:rPr>
+              <w:t>长线</w:t>
+            </w:r>
+          </w:p>
+        </w:tc>
+      </w:tr>
+      <w:tr>
+        <w:tc>
+          <w:tcPr>
+            <w:tcW w:type="dxa" w:w="1813"/>
+          </w:tcPr>
+          <w:p>
+            <w:r/>
+            <w:r>
+              <w:rPr>
+                <w:rFonts w:ascii="Georgia" w:hAnsi="Georgia" w:eastAsia="Noto Serif CJK SC"/>
+                <w:b w:val="0"/>
+                <w:sz w:val="19"/>
+              </w:rPr>
+              <w:t>F11</w:t>
+            </w:r>
+          </w:p>
+        </w:tc>
+        <w:tc>
+          <w:tcPr>
+            <w:tcW w:type="dxa" w:w="1813"/>
+          </w:tcPr>
+          <w:p>
+            <w:r/>
+            <w:r>
+              <w:rPr>
+                <w:rFonts w:ascii="Georgia" w:hAnsi="Georgia" w:eastAsia="Noto Serif CJK SC"/>
+                <w:b w:val="0"/>
+                <w:sz w:val="19"/>
+              </w:rPr>
+              <w:t>第14章</w:t>
+            </w:r>
+          </w:p>
+        </w:tc>
+        <w:tc>
+          <w:tcPr>
+            <w:tcW w:type="dxa" w:w="1813"/>
+          </w:tcPr>
+          <w:p>
+            <w:r/>
+            <w:r>
+              <w:rPr>
+                <w:rFonts w:ascii="Georgia" w:hAnsi="Georgia" w:eastAsia="Noto Serif CJK SC"/>
+                <w:b w:val="0"/>
+                <w:sz w:val="19"/>
+              </w:rPr>
+              <w:t>强杀留残渣＝零收益且制造未来的敌人</w:t>
+            </w:r>
+          </w:p>
+        </w:tc>
+        <w:tc>
+          <w:tcPr>
+            <w:tcW w:type="dxa" w:w="1813"/>
+          </w:tcPr>
+          <w:p>
+            <w:r/>
+            <w:r>
+              <w:rPr>
+                <w:rFonts w:ascii="Georgia" w:hAnsi="Georgia" w:eastAsia="Noto Serif CJK SC"/>
+                <w:b w:val="0"/>
+                <w:sz w:val="19"/>
+              </w:rPr>
+              <w:t>主角据此拒绝清明司的路线</w:t>
+            </w:r>
+          </w:p>
+        </w:tc>
+        <w:tc>
+          <w:tcPr>
+            <w:tcW w:type="dxa" w:w="1813"/>
+          </w:tcPr>
+          <w:p>
+            <w:r/>
+            <w:r>
+              <w:rPr>
+                <w:rFonts w:ascii="Georgia" w:hAnsi="Georgia" w:eastAsia="Noto Serif CJK SC"/>
+                <w:b w:val="0"/>
+                <w:sz w:val="19"/>
+              </w:rPr>
+              <w:t>待回收</w:t>
+            </w:r>
+          </w:p>
+        </w:tc>
+      </w:tr>
+      <w:tr>
+        <w:tc>
+          <w:tcPr>
+            <w:tcW w:type="dxa" w:w="1813"/>
+          </w:tcPr>
+          <w:p>
+            <w:r/>
+            <w:r>
+              <w:rPr>
+                <w:rFonts w:ascii="Georgia" w:hAnsi="Georgia" w:eastAsia="Noto Serif CJK SC"/>
+                <w:b w:val="0"/>
+                <w:sz w:val="19"/>
+              </w:rPr>
+              <w:t>F13</w:t>
+            </w:r>
+          </w:p>
+        </w:tc>
+        <w:tc>
+          <w:tcPr>
+            <w:tcW w:type="dxa" w:w="1813"/>
+          </w:tcPr>
+          <w:p>
+            <w:r/>
+            <w:r>
+              <w:rPr>
+                <w:rFonts w:ascii="Georgia" w:hAnsi="Georgia" w:eastAsia="Noto Serif CJK SC"/>
+                <w:b w:val="0"/>
+                <w:sz w:val="19"/>
+              </w:rPr>
+              <w:t>全书前期</w:t>
+            </w:r>
+          </w:p>
+        </w:tc>
+        <w:tc>
+          <w:tcPr>
+            <w:tcW w:type="dxa" w:w="1813"/>
+          </w:tcPr>
+          <w:p>
+            <w:r/>
+            <w:r>
+              <w:rPr>
+                <w:rFonts w:ascii="Georgia" w:hAnsi="Georgia" w:eastAsia="Noto Serif CJK SC"/>
+                <w:b w:val="0"/>
+                <w:sz w:val="19"/>
+              </w:rPr>
+              <w:t>每次死里逃生都有人暗中出手</w:t>
+            </w:r>
+          </w:p>
+        </w:tc>
+        <w:tc>
+          <w:tcPr>
+            <w:tcW w:type="dxa" w:w="1813"/>
+          </w:tcPr>
+          <w:p>
+            <w:r/>
+            <w:r>
+              <w:rPr>
+                <w:rFonts w:ascii="Georgia" w:hAnsi="Georgia" w:eastAsia="Noto Serif CJK SC"/>
+                <w:b w:val="0"/>
+                <w:sz w:val="19"/>
+              </w:rPr>
+              <w:t>反转章：</w:t>
+            </w:r>
+            <w:r>
+              <w:rPr>
+                <w:rFonts w:ascii="Georgia" w:hAnsi="Georgia" w:eastAsia="Noto Serif CJK SC"/>
+                <w:b/>
+                <w:sz w:val="19"/>
+              </w:rPr>
+              <w:t>每次都是陆恒</w:t>
+            </w:r>
+          </w:p>
+        </w:tc>
+        <w:tc>
+          <w:tcPr>
+            <w:tcW w:type="dxa" w:w="1813"/>
+          </w:tcPr>
+          <w:p>
+            <w:r/>
+            <w:r>
+              <w:rPr>
+                <w:rFonts w:ascii="Georgia" w:hAnsi="Georgia" w:eastAsia="Noto Serif CJK SC"/>
+                <w:b w:val="0"/>
+                <w:sz w:val="19"/>
+              </w:rPr>
+              <w:t>长线</w:t>
+            </w:r>
+          </w:p>
+        </w:tc>
+      </w:tr>
+      <w:tr>
+        <w:tc>
+          <w:tcPr>
+            <w:tcW w:type="dxa" w:w="1813"/>
+          </w:tcPr>
+          <w:p>
+            <w:r/>
+            <w:r>
+              <w:rPr>
+                <w:rFonts w:ascii="Georgia" w:hAnsi="Georgia" w:eastAsia="Noto Serif CJK SC"/>
+                <w:b w:val="0"/>
+                <w:sz w:val="19"/>
+              </w:rPr>
+              <w:t>F14</w:t>
+            </w:r>
+          </w:p>
+        </w:tc>
+        <w:tc>
+          <w:tcPr>
+            <w:tcW w:type="dxa" w:w="1813"/>
+          </w:tcPr>
+          <w:p>
+            <w:r/>
+            <w:r>
+              <w:rPr>
+                <w:rFonts w:ascii="Georgia" w:hAnsi="Georgia" w:eastAsia="Noto Serif CJK SC"/>
+                <w:b w:val="0"/>
+                <w:sz w:val="19"/>
+              </w:rPr>
+              <w:t>中期</w:t>
+            </w:r>
+          </w:p>
+        </w:tc>
+        <w:tc>
+          <w:tcPr>
+            <w:tcW w:type="dxa" w:w="1813"/>
+          </w:tcPr>
+          <w:p>
+            <w:r/>
+            <w:r>
+              <w:rPr>
+                <w:rFonts w:ascii="Georgia" w:hAnsi="Georgia" w:eastAsia="Noto Serif CJK SC"/>
+                <w:b w:val="0"/>
+                <w:sz w:val="19"/>
+              </w:rPr>
+              <w:t>陈渡第一次跟敌方的鬼说话</w:t>
+            </w:r>
+          </w:p>
+        </w:tc>
+        <w:tc>
+          <w:tcPr>
+            <w:tcW w:type="dxa" w:w="1813"/>
+          </w:tcPr>
+          <w:p>
+            <w:r/>
+            <w:r>
+              <w:rPr>
+                <w:rFonts w:ascii="Georgia" w:hAnsi="Georgia" w:eastAsia="Noto Serif CJK SC"/>
+                <w:b w:val="0"/>
+                <w:sz w:val="19"/>
+              </w:rPr>
+              <w:t>策反能力觉醒＝四大家的天敌</w:t>
+            </w:r>
+          </w:p>
+        </w:tc>
+        <w:tc>
+          <w:tcPr>
+            <w:tcW w:type="dxa" w:w="1813"/>
+          </w:tcPr>
+          <w:p>
+            <w:r/>
+            <w:r>
+              <w:rPr>
+                <w:rFonts w:ascii="Georgia" w:hAnsi="Georgia" w:eastAsia="Noto Serif CJK SC"/>
+                <w:b w:val="0"/>
+                <w:sz w:val="19"/>
+              </w:rPr>
+              <w:t>长线</w:t>
+            </w:r>
+          </w:p>
+        </w:tc>
+      </w:tr>
+      <w:tr>
+        <w:tc>
+          <w:tcPr>
+            <w:tcW w:type="dxa" w:w="1813"/>
+          </w:tcPr>
+          <w:p>
+            <w:r/>
+            <w:r>
+              <w:rPr>
+                <w:rFonts w:ascii="Georgia" w:hAnsi="Georgia" w:eastAsia="Noto Serif CJK SC"/>
+                <w:b w:val="0"/>
+                <w:sz w:val="19"/>
+              </w:rPr>
+              <w:t>F12</w:t>
+            </w:r>
+          </w:p>
+        </w:tc>
+        <w:tc>
+          <w:tcPr>
+            <w:tcW w:type="dxa" w:w="1813"/>
+          </w:tcPr>
+          <w:p>
+            <w:r/>
+            <w:r>
+              <w:rPr>
+                <w:rFonts w:ascii="Georgia" w:hAnsi="Georgia" w:eastAsia="Noto Serif CJK SC"/>
+                <w:b w:val="0"/>
+                <w:sz w:val="19"/>
+              </w:rPr>
+              <w:t>第12章</w:t>
+            </w:r>
+          </w:p>
+        </w:tc>
+        <w:tc>
+          <w:tcPr>
+            <w:tcW w:type="dxa" w:w="1813"/>
+          </w:tcPr>
+          <w:p>
+            <w:r/>
+            <w:r>
+              <w:rPr>
+                <w:rFonts w:ascii="Georgia" w:hAnsi="Georgia" w:eastAsia="Noto Serif CJK SC"/>
+                <w:b w:val="0"/>
+                <w:sz w:val="19"/>
+              </w:rPr>
+              <w:t>是陈渡的注意让她成形（他是催化剂）</w:t>
+            </w:r>
+          </w:p>
+        </w:tc>
+        <w:tc>
+          <w:tcPr>
+            <w:tcW w:type="dxa" w:w="1813"/>
+          </w:tcPr>
+          <w:p>
+            <w:r/>
+            <w:r>
+              <w:rPr>
+                <w:rFonts w:ascii="Georgia" w:hAnsi="Georgia" w:eastAsia="Noto Serif CJK SC"/>
+                <w:b w:val="0"/>
+                <w:sz w:val="19"/>
+              </w:rPr>
+              <w:t>中期：反派靠"制造目击者"造鬼</w:t>
             </w:r>
           </w:p>
         </w:tc>

--- a/public/downloads/481c2b96904c97a6/duhun-doc.docx
+++ b/public/downloads/481c2b96904c97a6/duhun-doc.docx
@@ -65,7 +65,7 @@
           <w:color w:val="554422"/>
           <w:sz w:val="21"/>
         </w:rPr>
-        <w:t>导出时间：2026-08-26 04:46　｜　共 14 篇　｜　来源：/root/novel</w:t>
+        <w:t>导出时间：2026-09-02 01:02　｜　共 15 篇　｜　来源：/root/novel</w:t>
       </w:r>
     </w:p>
     <w:p>
@@ -6597,6 +6597,48 @@
           <w:color w:val="1A1A1A"/>
           <w:sz w:val="30"/>
         </w:rPr>
+        <w:t>爽点（见 `爽点体系.md`）</w:t>
+      </w:r>
+    </w:p>
+    <w:p>
+      <w:r>
+        <w:rPr>
+          <w:rFonts w:ascii="Georgia" w:hAnsi="Georgia" w:eastAsia="Noto Serif CJK SC"/>
+          <w:b w:val="0"/>
+          <w:sz w:val="21"/>
+        </w:rPr>
+        <w:t>本书天生短板是爽感，必须系统补。五类爽点：真相碾压／鬼站在他这边／碎片结算／身份反差／慈悲反杀。</w:t>
+      </w:r>
+    </w:p>
+    <w:p>
+      <w:r>
+        <w:rPr>
+          <w:rFonts w:ascii="Georgia" w:hAnsi="Georgia" w:eastAsia="Noto Serif CJK SC"/>
+          <w:b/>
+          <w:sz w:val="21"/>
+        </w:rPr>
+        <w:t>招牌</w:t>
+      </w:r>
+      <w:r>
+        <w:rPr>
+          <w:rFonts w:ascii="Georgia" w:hAnsi="Georgia" w:eastAsia="Noto Serif CJK SC"/>
+          <w:b w:val="0"/>
+          <w:sz w:val="21"/>
+        </w:rPr>
+        <w:t>：一句"你叫什么名字"，让敌人的武器转身。</w:t>
+      </w:r>
+    </w:p>
+    <w:p>
+      <w:pPr>
+        <w:spacing w:before="320" w:after="120"/>
+      </w:pPr>
+      <w:r>
+        <w:rPr>
+          <w:rFonts w:ascii="Georgia" w:hAnsi="Georgia" w:eastAsia="Noto Serif CJK SC"/>
+          <w:b/>
+          <w:color w:val="1A1A1A"/>
+          <w:sz w:val="30"/>
+        </w:rPr>
         <w:t>节奏红线</w:t>
       </w:r>
     </w:p>
@@ -6701,6 +6743,68 @@
       </w:r>
     </w:p>
     <w:p>
+      <w:pPr>
+        <w:pStyle w:val="ListBullet"/>
+        <w:spacing w:after="40"/>
+        <w:ind w:left="425"/>
+      </w:pPr>
+      <w:r>
+        <w:rPr>
+          <w:rFonts w:ascii="Georgia" w:hAnsi="Georgia" w:eastAsia="Noto Serif CJK SC"/>
+          <w:b/>
+          <w:sz w:val="21"/>
+        </w:rPr>
+        <w:t>每章至少 1 个小爽点</w:t>
+      </w:r>
+      <w:r>
+        <w:rPr>
+          <w:rFonts w:ascii="Georgia" w:hAnsi="Georgia" w:eastAsia="Noto Serif CJK SC"/>
+          <w:b w:val="0"/>
+          <w:sz w:val="21"/>
+        </w:rPr>
+        <w:t>；情绪连续压抑</w:t>
+      </w:r>
+      <w:r>
+        <w:rPr>
+          <w:rFonts w:ascii="Georgia" w:hAnsi="Georgia" w:eastAsia="Noto Serif CJK SC"/>
+          <w:b/>
+          <w:sz w:val="21"/>
+        </w:rPr>
+        <w:t>不超过两章</w:t>
+      </w:r>
+    </w:p>
+    <w:p>
+      <w:pPr>
+        <w:pStyle w:val="ListBullet"/>
+        <w:spacing w:after="40"/>
+        <w:ind w:left="425"/>
+      </w:pPr>
+      <w:r>
+        <w:rPr>
+          <w:rFonts w:ascii="Georgia" w:hAnsi="Georgia" w:eastAsia="Noto Serif CJK SC"/>
+          <w:b w:val="0"/>
+          <w:sz w:val="21"/>
+        </w:rPr>
+        <w:t>前两卷</w:t>
+      </w:r>
+      <w:r>
+        <w:rPr>
+          <w:rFonts w:ascii="Georgia" w:hAnsi="Georgia" w:eastAsia="Noto Serif CJK SC"/>
+          <w:b/>
+          <w:sz w:val="21"/>
+        </w:rPr>
+        <w:t>可劲儿踩主角的身份</w:t>
+      </w:r>
+      <w:r>
+        <w:rPr>
+          <w:rFonts w:ascii="Georgia" w:hAnsi="Georgia" w:eastAsia="Noto Serif CJK SC"/>
+          <w:b w:val="0"/>
+          <w:sz w:val="21"/>
+        </w:rPr>
+        <w:t>（一个抬死人的），后期反差才够猛</w:t>
+      </w:r>
+    </w:p>
+    <w:p>
       <w:r>
         <w:br w:type="page"/>
       </w:r>
@@ -6716,7 +6820,63 @@
           <w:color w:val="1A1A1A"/>
           <w:sz w:val="40"/>
         </w:rPr>
-        <w:t>第一卷《无名女尸》章纲（1-25）</w:t>
+        <w:t>爽点体系</w:t>
+      </w:r>
+    </w:p>
+    <w:p>
+      <w:pPr>
+        <w:spacing w:before="120" w:after="120"/>
+        <w:ind w:left="454"/>
+      </w:pPr>
+      <w:r>
+        <w:rPr>
+          <w:rFonts w:ascii="Georgia" w:hAnsi="Georgia" w:eastAsia="Noto Serif CJK SC"/>
+          <w:b w:val="0"/>
+          <w:i/>
+          <w:color w:val="554422"/>
+          <w:sz w:val="21"/>
+        </w:rPr>
+        <w:t>番茄是免费流量平台，</w:t>
+      </w:r>
+      <w:r>
+        <w:rPr>
+          <w:rFonts w:ascii="Georgia" w:hAnsi="Georgia" w:eastAsia="Noto Serif CJK SC"/>
+          <w:b/>
+          <w:i/>
+          <w:color w:val="554422"/>
+          <w:sz w:val="21"/>
+        </w:rPr>
+        <w:t>爽点密度决定完读率，完读率决定千字单价</w:t>
+      </w:r>
+      <w:r>
+        <w:rPr>
+          <w:rFonts w:ascii="Georgia" w:hAnsi="Georgia" w:eastAsia="Noto Serif CJK SC"/>
+          <w:b w:val="0"/>
+          <w:i/>
+          <w:color w:val="554422"/>
+          <w:sz w:val="21"/>
+        </w:rPr>
+        <w:t>。 本书情感足、悬疑足，</w:t>
+      </w:r>
+      <w:r>
+        <w:rPr>
+          <w:rFonts w:ascii="Georgia" w:hAnsi="Georgia" w:eastAsia="Noto Serif CJK SC"/>
+          <w:b/>
+          <w:i/>
+          <w:color w:val="554422"/>
+          <w:sz w:val="21"/>
+        </w:rPr>
+        <w:t>天生的短板就是爽感</w:t>
+      </w:r>
+      <w:r>
+        <w:rPr>
+          <w:rFonts w:ascii="Georgia" w:hAnsi="Georgia" w:eastAsia="Noto Serif CJK SC"/>
+          <w:b w:val="0"/>
+          <w:i/>
+          <w:color w:val="554422"/>
+          <w:sz w:val="21"/>
+        </w:rPr>
+        <w:t>。这份文档是用来补短板的，写每一章都要对一遍。</w:t>
       </w:r>
     </w:p>
     <w:p>
@@ -6730,6 +6890,1173 @@
           <w:color w:val="1A1A1A"/>
           <w:sz w:val="30"/>
         </w:rPr>
+        <w:t>核心资源：只有我知道真相</w:t>
+      </w:r>
+    </w:p>
+    <w:p>
+      <w:r>
+        <w:rPr>
+          <w:rFonts w:ascii="Georgia" w:hAnsi="Georgia" w:eastAsia="Noto Serif CJK SC"/>
+          <w:b w:val="0"/>
+          <w:sz w:val="21"/>
+        </w:rPr>
+        <w:t>主角掌握着全世界没有第二个人有的信息。</w:t>
+      </w:r>
+      <w:r>
+        <w:rPr>
+          <w:rFonts w:ascii="Georgia" w:hAnsi="Georgia" w:eastAsia="Noto Serif CJK SC"/>
+          <w:b/>
+          <w:sz w:val="21"/>
+        </w:rPr>
+        <w:t>信息差是本书的爽点发动机。</w:t>
+      </w:r>
+    </w:p>
+    <w:p>
+      <w:pPr>
+        <w:spacing w:before="320" w:after="120"/>
+      </w:pPr>
+      <w:r>
+        <w:rPr>
+          <w:rFonts w:ascii="Georgia" w:hAnsi="Georgia" w:eastAsia="Noto Serif CJK SC"/>
+          <w:b/>
+          <w:color w:val="1A1A1A"/>
+          <w:sz w:val="30"/>
+        </w:rPr>
+        <w:t>五类爽点</w:t>
+      </w:r>
+    </w:p>
+    <w:tbl>
+      <w:tblPr>
+        <w:tblStyle w:val="TableGrid"/>
+        <w:tblW w:type="auto" w:w="0"/>
+        <w:tblLook w:firstColumn="1" w:firstRow="1" w:lastColumn="0" w:lastRow="0" w:noHBand="0" w:noVBand="1" w:val="04A0"/>
+      </w:tblPr>
+      <w:tblGrid>
+        <w:gridCol w:w="2266"/>
+        <w:gridCol w:w="2266"/>
+        <w:gridCol w:w="2266"/>
+        <w:gridCol w:w="2266"/>
+      </w:tblGrid>
+      <w:tr>
+        <w:tc>
+          <w:tcPr>
+            <w:tcW w:type="dxa" w:w="2266"/>
+          </w:tcPr>
+          <w:p>
+            <w:r/>
+            <w:r>
+              <w:rPr>
+                <w:rFonts w:ascii="Georgia" w:hAnsi="Georgia" w:eastAsia="Noto Serif CJK SC"/>
+                <w:b/>
+                <w:sz w:val="19"/>
+              </w:rPr>
+              <w:t>#</w:t>
+            </w:r>
+          </w:p>
+        </w:tc>
+        <w:tc>
+          <w:tcPr>
+            <w:tcW w:type="dxa" w:w="2266"/>
+          </w:tcPr>
+          <w:p>
+            <w:r/>
+            <w:r>
+              <w:rPr>
+                <w:rFonts w:ascii="Georgia" w:hAnsi="Georgia" w:eastAsia="Noto Serif CJK SC"/>
+                <w:b/>
+                <w:sz w:val="19"/>
+              </w:rPr>
+              <w:t>类型</w:t>
+            </w:r>
+          </w:p>
+        </w:tc>
+        <w:tc>
+          <w:tcPr>
+            <w:tcW w:type="dxa" w:w="2266"/>
+          </w:tcPr>
+          <w:p>
+            <w:r/>
+            <w:r>
+              <w:rPr>
+                <w:rFonts w:ascii="Georgia" w:hAnsi="Georgia" w:eastAsia="Noto Serif CJK SC"/>
+                <w:b/>
+                <w:sz w:val="19"/>
+              </w:rPr>
+              <w:t>形态</w:t>
+            </w:r>
+          </w:p>
+        </w:tc>
+        <w:tc>
+          <w:tcPr>
+            <w:tcW w:type="dxa" w:w="2266"/>
+          </w:tcPr>
+          <w:p>
+            <w:r/>
+            <w:r>
+              <w:rPr>
+                <w:rFonts w:ascii="Georgia" w:hAnsi="Georgia" w:eastAsia="Noto Serif CJK SC"/>
+                <w:b/>
+                <w:sz w:val="19"/>
+              </w:rPr>
+              <w:t>频率</w:t>
+            </w:r>
+          </w:p>
+        </w:tc>
+      </w:tr>
+      <w:tr>
+        <w:tc>
+          <w:tcPr>
+            <w:tcW w:type="dxa" w:w="2266"/>
+          </w:tcPr>
+          <w:p>
+            <w:r/>
+            <w:r>
+              <w:rPr>
+                <w:rFonts w:ascii="Georgia" w:hAnsi="Georgia" w:eastAsia="Noto Serif CJK SC"/>
+                <w:b w:val="0"/>
+                <w:sz w:val="19"/>
+              </w:rPr>
+              <w:t>1</w:t>
+            </w:r>
+          </w:p>
+        </w:tc>
+        <w:tc>
+          <w:tcPr>
+            <w:tcW w:type="dxa" w:w="2266"/>
+          </w:tcPr>
+          <w:p>
+            <w:r/>
+            <w:r>
+              <w:rPr>
+                <w:rFonts w:ascii="Georgia" w:hAnsi="Georgia" w:eastAsia="Noto Serif CJK SC"/>
+                <w:b/>
+                <w:sz w:val="19"/>
+              </w:rPr>
+              <w:t>真相碾压</w:t>
+            </w:r>
+          </w:p>
+        </w:tc>
+        <w:tc>
+          <w:tcPr>
+            <w:tcW w:type="dxa" w:w="2266"/>
+          </w:tcPr>
+          <w:p>
+            <w:r/>
+            <w:r>
+              <w:rPr>
+                <w:rFonts w:ascii="Georgia" w:hAnsi="Georgia" w:eastAsia="Noto Serif CJK SC"/>
+                <w:b w:val="0"/>
+                <w:sz w:val="19"/>
+              </w:rPr>
+              <w:t>所有人断定是自杀，只有他知道不是。</w:t>
+            </w:r>
+            <w:r>
+              <w:rPr>
+                <w:rFonts w:ascii="Georgia" w:hAnsi="Georgia" w:eastAsia="Noto Serif CJK SC"/>
+                <w:b/>
+                <w:sz w:val="19"/>
+              </w:rPr>
+              <w:t>被否定越狠，翻盘越爽</w:t>
+            </w:r>
+          </w:p>
+        </w:tc>
+        <w:tc>
+          <w:tcPr>
+            <w:tcW w:type="dxa" w:w="2266"/>
+          </w:tcPr>
+          <w:p>
+            <w:r/>
+            <w:r>
+              <w:rPr>
+                <w:rFonts w:ascii="Georgia" w:hAnsi="Georgia" w:eastAsia="Noto Serif CJK SC"/>
+                <w:b w:val="0"/>
+                <w:sz w:val="19"/>
+              </w:rPr>
+              <w:t>每单元 1 次（大）</w:t>
+            </w:r>
+          </w:p>
+        </w:tc>
+      </w:tr>
+      <w:tr>
+        <w:tc>
+          <w:tcPr>
+            <w:tcW w:type="dxa" w:w="2266"/>
+          </w:tcPr>
+          <w:p>
+            <w:r/>
+            <w:r>
+              <w:rPr>
+                <w:rFonts w:ascii="Georgia" w:hAnsi="Georgia" w:eastAsia="Noto Serif CJK SC"/>
+                <w:b w:val="0"/>
+                <w:sz w:val="19"/>
+              </w:rPr>
+              <w:t>2</w:t>
+            </w:r>
+          </w:p>
+        </w:tc>
+        <w:tc>
+          <w:tcPr>
+            <w:tcW w:type="dxa" w:w="2266"/>
+          </w:tcPr>
+          <w:p>
+            <w:r/>
+            <w:r>
+              <w:rPr>
+                <w:rFonts w:ascii="Georgia" w:hAnsi="Georgia" w:eastAsia="Noto Serif CJK SC"/>
+                <w:b/>
+                <w:sz w:val="19"/>
+              </w:rPr>
+              <w:t>鬼站在他这边</w:t>
+            </w:r>
+          </w:p>
+        </w:tc>
+        <w:tc>
+          <w:tcPr>
+            <w:tcW w:type="dxa" w:w="2266"/>
+          </w:tcPr>
+          <w:p>
+            <w:r/>
+            <w:r>
+              <w:rPr>
+                <w:rFonts w:ascii="Georgia" w:hAnsi="Georgia" w:eastAsia="Noto Serif CJK SC"/>
+                <w:b w:val="0"/>
+                <w:sz w:val="19"/>
+              </w:rPr>
+              <w:t>敌人的武器当场倒戈</w:t>
+            </w:r>
+          </w:p>
+        </w:tc>
+        <w:tc>
+          <w:tcPr>
+            <w:tcW w:type="dxa" w:w="2266"/>
+          </w:tcPr>
+          <w:p>
+            <w:r/>
+            <w:r>
+              <w:rPr>
+                <w:rFonts w:ascii="Georgia" w:hAnsi="Georgia" w:eastAsia="Noto Serif CJK SC"/>
+                <w:b w:val="0"/>
+                <w:sz w:val="19"/>
+              </w:rPr>
+              <w:t>招牌，隔卷升级</w:t>
+            </w:r>
+          </w:p>
+        </w:tc>
+      </w:tr>
+      <w:tr>
+        <w:tc>
+          <w:tcPr>
+            <w:tcW w:type="dxa" w:w="2266"/>
+          </w:tcPr>
+          <w:p>
+            <w:r/>
+            <w:r>
+              <w:rPr>
+                <w:rFonts w:ascii="Georgia" w:hAnsi="Georgia" w:eastAsia="Noto Serif CJK SC"/>
+                <w:b w:val="0"/>
+                <w:sz w:val="19"/>
+              </w:rPr>
+              <w:t>3</w:t>
+            </w:r>
+          </w:p>
+        </w:tc>
+        <w:tc>
+          <w:tcPr>
+            <w:tcW w:type="dxa" w:w="2266"/>
+          </w:tcPr>
+          <w:p>
+            <w:r/>
+            <w:r>
+              <w:rPr>
+                <w:rFonts w:ascii="Georgia" w:hAnsi="Georgia" w:eastAsia="Noto Serif CJK SC"/>
+                <w:b/>
+                <w:sz w:val="19"/>
+              </w:rPr>
+              <w:t>碎片结算</w:t>
+            </w:r>
+          </w:p>
+        </w:tc>
+        <w:tc>
+          <w:tcPr>
+            <w:tcW w:type="dxa" w:w="2266"/>
+          </w:tcPr>
+          <w:p>
+            <w:r/>
+            <w:r>
+              <w:rPr>
+                <w:rFonts w:ascii="Georgia" w:hAnsi="Georgia" w:eastAsia="Noto Serif CJK SC"/>
+                <w:b w:val="0"/>
+                <w:sz w:val="19"/>
+              </w:rPr>
+              <w:t>渡完立刻拿到能力，</w:t>
+            </w:r>
+            <w:r>
+              <w:rPr>
+                <w:rFonts w:ascii="Georgia" w:hAnsi="Georgia" w:eastAsia="Noto Serif CJK SC"/>
+                <w:b/>
+                <w:sz w:val="19"/>
+              </w:rPr>
+              <w:t>且当场就用</w:t>
+            </w:r>
+          </w:p>
+        </w:tc>
+        <w:tc>
+          <w:tcPr>
+            <w:tcW w:type="dxa" w:w="2266"/>
+          </w:tcPr>
+          <w:p>
+            <w:r/>
+            <w:r>
+              <w:rPr>
+                <w:rFonts w:ascii="Georgia" w:hAnsi="Georgia" w:eastAsia="Noto Serif CJK SC"/>
+                <w:b w:val="0"/>
+                <w:sz w:val="19"/>
+              </w:rPr>
+              <w:t>每单元 1 次</w:t>
+            </w:r>
+          </w:p>
+        </w:tc>
+      </w:tr>
+      <w:tr>
+        <w:tc>
+          <w:tcPr>
+            <w:tcW w:type="dxa" w:w="2266"/>
+          </w:tcPr>
+          <w:p>
+            <w:r/>
+            <w:r>
+              <w:rPr>
+                <w:rFonts w:ascii="Georgia" w:hAnsi="Georgia" w:eastAsia="Noto Serif CJK SC"/>
+                <w:b w:val="0"/>
+                <w:sz w:val="19"/>
+              </w:rPr>
+              <w:t>4</w:t>
+            </w:r>
+          </w:p>
+        </w:tc>
+        <w:tc>
+          <w:tcPr>
+            <w:tcW w:type="dxa" w:w="2266"/>
+          </w:tcPr>
+          <w:p>
+            <w:r/>
+            <w:r>
+              <w:rPr>
+                <w:rFonts w:ascii="Georgia" w:hAnsi="Georgia" w:eastAsia="Noto Serif CJK SC"/>
+                <w:b/>
+                <w:sz w:val="19"/>
+              </w:rPr>
+              <w:t>身份反差</w:t>
+            </w:r>
+          </w:p>
+        </w:tc>
+        <w:tc>
+          <w:tcPr>
+            <w:tcW w:type="dxa" w:w="2266"/>
+          </w:tcPr>
+          <w:p>
+            <w:r/>
+            <w:r>
+              <w:rPr>
+                <w:rFonts w:ascii="Georgia" w:hAnsi="Georgia" w:eastAsia="Noto Serif CJK SC"/>
+                <w:b w:val="0"/>
+                <w:sz w:val="19"/>
+              </w:rPr>
+              <w:t>一个抬尸体的，让长老忌惮</w:t>
+            </w:r>
+          </w:p>
+        </w:tc>
+        <w:tc>
+          <w:tcPr>
+            <w:tcW w:type="dxa" w:w="2266"/>
+          </w:tcPr>
+          <w:p>
+            <w:r/>
+            <w:r>
+              <w:rPr>
+                <w:rFonts w:ascii="Georgia" w:hAnsi="Georgia" w:eastAsia="Noto Serif CJK SC"/>
+                <w:b w:val="0"/>
+                <w:sz w:val="19"/>
+              </w:rPr>
+              <w:t>高频</w:t>
+            </w:r>
+          </w:p>
+        </w:tc>
+      </w:tr>
+      <w:tr>
+        <w:tc>
+          <w:tcPr>
+            <w:tcW w:type="dxa" w:w="2266"/>
+          </w:tcPr>
+          <w:p>
+            <w:r/>
+            <w:r>
+              <w:rPr>
+                <w:rFonts w:ascii="Georgia" w:hAnsi="Georgia" w:eastAsia="Noto Serif CJK SC"/>
+                <w:b w:val="0"/>
+                <w:sz w:val="19"/>
+              </w:rPr>
+              <w:t>5</w:t>
+            </w:r>
+          </w:p>
+        </w:tc>
+        <w:tc>
+          <w:tcPr>
+            <w:tcW w:type="dxa" w:w="2266"/>
+          </w:tcPr>
+          <w:p>
+            <w:r/>
+            <w:r>
+              <w:rPr>
+                <w:rFonts w:ascii="Georgia" w:hAnsi="Georgia" w:eastAsia="Noto Serif CJK SC"/>
+                <w:b/>
+                <w:sz w:val="19"/>
+              </w:rPr>
+              <w:t>慈悲反杀</w:t>
+            </w:r>
+          </w:p>
+        </w:tc>
+        <w:tc>
+          <w:tcPr>
+            <w:tcW w:type="dxa" w:w="2266"/>
+          </w:tcPr>
+          <w:p>
+            <w:r/>
+            <w:r>
+              <w:rPr>
+                <w:rFonts w:ascii="Georgia" w:hAnsi="Georgia" w:eastAsia="Noto Serif CJK SC"/>
+                <w:b w:val="0"/>
+                <w:sz w:val="19"/>
+              </w:rPr>
+              <w:t>恶人不由他动手，由他渡的那只鬼来收</w:t>
+            </w:r>
+          </w:p>
+        </w:tc>
+        <w:tc>
+          <w:tcPr>
+            <w:tcW w:type="dxa" w:w="2266"/>
+          </w:tcPr>
+          <w:p>
+            <w:r/>
+            <w:r>
+              <w:rPr>
+                <w:rFonts w:ascii="Georgia" w:hAnsi="Georgia" w:eastAsia="Noto Serif CJK SC"/>
+                <w:b w:val="0"/>
+                <w:sz w:val="19"/>
+              </w:rPr>
+              <w:t>每单元 1 次</w:t>
+            </w:r>
+          </w:p>
+        </w:tc>
+      </w:tr>
+    </w:tbl>
+    <w:p/>
+    <w:p>
+      <w:pPr>
+        <w:spacing w:before="320" w:after="120"/>
+      </w:pPr>
+      <w:r>
+        <w:rPr>
+          <w:rFonts w:ascii="Georgia" w:hAnsi="Georgia" w:eastAsia="Noto Serif CJK SC"/>
+          <w:b/>
+          <w:color w:val="1A1A1A"/>
+          <w:sz w:val="30"/>
+        </w:rPr>
+        <w:t>招牌爽点：一句话让敌人的武器转身</w:t>
+      </w:r>
+    </w:p>
+    <w:p>
+      <w:pPr>
+        <w:spacing w:before="120" w:after="120"/>
+        <w:ind w:left="454"/>
+      </w:pPr>
+      <w:r>
+        <w:rPr>
+          <w:rFonts w:ascii="Georgia" w:hAnsi="Georgia" w:eastAsia="Noto Serif CJK SC"/>
+          <w:b w:val="0"/>
+          <w:i/>
+          <w:color w:val="554422"/>
+          <w:sz w:val="21"/>
+        </w:rPr>
+        <w:t>四大家放出镇压了三百年的厉鬼来杀他。所有人等着看他死。 他说的是：</w:t>
+      </w:r>
+      <w:r>
+        <w:rPr>
+          <w:rFonts w:ascii="Georgia" w:hAnsi="Georgia" w:eastAsia="Noto Serif CJK SC"/>
+          <w:b/>
+          <w:i/>
+          <w:color w:val="554422"/>
+          <w:sz w:val="21"/>
+        </w:rPr>
+        <w:t>"你叫什么名字？"</w:t>
+      </w:r>
+      <w:r>
+        <w:rPr>
+          <w:rFonts w:ascii="Georgia" w:hAnsi="Georgia" w:eastAsia="Noto Serif CJK SC"/>
+          <w:b w:val="0"/>
+          <w:i/>
+          <w:color w:val="554422"/>
+          <w:sz w:val="21"/>
+        </w:rPr>
+        <w:t xml:space="preserve"> </w:t>
+      </w:r>
+      <w:r>
+        <w:rPr>
+          <w:rFonts w:ascii="Georgia" w:hAnsi="Georgia" w:eastAsia="Noto Serif CJK SC"/>
+          <w:b/>
+          <w:i/>
+          <w:color w:val="554422"/>
+          <w:sz w:val="21"/>
+        </w:rPr>
+        <w:t>那只鬼转过身，面向了它的主人。</w:t>
+      </w:r>
+    </w:p>
+    <w:p>
+      <w:r>
+        <w:rPr>
+          <w:rFonts w:ascii="Georgia" w:hAnsi="Georgia" w:eastAsia="Noto Serif CJK SC"/>
+          <w:b w:val="0"/>
+          <w:sz w:val="21"/>
+        </w:rPr>
+        <w:t>一个动作三重爽感：</w:t>
+      </w:r>
+      <w:r>
+        <w:rPr>
+          <w:rFonts w:ascii="Georgia" w:hAnsi="Georgia" w:eastAsia="Noto Serif CJK SC"/>
+          <w:b/>
+          <w:sz w:val="21"/>
+        </w:rPr>
+        <w:t>打脸</w:t>
+      </w:r>
+      <w:r>
+        <w:rPr>
+          <w:rFonts w:ascii="Georgia" w:hAnsi="Georgia" w:eastAsia="Noto Serif CJK SC"/>
+          <w:b w:val="0"/>
+          <w:sz w:val="21"/>
+        </w:rPr>
+        <w:t>（武器背叛主人）＋</w:t>
+      </w:r>
+      <w:r>
+        <w:rPr>
+          <w:rFonts w:ascii="Georgia" w:hAnsi="Georgia" w:eastAsia="Noto Serif CJK SC"/>
+          <w:b/>
+          <w:sz w:val="21"/>
+        </w:rPr>
+        <w:t>装逼</w:t>
+      </w:r>
+      <w:r>
+        <w:rPr>
+          <w:rFonts w:ascii="Georgia" w:hAnsi="Georgia" w:eastAsia="Noto Serif CJK SC"/>
+          <w:b w:val="0"/>
+          <w:sz w:val="21"/>
+        </w:rPr>
+        <w:t>（一句话破局）＋</w:t>
+      </w:r>
+      <w:r>
+        <w:rPr>
+          <w:rFonts w:ascii="Georgia" w:hAnsi="Georgia" w:eastAsia="Noto Serif CJK SC"/>
+          <w:b/>
+          <w:sz w:val="21"/>
+        </w:rPr>
+        <w:t>情感</w:t>
+      </w:r>
+      <w:r>
+        <w:rPr>
+          <w:rFonts w:ascii="Georgia" w:hAnsi="Georgia" w:eastAsia="Noto Serif CJK SC"/>
+          <w:b w:val="0"/>
+          <w:sz w:val="21"/>
+        </w:rPr>
+        <w:t>（终于有人把它当人）。</w:t>
+      </w:r>
+    </w:p>
+    <w:p>
+      <w:r>
+        <w:rPr>
+          <w:rFonts w:ascii="Georgia" w:hAnsi="Georgia" w:eastAsia="Noto Serif CJK SC"/>
+          <w:b w:val="0"/>
+          <w:sz w:val="21"/>
+        </w:rPr>
+        <w:t>别人抄不走——它长在世界观根上。</w:t>
+      </w:r>
+    </w:p>
+    <w:p>
+      <w:r>
+        <w:rPr>
+          <w:rFonts w:ascii="Georgia" w:hAnsi="Georgia" w:eastAsia="Noto Serif CJK SC"/>
+          <w:b/>
+          <w:sz w:val="21"/>
+        </w:rPr>
+        <w:t>升级路线</w:t>
+      </w:r>
+      <w:r>
+        <w:rPr>
+          <w:rFonts w:ascii="Georgia" w:hAnsi="Georgia" w:eastAsia="Noto Serif CJK SC"/>
+          <w:b w:val="0"/>
+          <w:sz w:val="21"/>
+        </w:rPr>
+        <w:t>：初期策反小鬼 → 中期策反核心法器 → 后期</w:t>
+      </w:r>
+      <w:r>
+        <w:rPr>
+          <w:rFonts w:ascii="Georgia" w:hAnsi="Georgia" w:eastAsia="Noto Serif CJK SC"/>
+          <w:b/>
+          <w:sz w:val="21"/>
+        </w:rPr>
+        <w:t>四大家整个镇压体系集体倒戈</w:t>
+      </w:r>
+      <w:r>
+        <w:rPr>
+          <w:rFonts w:ascii="Georgia" w:hAnsi="Georgia" w:eastAsia="Noto Serif CJK SC"/>
+          <w:b w:val="0"/>
+          <w:sz w:val="21"/>
+        </w:rPr>
+        <w:t>。</w:t>
+      </w:r>
+    </w:p>
+    <w:p>
+      <w:pPr>
+        <w:spacing w:before="320" w:after="120"/>
+      </w:pPr>
+      <w:r>
+        <w:rPr>
+          <w:rFonts w:ascii="Georgia" w:hAnsi="Georgia" w:eastAsia="Noto Serif CJK SC"/>
+          <w:b/>
+          <w:color w:val="1A1A1A"/>
+          <w:sz w:val="30"/>
+        </w:rPr>
+        <w:t>身份反差（前期最重要的爽点来源）</w:t>
+      </w:r>
+    </w:p>
+    <w:p>
+      <w:r>
+        <w:rPr>
+          <w:rFonts w:ascii="Georgia" w:hAnsi="Georgia" w:eastAsia="Noto Serif CJK SC"/>
+          <w:b w:val="0"/>
+          <w:sz w:val="21"/>
+        </w:rPr>
+        <w:t>主角是殡仪馆临时工，社会地位极低——</w:t>
+      </w:r>
+      <w:r>
+        <w:rPr>
+          <w:rFonts w:ascii="Georgia" w:hAnsi="Georgia" w:eastAsia="Noto Serif CJK SC"/>
+          <w:b/>
+          <w:sz w:val="21"/>
+        </w:rPr>
+        <w:t>这是番茄最吃的结构</w:t>
+      </w:r>
+      <w:r>
+        <w:rPr>
+          <w:rFonts w:ascii="Georgia" w:hAnsi="Georgia" w:eastAsia="Noto Serif CJK SC"/>
+          <w:b w:val="0"/>
+          <w:sz w:val="21"/>
+        </w:rPr>
+        <w:t>。</w:t>
+      </w:r>
+    </w:p>
+    <w:p>
+      <w:pPr>
+        <w:spacing w:before="120" w:after="120"/>
+        <w:ind w:left="454"/>
+      </w:pPr>
+      <w:r>
+        <w:rPr>
+          <w:rFonts w:ascii="Georgia" w:hAnsi="Georgia" w:eastAsia="Noto Serif CJK SC"/>
+          <w:b w:val="0"/>
+          <w:i/>
+          <w:color w:val="554422"/>
+          <w:sz w:val="21"/>
+        </w:rPr>
+        <w:t>家族子弟当众羞辱他一个"抬死人的"，让他滚。 三分钟后长老赶到，对着这个抬死人的，低了头。</w:t>
+      </w:r>
+    </w:p>
+    <w:p>
+      <w:r>
+        <w:rPr>
+          <w:rFonts w:ascii="Georgia" w:hAnsi="Georgia" w:eastAsia="Noto Serif CJK SC"/>
+          <w:b w:val="0"/>
+          <w:sz w:val="21"/>
+        </w:rPr>
+        <w:t>而且完全合理：他确实是世上唯一能证明一个人怎么死的人。</w:t>
+      </w:r>
+    </w:p>
+    <w:p>
+      <w:r>
+        <w:rPr>
+          <w:rFonts w:ascii="Georgia" w:hAnsi="Georgia" w:eastAsia="Noto Serif CJK SC"/>
+          <w:b/>
+          <w:sz w:val="21"/>
+        </w:rPr>
+        <w:t>前两卷可劲儿踩他，别急着让他风光。前期踩得越狠，后期反差越猛。</w:t>
+      </w:r>
+    </w:p>
+    <w:p>
+      <w:pPr>
+        <w:spacing w:before="320" w:after="120"/>
+      </w:pPr>
+      <w:r>
+        <w:rPr>
+          <w:rFonts w:ascii="Georgia" w:hAnsi="Georgia" w:eastAsia="Noto Serif CJK SC"/>
+          <w:b/>
+          <w:color w:val="1A1A1A"/>
+          <w:sz w:val="30"/>
+        </w:rPr>
+        <w:t>慈悲反杀（爽感与道德高度两全）</w:t>
+      </w:r>
+    </w:p>
+    <w:p>
+      <w:r>
+        <w:rPr>
+          <w:rFonts w:ascii="Georgia" w:hAnsi="Georgia" w:eastAsia="Noto Serif CJK SC"/>
+          <w:b w:val="0"/>
+          <w:sz w:val="21"/>
+        </w:rPr>
+        <w:t>主角不杀人也不杀鬼，读者的复仇欲怎么满足？</w:t>
+      </w:r>
+    </w:p>
+    <w:p>
+      <w:r>
+        <w:rPr>
+          <w:rFonts w:ascii="Georgia" w:hAnsi="Georgia" w:eastAsia="Noto Serif CJK SC"/>
+          <w:b/>
+          <w:sz w:val="21"/>
+        </w:rPr>
+        <w:t>他不动手——他渡的那只鬼动手。</w:t>
+      </w:r>
+    </w:p>
+    <w:p>
+      <w:r>
+        <w:rPr>
+          <w:rFonts w:ascii="Georgia" w:hAnsi="Georgia" w:eastAsia="Noto Serif CJK SC"/>
+          <w:b w:val="0"/>
+          <w:sz w:val="21"/>
+        </w:rPr>
+        <w:t>翻出真相 → 鬼得解脱 → 真凶被法律或那只鬼收走。</w:t>
+      </w:r>
+      <w:r>
+        <w:rPr>
+          <w:rFonts w:ascii="Georgia" w:hAnsi="Georgia" w:eastAsia="Noto Serif CJK SC"/>
+          <w:b/>
+          <w:sz w:val="21"/>
+        </w:rPr>
+        <w:t>他的手是干净的，读者的火也出了。</w:t>
+      </w:r>
+    </w:p>
+    <w:p>
+      <w:pPr>
+        <w:spacing w:before="320" w:after="120"/>
+      </w:pPr>
+      <w:r>
+        <w:rPr>
+          <w:rFonts w:ascii="Georgia" w:hAnsi="Georgia" w:eastAsia="Noto Serif CJK SC"/>
+          <w:b/>
+          <w:color w:val="1A1A1A"/>
+          <w:sz w:val="30"/>
+        </w:rPr>
+        <w:t>密度规范（写每章必须对表）</w:t>
+      </w:r>
+    </w:p>
+    <w:tbl>
+      <w:tblPr>
+        <w:tblStyle w:val="TableGrid"/>
+        <w:tblW w:type="auto" w:w="0"/>
+        <w:tblLook w:firstColumn="1" w:firstRow="1" w:lastColumn="0" w:lastRow="0" w:noHBand="0" w:noVBand="1" w:val="04A0"/>
+      </w:tblPr>
+      <w:tblGrid>
+        <w:gridCol w:w="3022"/>
+        <w:gridCol w:w="3022"/>
+        <w:gridCol w:w="3022"/>
+      </w:tblGrid>
+      <w:tr>
+        <w:tc>
+          <w:tcPr>
+            <w:tcW w:type="dxa" w:w="3022"/>
+          </w:tcPr>
+          <w:p>
+            <w:r/>
+            <w:r>
+              <w:rPr>
+                <w:rFonts w:ascii="Georgia" w:hAnsi="Georgia" w:eastAsia="Noto Serif CJK SC"/>
+                <w:b/>
+                <w:sz w:val="19"/>
+              </w:rPr>
+              <w:t>层级</w:t>
+            </w:r>
+          </w:p>
+        </w:tc>
+        <w:tc>
+          <w:tcPr>
+            <w:tcW w:type="dxa" w:w="3022"/>
+          </w:tcPr>
+          <w:p>
+            <w:r/>
+            <w:r>
+              <w:rPr>
+                <w:rFonts w:ascii="Georgia" w:hAnsi="Georgia" w:eastAsia="Noto Serif CJK SC"/>
+                <w:b/>
+                <w:sz w:val="19"/>
+              </w:rPr>
+              <w:t>频率</w:t>
+            </w:r>
+          </w:p>
+        </w:tc>
+        <w:tc>
+          <w:tcPr>
+            <w:tcW w:type="dxa" w:w="3022"/>
+          </w:tcPr>
+          <w:p>
+            <w:r/>
+            <w:r>
+              <w:rPr>
+                <w:rFonts w:ascii="Georgia" w:hAnsi="Georgia" w:eastAsia="Noto Serif CJK SC"/>
+                <w:b/>
+                <w:sz w:val="19"/>
+              </w:rPr>
+              <w:t>内容</w:t>
+            </w:r>
+          </w:p>
+        </w:tc>
+      </w:tr>
+      <w:tr>
+        <w:tc>
+          <w:tcPr>
+            <w:tcW w:type="dxa" w:w="3022"/>
+          </w:tcPr>
+          <w:p>
+            <w:r/>
+            <w:r>
+              <w:rPr>
+                <w:rFonts w:ascii="Georgia" w:hAnsi="Georgia" w:eastAsia="Noto Serif CJK SC"/>
+                <w:b/>
+                <w:sz w:val="19"/>
+              </w:rPr>
+              <w:t>小爽点</w:t>
+            </w:r>
+          </w:p>
+        </w:tc>
+        <w:tc>
+          <w:tcPr>
+            <w:tcW w:type="dxa" w:w="3022"/>
+          </w:tcPr>
+          <w:p>
+            <w:r/>
+            <w:r>
+              <w:rPr>
+                <w:rFonts w:ascii="Georgia" w:hAnsi="Georgia" w:eastAsia="Noto Serif CJK SC"/>
+                <w:b/>
+                <w:sz w:val="19"/>
+              </w:rPr>
+              <w:t>每章至少 1 个</w:t>
+            </w:r>
+          </w:p>
+        </w:tc>
+        <w:tc>
+          <w:tcPr>
+            <w:tcW w:type="dxa" w:w="3022"/>
+          </w:tcPr>
+          <w:p>
+            <w:r/>
+            <w:r>
+              <w:rPr>
+                <w:rFonts w:ascii="Georgia" w:hAnsi="Georgia" w:eastAsia="Noto Serif CJK SC"/>
+                <w:b w:val="0"/>
+                <w:sz w:val="19"/>
+              </w:rPr>
+              <w:t>一个信息突破、一句怼回去、一个别人没看见的细节</w:t>
+            </w:r>
+          </w:p>
+        </w:tc>
+      </w:tr>
+      <w:tr>
+        <w:tc>
+          <w:tcPr>
+            <w:tcW w:type="dxa" w:w="3022"/>
+          </w:tcPr>
+          <w:p>
+            <w:r/>
+            <w:r>
+              <w:rPr>
+                <w:rFonts w:ascii="Georgia" w:hAnsi="Georgia" w:eastAsia="Noto Serif CJK SC"/>
+                <w:b/>
+                <w:sz w:val="19"/>
+              </w:rPr>
+              <w:t>中爽点</w:t>
+            </w:r>
+          </w:p>
+        </w:tc>
+        <w:tc>
+          <w:tcPr>
+            <w:tcW w:type="dxa" w:w="3022"/>
+          </w:tcPr>
+          <w:p>
+            <w:r/>
+            <w:r>
+              <w:rPr>
+                <w:rFonts w:ascii="Georgia" w:hAnsi="Georgia" w:eastAsia="Noto Serif CJK SC"/>
+                <w:b w:val="0"/>
+                <w:sz w:val="19"/>
+              </w:rPr>
+              <w:t>每 5 章</w:t>
+            </w:r>
+          </w:p>
+        </w:tc>
+        <w:tc>
+          <w:tcPr>
+            <w:tcW w:type="dxa" w:w="3022"/>
+          </w:tcPr>
+          <w:p>
+            <w:r/>
+            <w:r>
+              <w:rPr>
+                <w:rFonts w:ascii="Georgia" w:hAnsi="Georgia" w:eastAsia="Noto Serif CJK SC"/>
+                <w:b w:val="0"/>
+                <w:sz w:val="19"/>
+              </w:rPr>
+              <w:t>一次打脸、一次碎片妙用</w:t>
+            </w:r>
+          </w:p>
+        </w:tc>
+      </w:tr>
+      <w:tr>
+        <w:tc>
+          <w:tcPr>
+            <w:tcW w:type="dxa" w:w="3022"/>
+          </w:tcPr>
+          <w:p>
+            <w:r/>
+            <w:r>
+              <w:rPr>
+                <w:rFonts w:ascii="Georgia" w:hAnsi="Georgia" w:eastAsia="Noto Serif CJK SC"/>
+                <w:b/>
+                <w:sz w:val="19"/>
+              </w:rPr>
+              <w:t>大爽点</w:t>
+            </w:r>
+          </w:p>
+        </w:tc>
+        <w:tc>
+          <w:tcPr>
+            <w:tcW w:type="dxa" w:w="3022"/>
+          </w:tcPr>
+          <w:p>
+            <w:r/>
+            <w:r>
+              <w:rPr>
+                <w:rFonts w:ascii="Georgia" w:hAnsi="Georgia" w:eastAsia="Noto Serif CJK SC"/>
+                <w:b w:val="0"/>
+                <w:sz w:val="19"/>
+              </w:rPr>
+              <w:t>每单元结尾</w:t>
+            </w:r>
+          </w:p>
+        </w:tc>
+        <w:tc>
+          <w:tcPr>
+            <w:tcW w:type="dxa" w:w="3022"/>
+          </w:tcPr>
+          <w:p>
+            <w:r/>
+            <w:r>
+              <w:rPr>
+                <w:rFonts w:ascii="Georgia" w:hAnsi="Georgia" w:eastAsia="Noto Serif CJK SC"/>
+                <w:b/>
+                <w:sz w:val="19"/>
+              </w:rPr>
+              <w:t>真相翻盘 + 碎片结算 + 恶人伏法</w:t>
+            </w:r>
+            <w:r>
+              <w:rPr>
+                <w:rFonts w:ascii="Georgia" w:hAnsi="Georgia" w:eastAsia="Noto Serif CJK SC"/>
+                <w:b w:val="0"/>
+                <w:sz w:val="19"/>
+              </w:rPr>
+              <w:t xml:space="preserve"> 三连</w:t>
+            </w:r>
+          </w:p>
+        </w:tc>
+      </w:tr>
+    </w:tbl>
+    <w:p/>
+    <w:p>
+      <w:pPr>
+        <w:spacing w:before="320" w:after="120"/>
+      </w:pPr>
+      <w:r>
+        <w:rPr>
+          <w:rFonts w:ascii="Georgia" w:hAnsi="Georgia" w:eastAsia="Noto Serif CJK SC"/>
+          <w:b/>
+          <w:color w:val="1A1A1A"/>
+          <w:sz w:val="30"/>
+        </w:rPr>
+        <w:t>红线</w:t>
+      </w:r>
+    </w:p>
+    <w:p>
+      <w:pPr>
+        <w:pStyle w:val="ListNumber"/>
+        <w:spacing w:after="40"/>
+        <w:ind w:left="425"/>
+      </w:pPr>
+      <w:r>
+        <w:rPr>
+          <w:rFonts w:ascii="Georgia" w:hAnsi="Georgia" w:eastAsia="Noto Serif CJK SC"/>
+          <w:b/>
+          <w:sz w:val="21"/>
+        </w:rPr>
+        <w:t>情绪连续压抑不超过两章。</w:t>
+      </w:r>
+      <w:r>
+        <w:rPr>
+          <w:rFonts w:ascii="Georgia" w:hAnsi="Georgia" w:eastAsia="Noto Serif CJK SC"/>
+          <w:b w:val="0"/>
+          <w:sz w:val="21"/>
+        </w:rPr>
+        <w:t xml:space="preserve"> 压两章必须释放——爽点，或老曹那种温暖日常</w:t>
+      </w:r>
+    </w:p>
+    <w:p>
+      <w:pPr>
+        <w:pStyle w:val="ListNumber"/>
+        <w:spacing w:after="40"/>
+        <w:ind w:left="425"/>
+      </w:pPr>
+      <w:r>
+        <w:rPr>
+          <w:rFonts w:ascii="Georgia" w:hAnsi="Georgia" w:eastAsia="Noto Serif CJK SC"/>
+          <w:b/>
+          <w:sz w:val="21"/>
+        </w:rPr>
+        <w:t>老曹不是背景板</w:t>
+      </w:r>
+      <w:r>
+        <w:rPr>
+          <w:rFonts w:ascii="Georgia" w:hAnsi="Georgia" w:eastAsia="Noto Serif CJK SC"/>
+          <w:b w:val="0"/>
+          <w:sz w:val="21"/>
+        </w:rPr>
+        <w:t>，他是情绪调节阀，要写活</w:t>
+      </w:r>
+    </w:p>
+    <w:p>
+      <w:pPr>
+        <w:pStyle w:val="ListNumber"/>
+        <w:spacing w:after="40"/>
+        <w:ind w:left="425"/>
+      </w:pPr>
+      <w:r>
+        <w:rPr>
+          <w:rFonts w:ascii="Georgia" w:hAnsi="Georgia" w:eastAsia="Noto Serif CJK SC"/>
+          <w:b/>
+          <w:sz w:val="21"/>
+        </w:rPr>
+        <w:t>每个单元必须有一个权威角色当面否定主角</w:t>
+      </w:r>
+      <w:r>
+        <w:rPr>
+          <w:rFonts w:ascii="Georgia" w:hAnsi="Georgia" w:eastAsia="Noto Serif CJK SC"/>
+          <w:b w:val="0"/>
+          <w:sz w:val="21"/>
+        </w:rPr>
+        <w:t>（警察／家属／清明司／家族子弟）——</w:t>
+      </w:r>
+    </w:p>
+    <w:p>
+      <w:r>
+        <w:rPr>
+          <w:rFonts w:ascii="Georgia" w:hAnsi="Georgia" w:eastAsia="Noto Serif CJK SC"/>
+          <w:b w:val="0"/>
+          <w:sz w:val="21"/>
+        </w:rPr>
+        <w:t>否定得越难堪，甩证据时越爽</w:t>
+      </w:r>
+    </w:p>
+    <w:p>
+      <w:pPr>
+        <w:pStyle w:val="ListNumber"/>
+        <w:spacing w:after="40"/>
+        <w:ind w:left="425"/>
+      </w:pPr>
+      <w:r>
+        <w:rPr>
+          <w:rFonts w:ascii="Georgia" w:hAnsi="Georgia" w:eastAsia="Noto Serif CJK SC"/>
+          <w:b/>
+          <w:sz w:val="21"/>
+        </w:rPr>
+        <w:t>碎片不能"获得了以后再说"</w:t>
+      </w:r>
+      <w:r>
+        <w:rPr>
+          <w:rFonts w:ascii="Georgia" w:hAnsi="Georgia" w:eastAsia="Noto Serif CJK SC"/>
+          <w:b w:val="0"/>
+          <w:sz w:val="21"/>
+        </w:rPr>
+        <w:t>，渡完立刻遇到需要它的局面，爽感才闭环</w:t>
+      </w:r>
+    </w:p>
+    <w:p>
+      <w:r>
+        <w:br w:type="page"/>
+      </w:r>
+    </w:p>
+    <w:p>
+      <w:pPr>
+        <w:spacing w:before="0" w:after="120"/>
+      </w:pPr>
+      <w:r>
+        <w:rPr>
+          <w:rFonts w:ascii="Georgia" w:hAnsi="Georgia" w:eastAsia="Noto Serif CJK SC"/>
+          <w:b/>
+          <w:color w:val="1A1A1A"/>
+          <w:sz w:val="40"/>
+        </w:rPr>
+        <w:t>第一卷《无名女尸》章纲（1-25）</w:t>
+      </w:r>
+    </w:p>
+    <w:p>
+      <w:pPr>
+        <w:spacing w:before="120" w:after="120"/>
+        <w:ind w:left="454"/>
+      </w:pPr>
+      <w:r>
+        <w:rPr>
+          <w:rFonts w:ascii="Georgia" w:hAnsi="Georgia" w:eastAsia="Noto Serif CJK SC"/>
+          <w:b/>
+          <w:i/>
+          <w:color w:val="554422"/>
+          <w:sz w:val="21"/>
+        </w:rPr>
+        <w:t>爽点对表</w:t>
+      </w:r>
+      <w:r>
+        <w:rPr>
+          <w:rFonts w:ascii="Georgia" w:hAnsi="Georgia" w:eastAsia="Noto Serif CJK SC"/>
+          <w:b w:val="0"/>
+          <w:i/>
+          <w:color w:val="554422"/>
+          <w:sz w:val="21"/>
+        </w:rPr>
+        <w:t xml:space="preserve">：每章至少 1 个小爽点，第 5/10/15/20 章各 1 个中爽点， 第 21-23 章大爽点三连（真相翻盘＋碎片结算＋方蓉落网）。详见 </w:t>
+      </w:r>
+      <w:r>
+        <w:rPr>
+          <w:rFonts w:ascii="Consolas" w:hAnsi="Consolas" w:eastAsia="Consolas"/>
+          <w:i/>
+          <w:color w:val="554422"/>
+          <w:sz w:val="20"/>
+        </w:rPr>
+        <w:t>爽点体系.md</w:t>
+      </w:r>
+    </w:p>
+    <w:p>
+      <w:pPr>
+        <w:spacing w:before="320" w:after="120"/>
+      </w:pPr>
+      <w:r>
+        <w:rPr>
+          <w:rFonts w:ascii="Georgia" w:hAnsi="Georgia" w:eastAsia="Noto Serif CJK SC"/>
+          <w:b/>
+          <w:color w:val="1A1A1A"/>
+          <w:sz w:val="30"/>
+        </w:rPr>
         <w:t>单元核心</w:t>
       </w:r>
     </w:p>
@@ -7048,6 +8375,169 @@
           <w:sz w:val="21"/>
         </w:rPr>
         <w:t>。同一只鬼只能读三次。｜钩：陈渡问为什么，陆先生说"因为第四次你会分不清那是她的记忆还是你的"</w:t>
+      </w:r>
+    </w:p>
+    <w:p>
+      <w:pPr>
+        <w:spacing w:before="240" w:after="120"/>
+      </w:pPr>
+      <w:r>
+        <w:rPr>
+          <w:rFonts w:ascii="Georgia" w:hAnsi="Georgia" w:eastAsia="Noto Serif CJK SC"/>
+          <w:b/>
+          <w:color w:val="444444"/>
+          <w:sz w:val="25"/>
+        </w:rPr>
+        <w:t>插叙单元 · 米缸底下（4.5-5，约 2 章）</w:t>
+      </w:r>
+    </w:p>
+    <w:p>
+      <w:pPr>
+        <w:spacing w:before="120" w:after="120"/>
+        <w:ind w:left="454"/>
+      </w:pPr>
+      <w:r>
+        <w:rPr>
+          <w:rFonts w:ascii="Georgia" w:hAnsi="Georgia" w:eastAsia="Noto Serif CJK SC"/>
+          <w:b/>
+          <w:i/>
+          <w:color w:val="554422"/>
+          <w:sz w:val="21"/>
+        </w:rPr>
+        <w:t>作用</w:t>
+      </w:r>
+      <w:r>
+        <w:rPr>
+          <w:rFonts w:ascii="Georgia" w:hAnsi="Georgia" w:eastAsia="Noto Serif CJK SC"/>
+          <w:b w:val="0"/>
+          <w:i/>
+          <w:color w:val="554422"/>
+          <w:sz w:val="21"/>
+        </w:rPr>
+        <w:t>：前 10 章爽点太薄的补丁。一箭四雕——教学／爽点前置／情感锚点／不动主线。</w:t>
+      </w:r>
+    </w:p>
+    <w:p>
+      <w:pPr>
+        <w:pStyle w:val="ListBullet"/>
+        <w:spacing w:after="40"/>
+        <w:ind w:left="425"/>
+      </w:pPr>
+      <w:r>
+        <w:rPr>
+          <w:rFonts w:ascii="Georgia" w:hAnsi="Georgia" w:eastAsia="Noto Serif CJK SC"/>
+          <w:b w:val="0"/>
+          <w:sz w:val="21"/>
+        </w:rPr>
+        <w:t>一只毫无悬念的小残留：老太太守在旧屋，只想让儿子知道</w:t>
+      </w:r>
+      <w:r>
+        <w:rPr>
+          <w:rFonts w:ascii="Georgia" w:hAnsi="Georgia" w:eastAsia="Noto Serif CJK SC"/>
+          <w:b/>
+          <w:sz w:val="21"/>
+        </w:rPr>
+        <w:t>保险单塞在米缸底下</w:t>
+      </w:r>
+    </w:p>
+    <w:p>
+      <w:pPr>
+        <w:pStyle w:val="ListBullet"/>
+        <w:spacing w:after="40"/>
+        <w:ind w:left="425"/>
+      </w:pPr>
+      <w:r>
+        <w:rPr>
+          <w:rFonts w:ascii="Georgia" w:hAnsi="Georgia" w:eastAsia="Noto Serif CJK SC"/>
+          <w:b w:val="0"/>
+          <w:sz w:val="21"/>
+        </w:rPr>
+        <w:t>陈渡半信半疑地照做，儿子当场哭出来</w:t>
+      </w:r>
+    </w:p>
+    <w:p>
+      <w:pPr>
+        <w:pStyle w:val="ListBullet"/>
+        <w:spacing w:after="40"/>
+        <w:ind w:left="425"/>
+      </w:pPr>
+      <w:r>
+        <w:rPr>
+          <w:rFonts w:ascii="Georgia" w:hAnsi="Georgia" w:eastAsia="Noto Serif CJK SC"/>
+          <w:b w:val="0"/>
+          <w:sz w:val="21"/>
+        </w:rPr>
+        <w:t>老太太散了。</w:t>
+      </w:r>
+      <w:r>
+        <w:rPr>
+          <w:rFonts w:ascii="Georgia" w:hAnsi="Georgia" w:eastAsia="Noto Serif CJK SC"/>
+          <w:b/>
+          <w:sz w:val="21"/>
+        </w:rPr>
+        <w:t>读者第一次亲眼看见什么叫"渡"</w:t>
+      </w:r>
+      <w:r>
+        <w:rPr>
+          <w:rFonts w:ascii="Georgia" w:hAnsi="Georgia" w:eastAsia="Noto Serif CJK SC"/>
+          <w:b w:val="0"/>
+          <w:sz w:val="21"/>
+        </w:rPr>
+        <w:t>——比讲一百句设定管用</w:t>
+      </w:r>
+    </w:p>
+    <w:p>
+      <w:pPr>
+        <w:pStyle w:val="ListBullet"/>
+        <w:spacing w:after="40"/>
+        <w:ind w:left="425"/>
+      </w:pPr>
+      <w:r>
+        <w:rPr>
+          <w:rFonts w:ascii="Georgia" w:hAnsi="Georgia" w:eastAsia="Noto Serif CJK SC"/>
+          <w:b w:val="0"/>
+          <w:sz w:val="21"/>
+        </w:rPr>
+        <w:t>结算：第一个</w:t>
+      </w:r>
+      <w:r>
+        <w:rPr>
+          <w:rFonts w:ascii="Georgia" w:hAnsi="Georgia" w:eastAsia="Noto Serif CJK SC"/>
+          <w:b/>
+          <w:sz w:val="21"/>
+        </w:rPr>
+        <w:t>弱碎片</w:t>
+      </w:r>
+      <w:r>
+        <w:rPr>
+          <w:rFonts w:ascii="Georgia" w:hAnsi="Georgia" w:eastAsia="Noto Serif CJK SC"/>
+          <w:b w:val="0"/>
+          <w:sz w:val="21"/>
+        </w:rPr>
+        <w:t>（如"手稳"——她做了四十年针线活）</w:t>
+      </w:r>
+    </w:p>
+    <w:p>
+      <w:pPr>
+        <w:pStyle w:val="ListBullet"/>
+        <w:spacing w:after="40"/>
+        <w:ind w:left="425"/>
+      </w:pPr>
+      <w:r>
+        <w:rPr>
+          <w:rFonts w:ascii="Georgia" w:hAnsi="Georgia" w:eastAsia="Noto Serif CJK SC"/>
+          <w:b/>
+          <w:sz w:val="21"/>
+        </w:rPr>
+        <w:t>节奏效果</w:t>
+      </w:r>
+      <w:r>
+        <w:rPr>
+          <w:rFonts w:ascii="Georgia" w:hAnsi="Georgia" w:eastAsia="Noto Serif CJK SC"/>
+          <w:b w:val="0"/>
+          <w:sz w:val="21"/>
+        </w:rPr>
+        <w:t>：前十章从"全是压抑"变成 压抑—释放—更大的压抑</w:t>
       </w:r>
     </w:p>
     <w:p>

--- a/public/downloads/481c2b96904c97a6/duhun-doc.docx
+++ b/public/downloads/481c2b96904c97a6/duhun-doc.docx
@@ -65,7 +65,7 @@
           <w:color w:val="554422"/>
           <w:sz w:val="21"/>
         </w:rPr>
-        <w:t>导出时间：2026-09-02 01:02　｜　共 15 篇　｜　来源：/root/novel</w:t>
+        <w:t>导出时间：2026-09-02 01:27　｜　共 16 篇　｜　来源：/root/novel</w:t>
       </w:r>
     </w:p>
     <w:p>
@@ -1048,6 +1048,97 @@
           <w:sz w:val="21"/>
         </w:rPr>
         <w:t xml:space="preserve"> 比雇凶杀人阴险得多，也更难查。</w:t>
+      </w:r>
+    </w:p>
+    <w:p>
+      <w:pPr>
+        <w:pStyle w:val="ListBullet"/>
+        <w:spacing w:after="40"/>
+        <w:ind w:left="765"/>
+      </w:pPr>
+      <w:r>
+        <w:rPr>
+          <w:rFonts w:ascii="Georgia" w:hAnsi="Georgia" w:eastAsia="Noto Serif CJK SC"/>
+          <w:b/>
+          <w:sz w:val="21"/>
+        </w:rPr>
+        <w:t>现代化形态</w:t>
+      </w:r>
+      <w:r>
+        <w:rPr>
+          <w:rFonts w:ascii="Georgia" w:hAnsi="Georgia" w:eastAsia="Noto Serif CJK SC"/>
+          <w:b w:val="0"/>
+          <w:sz w:val="21"/>
+        </w:rPr>
+        <w:t>：制造目击者最高效的方式是</w:t>
+      </w:r>
+      <w:r>
+        <w:rPr>
+          <w:rFonts w:ascii="Georgia" w:hAnsi="Georgia" w:eastAsia="Noto Serif CJK SC"/>
+          <w:b/>
+          <w:sz w:val="21"/>
+        </w:rPr>
+        <w:t>推一个热搜</w:t>
+      </w:r>
+      <w:r>
+        <w:rPr>
+          <w:rFonts w:ascii="Georgia" w:hAnsi="Georgia" w:eastAsia="Noto Serif CJK SC"/>
+          <w:b w:val="0"/>
+          <w:sz w:val="21"/>
+        </w:rPr>
+        <w:t>。</w:t>
+      </w:r>
+    </w:p>
+    <w:p>
+      <w:r>
+        <w:rPr>
+          <w:rFonts w:ascii="Georgia" w:hAnsi="Georgia" w:eastAsia="Noto Serif CJK SC"/>
+          <w:b w:val="0"/>
+          <w:sz w:val="21"/>
+        </w:rPr>
+        <w:t>被网暴致死的人，怨念因千万人围观辱骂而成形——不是几十年，是</w:t>
+      </w:r>
+      <w:r>
+        <w:rPr>
+          <w:rFonts w:ascii="Georgia" w:hAnsi="Georgia" w:eastAsia="Noto Serif CJK SC"/>
+          <w:b/>
+          <w:sz w:val="21"/>
+        </w:rPr>
+        <w:t>三天</w:t>
+      </w:r>
+      <w:r>
+        <w:rPr>
+          <w:rFonts w:ascii="Georgia" w:hAnsi="Georgia" w:eastAsia="Noto Serif CJK SC"/>
+          <w:b w:val="0"/>
+          <w:sz w:val="21"/>
+        </w:rPr>
+        <w:t>。</w:t>
+      </w:r>
+    </w:p>
+    <w:p>
+      <w:r>
+        <w:rPr>
+          <w:rFonts w:ascii="Georgia" w:hAnsi="Georgia" w:eastAsia="Noto Serif CJK SC"/>
+          <w:b w:val="0"/>
+          <w:sz w:val="21"/>
+        </w:rPr>
+        <w:t xml:space="preserve">→ 反派不需要杀人，他只需要让一件事上热搜。（详见 </w:t>
+      </w:r>
+      <w:r>
+        <w:rPr>
+          <w:rFonts w:ascii="Consolas" w:hAnsi="Consolas" w:eastAsia="Consolas"/>
+          <w:color w:val="A05000"/>
+          <w:sz w:val="20"/>
+        </w:rPr>
+        <w:t>01_大纲/单元题材库.md</w:t>
+      </w:r>
+      <w:r>
+        <w:rPr>
+          <w:rFonts w:ascii="Georgia" w:hAnsi="Georgia" w:eastAsia="Noto Serif CJK SC"/>
+          <w:b w:val="0"/>
+          <w:sz w:val="21"/>
+        </w:rPr>
+        <w:t>）</w:t>
       </w:r>
     </w:p>
     <w:p>
@@ -6626,6 +6717,122 @@
           <w:sz w:val="21"/>
         </w:rPr>
         <w:t>：一句"你叫什么名字"，让敌人的武器转身。</w:t>
+      </w:r>
+    </w:p>
+    <w:p>
+      <w:pPr>
+        <w:spacing w:before="320" w:after="120"/>
+      </w:pPr>
+      <w:r>
+        <w:rPr>
+          <w:rFonts w:ascii="Georgia" w:hAnsi="Georgia" w:eastAsia="Noto Serif CJK SC"/>
+          <w:b/>
+          <w:color w:val="1A1A1A"/>
+          <w:sz w:val="30"/>
+        </w:rPr>
+        <w:t>单元选材（见 `单元题材库.md`）</w:t>
+      </w:r>
+    </w:p>
+    <w:p>
+      <w:r>
+        <w:rPr>
+          <w:rFonts w:ascii="Georgia" w:hAnsi="Georgia" w:eastAsia="Noto Serif CJK SC"/>
+          <w:b w:val="0"/>
+          <w:sz w:val="21"/>
+        </w:rPr>
+        <w:t>挂</w:t>
+      </w:r>
+      <w:r>
+        <w:rPr>
+          <w:rFonts w:ascii="Georgia" w:hAnsi="Georgia" w:eastAsia="Noto Serif CJK SC"/>
+          <w:b/>
+          <w:sz w:val="21"/>
+        </w:rPr>
+        <w:t>困境</w:t>
+      </w:r>
+      <w:r>
+        <w:rPr>
+          <w:rFonts w:ascii="Georgia" w:hAnsi="Georgia" w:eastAsia="Noto Serif CJK SC"/>
+          <w:b w:val="0"/>
+          <w:sz w:val="21"/>
+        </w:rPr>
+        <w:t>不挂</w:t>
+      </w:r>
+      <w:r>
+        <w:rPr>
+          <w:rFonts w:ascii="Georgia" w:hAnsi="Georgia" w:eastAsia="Noto Serif CJK SC"/>
+          <w:b/>
+          <w:sz w:val="21"/>
+        </w:rPr>
+        <w:t>热点</w:t>
+      </w:r>
+      <w:r>
+        <w:rPr>
+          <w:rFonts w:ascii="Georgia" w:hAnsi="Georgia" w:eastAsia="Noto Serif CJK SC"/>
+          <w:b w:val="0"/>
+          <w:sz w:val="21"/>
+        </w:rPr>
+        <w:t>。公式：一个人间困境＋一个具体的人＋一个具体的恶人。</w:t>
+      </w:r>
+    </w:p>
+    <w:p>
+      <w:r>
+        <w:rPr>
+          <w:rFonts w:ascii="Georgia" w:hAnsi="Georgia" w:eastAsia="Noto Serif CJK SC"/>
+          <w:b/>
+          <w:sz w:val="21"/>
+        </w:rPr>
+        <w:t>落点在"人"不在"制度"</w:t>
+      </w:r>
+      <w:r>
+        <w:rPr>
+          <w:rFonts w:ascii="Georgia" w:hAnsi="Georgia" w:eastAsia="Noto Serif CJK SC"/>
+          <w:b w:val="0"/>
+          <w:sz w:val="21"/>
+        </w:rPr>
+        <w:t>——既是审核安全线，也与主题"惨案源头都是人祸"一致。</w:t>
+      </w:r>
+    </w:p>
+    <w:p>
+      <w:r>
+        <w:rPr>
+          <w:rFonts w:ascii="Georgia" w:hAnsi="Georgia" w:eastAsia="Noto Serif CJK SC"/>
+          <w:b w:val="0"/>
+          <w:sz w:val="21"/>
+        </w:rPr>
+        <w:t>⭐ 重点单元：</w:t>
+      </w:r>
+      <w:r>
+        <w:rPr>
+          <w:rFonts w:ascii="Georgia" w:hAnsi="Georgia" w:eastAsia="Noto Serif CJK SC"/>
+          <w:b/>
+          <w:sz w:val="21"/>
+        </w:rPr>
+        <w:t>网络暴力</w:t>
+      </w:r>
+      <w:r>
+        <w:rPr>
+          <w:rFonts w:ascii="Georgia" w:hAnsi="Georgia" w:eastAsia="Noto Serif CJK SC"/>
+          <w:b w:val="0"/>
+          <w:sz w:val="21"/>
+        </w:rPr>
+        <w:t>——与"恐惧是养料"同构，且揭示反派造鬼的现代手法：</w:t>
+      </w:r>
+      <w:r>
+        <w:rPr>
+          <w:rFonts w:ascii="Georgia" w:hAnsi="Georgia" w:eastAsia="Noto Serif CJK SC"/>
+          <w:b/>
+          <w:sz w:val="21"/>
+        </w:rPr>
+        <w:t>推一个热搜</w:t>
+      </w:r>
+      <w:r>
+        <w:rPr>
+          <w:rFonts w:ascii="Georgia" w:hAnsi="Georgia" w:eastAsia="Noto Serif CJK SC"/>
+          <w:b w:val="0"/>
+          <w:sz w:val="21"/>
+        </w:rPr>
+        <w:t>。</w:t>
       </w:r>
     </w:p>
     <w:p>
@@ -7990,6 +8197,1465 @@
           <w:sz w:val="21"/>
         </w:rPr>
         <w:t>，渡完立刻遇到需要它的局面，爽感才闭环</w:t>
+      </w:r>
+    </w:p>
+    <w:p>
+      <w:r>
+        <w:br w:type="page"/>
+      </w:r>
+    </w:p>
+    <w:p>
+      <w:pPr>
+        <w:spacing w:before="0" w:after="120"/>
+      </w:pPr>
+      <w:r>
+        <w:rPr>
+          <w:rFonts w:ascii="Georgia" w:hAnsi="Georgia" w:eastAsia="Noto Serif CJK SC"/>
+          <w:b/>
+          <w:color w:val="1A1A1A"/>
+          <w:sz w:val="40"/>
+        </w:rPr>
+        <w:t>单元题材库</w:t>
+      </w:r>
+    </w:p>
+    <w:p>
+      <w:pPr>
+        <w:spacing w:before="120" w:after="120"/>
+        <w:ind w:left="454"/>
+      </w:pPr>
+      <w:r>
+        <w:rPr>
+          <w:rFonts w:ascii="Georgia" w:hAnsi="Georgia" w:eastAsia="Noto Serif CJK SC"/>
+          <w:b/>
+          <w:i/>
+          <w:color w:val="554422"/>
+          <w:sz w:val="21"/>
+        </w:rPr>
+        <w:t>核心原则：挂"困境"，不挂"热点"。</w:t>
+      </w:r>
+      <w:r>
+        <w:rPr>
+          <w:rFonts w:ascii="Georgia" w:hAnsi="Georgia" w:eastAsia="Noto Serif CJK SC"/>
+          <w:b w:val="0"/>
+          <w:i/>
+          <w:color w:val="554422"/>
+          <w:sz w:val="21"/>
+        </w:rPr>
+        <w:t xml:space="preserve"> 热点＝具体新闻事件（有原型、三个月过气、易判影射、审核直接毙） 困境＝一代人普遍经历过的痛（无原型、永不过时、共鸣面更广） </w:t>
+      </w:r>
+      <w:r>
+        <w:rPr>
+          <w:rFonts w:ascii="Georgia" w:hAnsi="Georgia" w:eastAsia="Noto Serif CJK SC"/>
+          <w:b/>
+          <w:i/>
+          <w:color w:val="554422"/>
+          <w:sz w:val="21"/>
+        </w:rPr>
+        <w:t>情绪势能一样大，风险是零。</w:t>
+      </w:r>
+    </w:p>
+    <w:p>
+      <w:pPr>
+        <w:spacing w:before="320" w:after="120"/>
+      </w:pPr>
+      <w:r>
+        <w:rPr>
+          <w:rFonts w:ascii="Georgia" w:hAnsi="Georgia" w:eastAsia="Noto Serif CJK SC"/>
+          <w:b/>
+          <w:color w:val="1A1A1A"/>
+          <w:sz w:val="30"/>
+        </w:rPr>
+        <w:t>每个单元的公式</w:t>
+      </w:r>
+    </w:p>
+    <w:p>
+      <w:r>
+        <w:rPr>
+          <w:rFonts w:ascii="Georgia" w:hAnsi="Georgia" w:eastAsia="Noto Serif CJK SC"/>
+          <w:b/>
+          <w:sz w:val="21"/>
+        </w:rPr>
+        <w:t>一个人间困境 + 一个具体的人 + 一个具体的恶人。</w:t>
+      </w:r>
+      <w:r>
+        <w:rPr>
+          <w:rFonts w:ascii="Georgia" w:hAnsi="Georgia" w:eastAsia="Noto Serif CJK SC"/>
+          <w:b w:val="0"/>
+          <w:sz w:val="21"/>
+        </w:rPr>
+        <w:t xml:space="preserve"> 别的什么都不加。</w:t>
+      </w:r>
+    </w:p>
+    <w:p>
+      <w:pPr>
+        <w:spacing w:before="320" w:after="120"/>
+      </w:pPr>
+      <w:r>
+        <w:rPr>
+          <w:rFonts w:ascii="Georgia" w:hAnsi="Georgia" w:eastAsia="Noto Serif CJK SC"/>
+          <w:b/>
+          <w:color w:val="1A1A1A"/>
+          <w:sz w:val="30"/>
+        </w:rPr>
+        <w:t>⭐ 重点单元：网络暴力（与世界观同构）</w:t>
+      </w:r>
+    </w:p>
+    <w:p>
+      <w:r>
+        <w:rPr>
+          <w:rFonts w:ascii="Georgia" w:hAnsi="Georgia" w:eastAsia="Noto Serif CJK SC"/>
+          <w:b w:val="0"/>
+          <w:sz w:val="21"/>
+        </w:rPr>
+        <w:t>本书规则：</w:t>
+      </w:r>
+      <w:r>
+        <w:rPr>
+          <w:rFonts w:ascii="Georgia" w:hAnsi="Georgia" w:eastAsia="Noto Serif CJK SC"/>
+          <w:b/>
+          <w:sz w:val="21"/>
+        </w:rPr>
+        <w:t>"恐惧是养料。看见它的人，就是喂养它的人。"</w:t>
+      </w:r>
+    </w:p>
+    <w:p>
+      <w:r>
+        <w:rPr>
+          <w:rFonts w:ascii="Georgia" w:hAnsi="Georgia" w:eastAsia="Noto Serif CJK SC"/>
+          <w:b w:val="0"/>
+          <w:sz w:val="21"/>
+        </w:rPr>
+        <w:t>——这和网络暴力是</w:t>
+      </w:r>
+      <w:r>
+        <w:rPr>
+          <w:rFonts w:ascii="Georgia" w:hAnsi="Georgia" w:eastAsia="Noto Serif CJK SC"/>
+          <w:b/>
+          <w:sz w:val="21"/>
+        </w:rPr>
+        <w:t>同一件事</w:t>
+      </w:r>
+      <w:r>
+        <w:rPr>
+          <w:rFonts w:ascii="Georgia" w:hAnsi="Georgia" w:eastAsia="Noto Serif CJK SC"/>
+          <w:b w:val="0"/>
+          <w:sz w:val="21"/>
+        </w:rPr>
+        <w:t>。</w:t>
+      </w:r>
+    </w:p>
+    <w:p>
+      <w:pPr>
+        <w:spacing w:before="120" w:after="120"/>
+        <w:ind w:left="454"/>
+      </w:pPr>
+      <w:r>
+        <w:rPr>
+          <w:rFonts w:ascii="Georgia" w:hAnsi="Georgia" w:eastAsia="Noto Serif CJK SC"/>
+          <w:b w:val="0"/>
+          <w:i/>
+          <w:color w:val="554422"/>
+          <w:sz w:val="21"/>
+        </w:rPr>
+        <w:t>被网暴致死的人，怨念因</w:t>
+      </w:r>
+      <w:r>
+        <w:rPr>
+          <w:rFonts w:ascii="Georgia" w:hAnsi="Georgia" w:eastAsia="Noto Serif CJK SC"/>
+          <w:b/>
+          <w:i/>
+          <w:color w:val="554422"/>
+          <w:sz w:val="21"/>
+        </w:rPr>
+        <w:t>被千万人围观、辱骂、转发</w:t>
+      </w:r>
+      <w:r>
+        <w:rPr>
+          <w:rFonts w:ascii="Georgia" w:hAnsi="Georgia" w:eastAsia="Noto Serif CJK SC"/>
+          <w:b w:val="0"/>
+          <w:i/>
+          <w:color w:val="554422"/>
+          <w:sz w:val="21"/>
+        </w:rPr>
+        <w:t>而疯狂成形。 不是几十年，是</w:t>
+      </w:r>
+      <w:r>
+        <w:rPr>
+          <w:rFonts w:ascii="Georgia" w:hAnsi="Georgia" w:eastAsia="Noto Serif CJK SC"/>
+          <w:b/>
+          <w:i/>
+          <w:color w:val="554422"/>
+          <w:sz w:val="21"/>
+        </w:rPr>
+        <w:t>三天</w:t>
+      </w:r>
+      <w:r>
+        <w:rPr>
+          <w:rFonts w:ascii="Georgia" w:hAnsi="Georgia" w:eastAsia="Noto Serif CJK SC"/>
+          <w:b w:val="0"/>
+          <w:i/>
+          <w:color w:val="554422"/>
+          <w:sz w:val="21"/>
+        </w:rPr>
+        <w:t>。</w:t>
+      </w:r>
+    </w:p>
+    <w:p>
+      <w:r>
+        <w:rPr>
+          <w:rFonts w:ascii="Georgia" w:hAnsi="Georgia" w:eastAsia="Noto Serif CJK SC"/>
+          <w:b w:val="0"/>
+          <w:sz w:val="21"/>
+        </w:rPr>
+        <w:t>再往前推一步——反派造鬼靠"制造目击者"，那么在现代：</w:t>
+      </w:r>
+    </w:p>
+    <w:p>
+      <w:pPr>
+        <w:spacing w:before="120" w:after="120"/>
+        <w:ind w:left="454"/>
+      </w:pPr>
+      <w:r>
+        <w:rPr>
+          <w:rFonts w:ascii="Georgia" w:hAnsi="Georgia" w:eastAsia="Noto Serif CJK SC"/>
+          <w:b/>
+          <w:i/>
+          <w:color w:val="554422"/>
+          <w:sz w:val="21"/>
+        </w:rPr>
+        <w:t>制造目击者最高效的方式，是推一个热搜。</w:t>
+      </w:r>
+      <w:r>
+        <w:rPr>
+          <w:rFonts w:ascii="Georgia" w:hAnsi="Georgia" w:eastAsia="Noto Serif CJK SC"/>
+          <w:b w:val="0"/>
+          <w:i/>
+          <w:color w:val="554422"/>
+          <w:sz w:val="21"/>
+        </w:rPr>
+        <w:t xml:space="preserve"> </w:t>
+      </w:r>
+      <w:r>
+        <w:rPr>
+          <w:rFonts w:ascii="Georgia" w:hAnsi="Georgia" w:eastAsia="Noto Serif CJK SC"/>
+          <w:b/>
+          <w:i/>
+          <w:color w:val="554422"/>
+          <w:sz w:val="21"/>
+        </w:rPr>
+        <w:t>反派不需要杀人。他只需要让一件事上热搜。</w:t>
+      </w:r>
+    </w:p>
+    <w:p>
+      <w:pPr>
+        <w:pStyle w:val="ListBullet"/>
+        <w:spacing w:after="40"/>
+        <w:ind w:left="425"/>
+      </w:pPr>
+      <w:r>
+        <w:rPr>
+          <w:rFonts w:ascii="Georgia" w:hAnsi="Georgia" w:eastAsia="Noto Serif CJK SC"/>
+          <w:b/>
+          <w:sz w:val="21"/>
+        </w:rPr>
+        <w:t>安排位置</w:t>
+      </w:r>
+      <w:r>
+        <w:rPr>
+          <w:rFonts w:ascii="Georgia" w:hAnsi="Georgia" w:eastAsia="Noto Serif CJK SC"/>
+          <w:b w:val="0"/>
+          <w:sz w:val="21"/>
+        </w:rPr>
+        <w:t>：第二卷或第三卷，作为"造鬼手法首次现代化"的揭示点</w:t>
+      </w:r>
+    </w:p>
+    <w:p>
+      <w:pPr>
+        <w:pStyle w:val="ListBullet"/>
+        <w:spacing w:after="40"/>
+        <w:ind w:left="425"/>
+      </w:pPr>
+      <w:r>
+        <w:rPr>
+          <w:rFonts w:ascii="Georgia" w:hAnsi="Georgia" w:eastAsia="Noto Serif CJK SC"/>
+          <w:b/>
+          <w:sz w:val="21"/>
+        </w:rPr>
+        <w:t>预期</w:t>
+      </w:r>
+      <w:r>
+        <w:rPr>
+          <w:rFonts w:ascii="Georgia" w:hAnsi="Georgia" w:eastAsia="Noto Serif CJK SC"/>
+          <w:b w:val="0"/>
+          <w:sz w:val="21"/>
+        </w:rPr>
+        <w:t>：全书前期最炸的一个单元</w:t>
+      </w:r>
+    </w:p>
+    <w:p>
+      <w:pPr>
+        <w:pStyle w:val="ListBullet"/>
+        <w:spacing w:after="40"/>
+        <w:ind w:left="425"/>
+      </w:pPr>
+      <w:r>
+        <w:rPr>
+          <w:rFonts w:ascii="Georgia" w:hAnsi="Georgia" w:eastAsia="Noto Serif CJK SC"/>
+          <w:b w:val="0"/>
+          <w:sz w:val="21"/>
+        </w:rPr>
+        <w:t>百分百合规——骂的是网暴，主流价值观之内</w:t>
+      </w:r>
+    </w:p>
+    <w:p>
+      <w:pPr>
+        <w:spacing w:before="320" w:after="120"/>
+      </w:pPr>
+      <w:r>
+        <w:rPr>
+          <w:rFonts w:ascii="Georgia" w:hAnsi="Georgia" w:eastAsia="Noto Serif CJK SC"/>
+          <w:b/>
+          <w:color w:val="1A1A1A"/>
+          <w:sz w:val="30"/>
+        </w:rPr>
+        <w:t>安全可用清单</w:t>
+      </w:r>
+    </w:p>
+    <w:tbl>
+      <w:tblPr>
+        <w:tblStyle w:val="TableGrid"/>
+        <w:tblW w:type="auto" w:w="0"/>
+        <w:tblLook w:firstColumn="1" w:firstRow="1" w:lastColumn="0" w:lastRow="0" w:noHBand="0" w:noVBand="1" w:val="04A0"/>
+      </w:tblPr>
+      <w:tblGrid>
+        <w:gridCol w:w="2266"/>
+        <w:gridCol w:w="2266"/>
+        <w:gridCol w:w="2266"/>
+        <w:gridCol w:w="2266"/>
+      </w:tblGrid>
+      <w:tr>
+        <w:tc>
+          <w:tcPr>
+            <w:tcW w:type="dxa" w:w="2266"/>
+          </w:tcPr>
+          <w:p>
+            <w:r/>
+            <w:r>
+              <w:rPr>
+                <w:rFonts w:ascii="Georgia" w:hAnsi="Georgia" w:eastAsia="Noto Serif CJK SC"/>
+                <w:b/>
+                <w:sz w:val="19"/>
+              </w:rPr>
+              <w:t>议题</w:t>
+            </w:r>
+          </w:p>
+        </w:tc>
+        <w:tc>
+          <w:tcPr>
+            <w:tcW w:type="dxa" w:w="2266"/>
+          </w:tcPr>
+          <w:p>
+            <w:r/>
+            <w:r>
+              <w:rPr>
+                <w:rFonts w:ascii="Georgia" w:hAnsi="Georgia" w:eastAsia="Noto Serif CJK SC"/>
+                <w:b/>
+                <w:sz w:val="19"/>
+              </w:rPr>
+              <w:t>情绪势能</w:t>
+            </w:r>
+          </w:p>
+        </w:tc>
+        <w:tc>
+          <w:tcPr>
+            <w:tcW w:type="dxa" w:w="2266"/>
+          </w:tcPr>
+          <w:p>
+            <w:r/>
+            <w:r>
+              <w:rPr>
+                <w:rFonts w:ascii="Georgia" w:hAnsi="Georgia" w:eastAsia="Noto Serif CJK SC"/>
+                <w:b/>
+                <w:sz w:val="19"/>
+              </w:rPr>
+              <w:t>风险</w:t>
+            </w:r>
+          </w:p>
+        </w:tc>
+        <w:tc>
+          <w:tcPr>
+            <w:tcW w:type="dxa" w:w="2266"/>
+          </w:tcPr>
+          <w:p>
+            <w:r/>
+            <w:r>
+              <w:rPr>
+                <w:rFonts w:ascii="Georgia" w:hAnsi="Georgia" w:eastAsia="Noto Serif CJK SC"/>
+                <w:b/>
+                <w:sz w:val="19"/>
+              </w:rPr>
+              <w:t>备注</w:t>
+            </w:r>
+          </w:p>
+        </w:tc>
+      </w:tr>
+      <w:tr>
+        <w:tc>
+          <w:tcPr>
+            <w:tcW w:type="dxa" w:w="2266"/>
+          </w:tcPr>
+          <w:p>
+            <w:r/>
+            <w:r>
+              <w:rPr>
+                <w:rFonts w:ascii="Georgia" w:hAnsi="Georgia" w:eastAsia="Noto Serif CJK SC"/>
+                <w:b w:val="0"/>
+                <w:sz w:val="19"/>
+              </w:rPr>
+              <w:t>职场背锅／顶罪</w:t>
+            </w:r>
+          </w:p>
+        </w:tc>
+        <w:tc>
+          <w:tcPr>
+            <w:tcW w:type="dxa" w:w="2266"/>
+          </w:tcPr>
+          <w:p>
+            <w:r/>
+            <w:r>
+              <w:rPr>
+                <w:rFonts w:ascii="Georgia" w:hAnsi="Georgia" w:eastAsia="Noto Serif CJK SC"/>
+                <w:b w:val="0"/>
+                <w:sz w:val="19"/>
+              </w:rPr>
+              <w:t>高</w:t>
+            </w:r>
+          </w:p>
+        </w:tc>
+        <w:tc>
+          <w:tcPr>
+            <w:tcW w:type="dxa" w:w="2266"/>
+          </w:tcPr>
+          <w:p>
+            <w:r/>
+            <w:r>
+              <w:rPr>
+                <w:rFonts w:ascii="Georgia" w:hAnsi="Georgia" w:eastAsia="Noto Serif CJK SC"/>
+                <w:b w:val="0"/>
+                <w:sz w:val="19"/>
+              </w:rPr>
+              <w:t>低</w:t>
+            </w:r>
+          </w:p>
+        </w:tc>
+        <w:tc>
+          <w:tcPr>
+            <w:tcW w:type="dxa" w:w="2266"/>
+          </w:tcPr>
+          <w:p>
+            <w:r/>
+            <w:r>
+              <w:rPr>
+                <w:rFonts w:ascii="Georgia" w:hAnsi="Georgia" w:eastAsia="Noto Serif CJK SC"/>
+                <w:b w:val="0"/>
+                <w:sz w:val="19"/>
+              </w:rPr>
+              <w:t>✅ 第一卷夏晚宁已用</w:t>
+            </w:r>
+          </w:p>
+        </w:tc>
+      </w:tr>
+      <w:tr>
+        <w:tc>
+          <w:tcPr>
+            <w:tcW w:type="dxa" w:w="2266"/>
+          </w:tcPr>
+          <w:p>
+            <w:r/>
+            <w:r>
+              <w:rPr>
+                <w:rFonts w:ascii="Georgia" w:hAnsi="Georgia" w:eastAsia="Noto Serif CJK SC"/>
+                <w:b w:val="0"/>
+                <w:sz w:val="19"/>
+              </w:rPr>
+              <w:t>空巢老人／没人管的爹妈</w:t>
+            </w:r>
+          </w:p>
+        </w:tc>
+        <w:tc>
+          <w:tcPr>
+            <w:tcW w:type="dxa" w:w="2266"/>
+          </w:tcPr>
+          <w:p>
+            <w:r/>
+            <w:r>
+              <w:rPr>
+                <w:rFonts w:ascii="Georgia" w:hAnsi="Georgia" w:eastAsia="Noto Serif CJK SC"/>
+                <w:b/>
+                <w:sz w:val="19"/>
+              </w:rPr>
+              <w:t>极高</w:t>
+            </w:r>
+          </w:p>
+        </w:tc>
+        <w:tc>
+          <w:tcPr>
+            <w:tcW w:type="dxa" w:w="2266"/>
+          </w:tcPr>
+          <w:p>
+            <w:r/>
+            <w:r>
+              <w:rPr>
+                <w:rFonts w:ascii="Georgia" w:hAnsi="Georgia" w:eastAsia="Noto Serif CJK SC"/>
+                <w:b w:val="0"/>
+                <w:sz w:val="19"/>
+              </w:rPr>
+              <w:t>无</w:t>
+            </w:r>
+          </w:p>
+        </w:tc>
+        <w:tc>
+          <w:tcPr>
+            <w:tcW w:type="dxa" w:w="2266"/>
+          </w:tcPr>
+          <w:p>
+            <w:r/>
+            <w:r>
+              <w:rPr>
+                <w:rFonts w:ascii="Georgia" w:hAnsi="Georgia" w:eastAsia="Noto Serif CJK SC"/>
+                <w:b w:val="0"/>
+                <w:sz w:val="19"/>
+              </w:rPr>
+              <w:t>✅ 米缸单元已用，泪点最狠</w:t>
+            </w:r>
+          </w:p>
+        </w:tc>
+      </w:tr>
+      <w:tr>
+        <w:tc>
+          <w:tcPr>
+            <w:tcW w:type="dxa" w:w="2266"/>
+          </w:tcPr>
+          <w:p>
+            <w:r/>
+            <w:r>
+              <w:rPr>
+                <w:rFonts w:ascii="Georgia" w:hAnsi="Georgia" w:eastAsia="Noto Serif CJK SC"/>
+                <w:b/>
+                <w:sz w:val="19"/>
+              </w:rPr>
+              <w:t>网络暴力</w:t>
+            </w:r>
+          </w:p>
+        </w:tc>
+        <w:tc>
+          <w:tcPr>
+            <w:tcW w:type="dxa" w:w="2266"/>
+          </w:tcPr>
+          <w:p>
+            <w:r/>
+            <w:r>
+              <w:rPr>
+                <w:rFonts w:ascii="Georgia" w:hAnsi="Georgia" w:eastAsia="Noto Serif CJK SC"/>
+                <w:b/>
+                <w:sz w:val="19"/>
+              </w:rPr>
+              <w:t>极高</w:t>
+            </w:r>
+          </w:p>
+        </w:tc>
+        <w:tc>
+          <w:tcPr>
+            <w:tcW w:type="dxa" w:w="2266"/>
+          </w:tcPr>
+          <w:p>
+            <w:r/>
+            <w:r>
+              <w:rPr>
+                <w:rFonts w:ascii="Georgia" w:hAnsi="Georgia" w:eastAsia="Noto Serif CJK SC"/>
+                <w:b w:val="0"/>
+                <w:sz w:val="19"/>
+              </w:rPr>
+              <w:t>低</w:t>
+            </w:r>
+          </w:p>
+        </w:tc>
+        <w:tc>
+          <w:tcPr>
+            <w:tcW w:type="dxa" w:w="2266"/>
+          </w:tcPr>
+          <w:p>
+            <w:r/>
+            <w:r>
+              <w:rPr>
+                <w:rFonts w:ascii="Georgia" w:hAnsi="Georgia" w:eastAsia="Noto Serif CJK SC"/>
+                <w:b w:val="0"/>
+                <w:sz w:val="19"/>
+              </w:rPr>
+              <w:t>⭐ 见上</w:t>
+            </w:r>
+          </w:p>
+        </w:tc>
+      </w:tr>
+      <w:tr>
+        <w:tc>
+          <w:tcPr>
+            <w:tcW w:type="dxa" w:w="2266"/>
+          </w:tcPr>
+          <w:p>
+            <w:r/>
+            <w:r>
+              <w:rPr>
+                <w:rFonts w:ascii="Georgia" w:hAnsi="Georgia" w:eastAsia="Noto Serif CJK SC"/>
+                <w:b w:val="0"/>
+                <w:sz w:val="19"/>
+              </w:rPr>
+              <w:t>校园霸凌</w:t>
+            </w:r>
+          </w:p>
+        </w:tc>
+        <w:tc>
+          <w:tcPr>
+            <w:tcW w:type="dxa" w:w="2266"/>
+          </w:tcPr>
+          <w:p>
+            <w:r/>
+            <w:r>
+              <w:rPr>
+                <w:rFonts w:ascii="Georgia" w:hAnsi="Georgia" w:eastAsia="Noto Serif CJK SC"/>
+                <w:b w:val="0"/>
+                <w:sz w:val="19"/>
+              </w:rPr>
+              <w:t>极高</w:t>
+            </w:r>
+          </w:p>
+        </w:tc>
+        <w:tc>
+          <w:tcPr>
+            <w:tcW w:type="dxa" w:w="2266"/>
+          </w:tcPr>
+          <w:p>
+            <w:r/>
+            <w:r>
+              <w:rPr>
+                <w:rFonts w:ascii="Georgia" w:hAnsi="Georgia" w:eastAsia="Noto Serif CJK SC"/>
+                <w:b w:val="0"/>
+                <w:sz w:val="19"/>
+              </w:rPr>
+              <w:t>中</w:t>
+            </w:r>
+          </w:p>
+        </w:tc>
+        <w:tc>
+          <w:tcPr>
+            <w:tcW w:type="dxa" w:w="2266"/>
+          </w:tcPr>
+          <w:p>
+            <w:r/>
+            <w:r>
+              <w:rPr>
+                <w:rFonts w:ascii="Georgia" w:hAnsi="Georgia" w:eastAsia="Noto Serif CJK SC"/>
+                <w:b w:val="0"/>
+                <w:sz w:val="19"/>
+              </w:rPr>
+              <w:t>施暴者必须有下场，别写太血腥</w:t>
+            </w:r>
+          </w:p>
+        </w:tc>
+      </w:tr>
+      <w:tr>
+        <w:tc>
+          <w:tcPr>
+            <w:tcW w:type="dxa" w:w="2266"/>
+          </w:tcPr>
+          <w:p>
+            <w:r/>
+            <w:r>
+              <w:rPr>
+                <w:rFonts w:ascii="Georgia" w:hAnsi="Georgia" w:eastAsia="Noto Serif CJK SC"/>
+                <w:b w:val="0"/>
+                <w:sz w:val="19"/>
+              </w:rPr>
+              <w:t>重男轻女的家庭</w:t>
+            </w:r>
+          </w:p>
+        </w:tc>
+        <w:tc>
+          <w:tcPr>
+            <w:tcW w:type="dxa" w:w="2266"/>
+          </w:tcPr>
+          <w:p>
+            <w:r/>
+            <w:r>
+              <w:rPr>
+                <w:rFonts w:ascii="Georgia" w:hAnsi="Georgia" w:eastAsia="Noto Serif CJK SC"/>
+                <w:b w:val="0"/>
+                <w:sz w:val="19"/>
+              </w:rPr>
+              <w:t>高</w:t>
+            </w:r>
+          </w:p>
+        </w:tc>
+        <w:tc>
+          <w:tcPr>
+            <w:tcW w:type="dxa" w:w="2266"/>
+          </w:tcPr>
+          <w:p>
+            <w:r/>
+            <w:r>
+              <w:rPr>
+                <w:rFonts w:ascii="Georgia" w:hAnsi="Georgia" w:eastAsia="Noto Serif CJK SC"/>
+                <w:b w:val="0"/>
+                <w:sz w:val="19"/>
+              </w:rPr>
+              <w:t>低</w:t>
+            </w:r>
+          </w:p>
+        </w:tc>
+        <w:tc>
+          <w:tcPr>
+            <w:tcW w:type="dxa" w:w="2266"/>
+          </w:tcPr>
+          <w:p>
+            <w:r/>
+            <w:r>
+              <w:rPr>
+                <w:rFonts w:ascii="Georgia" w:hAnsi="Georgia" w:eastAsia="Noto Serif CJK SC"/>
+                <w:b w:val="0"/>
+                <w:sz w:val="19"/>
+              </w:rPr>
+              <w:t>女性读者也吃</w:t>
+            </w:r>
+          </w:p>
+        </w:tc>
+      </w:tr>
+      <w:tr>
+        <w:tc>
+          <w:tcPr>
+            <w:tcW w:type="dxa" w:w="2266"/>
+          </w:tcPr>
+          <w:p>
+            <w:r/>
+            <w:r>
+              <w:rPr>
+                <w:rFonts w:ascii="Georgia" w:hAnsi="Georgia" w:eastAsia="Noto Serif CJK SC"/>
+                <w:b w:val="0"/>
+                <w:sz w:val="19"/>
+              </w:rPr>
+              <w:t>婚姻里的长期冷暴力</w:t>
+            </w:r>
+          </w:p>
+        </w:tc>
+        <w:tc>
+          <w:tcPr>
+            <w:tcW w:type="dxa" w:w="2266"/>
+          </w:tcPr>
+          <w:p>
+            <w:r/>
+            <w:r>
+              <w:rPr>
+                <w:rFonts w:ascii="Georgia" w:hAnsi="Georgia" w:eastAsia="Noto Serif CJK SC"/>
+                <w:b w:val="0"/>
+                <w:sz w:val="19"/>
+              </w:rPr>
+              <w:t>高</w:t>
+            </w:r>
+          </w:p>
+        </w:tc>
+        <w:tc>
+          <w:tcPr>
+            <w:tcW w:type="dxa" w:w="2266"/>
+          </w:tcPr>
+          <w:p>
+            <w:r/>
+            <w:r>
+              <w:rPr>
+                <w:rFonts w:ascii="Georgia" w:hAnsi="Georgia" w:eastAsia="Noto Serif CJK SC"/>
+                <w:b w:val="0"/>
+                <w:sz w:val="19"/>
+              </w:rPr>
+              <w:t>低</w:t>
+            </w:r>
+          </w:p>
+        </w:tc>
+        <w:tc>
+          <w:tcPr>
+            <w:tcW w:type="dxa" w:w="2266"/>
+          </w:tcPr>
+          <w:p>
+            <w:r/>
+            <w:r>
+              <w:rPr>
+                <w:rFonts w:ascii="Georgia" w:hAnsi="Georgia" w:eastAsia="Noto Serif CJK SC"/>
+                <w:b w:val="0"/>
+                <w:sz w:val="19"/>
+              </w:rPr>
+              <w:t>—</w:t>
+            </w:r>
+          </w:p>
+        </w:tc>
+      </w:tr>
+      <w:tr>
+        <w:tc>
+          <w:tcPr>
+            <w:tcW w:type="dxa" w:w="2266"/>
+          </w:tcPr>
+          <w:p>
+            <w:r/>
+            <w:r>
+              <w:rPr>
+                <w:rFonts w:ascii="Georgia" w:hAnsi="Georgia" w:eastAsia="Noto Serif CJK SC"/>
+                <w:b w:val="0"/>
+                <w:sz w:val="19"/>
+              </w:rPr>
+              <w:t>拆迁／老房子</w:t>
+            </w:r>
+          </w:p>
+        </w:tc>
+        <w:tc>
+          <w:tcPr>
+            <w:tcW w:type="dxa" w:w="2266"/>
+          </w:tcPr>
+          <w:p>
+            <w:r/>
+            <w:r>
+              <w:rPr>
+                <w:rFonts w:ascii="Georgia" w:hAnsi="Georgia" w:eastAsia="Noto Serif CJK SC"/>
+                <w:b w:val="0"/>
+                <w:sz w:val="19"/>
+              </w:rPr>
+              <w:t>中</w:t>
+            </w:r>
+          </w:p>
+        </w:tc>
+        <w:tc>
+          <w:tcPr>
+            <w:tcW w:type="dxa" w:w="2266"/>
+          </w:tcPr>
+          <w:p>
+            <w:r/>
+            <w:r>
+              <w:rPr>
+                <w:rFonts w:ascii="Georgia" w:hAnsi="Georgia" w:eastAsia="Noto Serif CJK SC"/>
+                <w:b w:val="0"/>
+                <w:sz w:val="19"/>
+              </w:rPr>
+              <w:t>低</w:t>
+            </w:r>
+          </w:p>
+        </w:tc>
+        <w:tc>
+          <w:tcPr>
+            <w:tcW w:type="dxa" w:w="2266"/>
+          </w:tcPr>
+          <w:p>
+            <w:r/>
+            <w:r>
+              <w:rPr>
+                <w:rFonts w:ascii="Georgia" w:hAnsi="Georgia" w:eastAsia="Noto Serif CJK SC"/>
+                <w:b w:val="0"/>
+                <w:sz w:val="19"/>
+              </w:rPr>
+              <w:t>怀旧感强，适合温情单元</w:t>
+            </w:r>
+          </w:p>
+        </w:tc>
+      </w:tr>
+      <w:tr>
+        <w:tc>
+          <w:tcPr>
+            <w:tcW w:type="dxa" w:w="2266"/>
+          </w:tcPr>
+          <w:p>
+            <w:r/>
+            <w:r>
+              <w:rPr>
+                <w:rFonts w:ascii="Georgia" w:hAnsi="Georgia" w:eastAsia="Noto Serif CJK SC"/>
+                <w:b w:val="0"/>
+                <w:sz w:val="19"/>
+              </w:rPr>
+              <w:t>网贷／校园贷</w:t>
+            </w:r>
+          </w:p>
+        </w:tc>
+        <w:tc>
+          <w:tcPr>
+            <w:tcW w:type="dxa" w:w="2266"/>
+          </w:tcPr>
+          <w:p>
+            <w:r/>
+            <w:r>
+              <w:rPr>
+                <w:rFonts w:ascii="Georgia" w:hAnsi="Georgia" w:eastAsia="Noto Serif CJK SC"/>
+                <w:b w:val="0"/>
+                <w:sz w:val="19"/>
+              </w:rPr>
+              <w:t>高</w:t>
+            </w:r>
+          </w:p>
+        </w:tc>
+        <w:tc>
+          <w:tcPr>
+            <w:tcW w:type="dxa" w:w="2266"/>
+          </w:tcPr>
+          <w:p>
+            <w:r/>
+            <w:r>
+              <w:rPr>
+                <w:rFonts w:ascii="Georgia" w:hAnsi="Georgia" w:eastAsia="Noto Serif CJK SC"/>
+                <w:b w:val="0"/>
+                <w:sz w:val="19"/>
+              </w:rPr>
+              <w:t>中</w:t>
+            </w:r>
+          </w:p>
+        </w:tc>
+        <w:tc>
+          <w:tcPr>
+            <w:tcW w:type="dxa" w:w="2266"/>
+          </w:tcPr>
+          <w:p>
+            <w:r/>
+            <w:r>
+              <w:rPr>
+                <w:rFonts w:ascii="Georgia" w:hAnsi="Georgia" w:eastAsia="Noto Serif CJK SC"/>
+                <w:b w:val="0"/>
+                <w:sz w:val="19"/>
+              </w:rPr>
+              <w:t>落点放在放贷的人，别碰金融监管</w:t>
+            </w:r>
+          </w:p>
+        </w:tc>
+      </w:tr>
+      <w:tr>
+        <w:tc>
+          <w:tcPr>
+            <w:tcW w:type="dxa" w:w="2266"/>
+          </w:tcPr>
+          <w:p>
+            <w:r/>
+            <w:r>
+              <w:rPr>
+                <w:rFonts w:ascii="Georgia" w:hAnsi="Georgia" w:eastAsia="Noto Serif CJK SC"/>
+                <w:b w:val="0"/>
+                <w:sz w:val="19"/>
+              </w:rPr>
+              <w:t>留守儿童</w:t>
+            </w:r>
+          </w:p>
+        </w:tc>
+        <w:tc>
+          <w:tcPr>
+            <w:tcW w:type="dxa" w:w="2266"/>
+          </w:tcPr>
+          <w:p>
+            <w:r/>
+            <w:r>
+              <w:rPr>
+                <w:rFonts w:ascii="Georgia" w:hAnsi="Georgia" w:eastAsia="Noto Serif CJK SC"/>
+                <w:b w:val="0"/>
+                <w:sz w:val="19"/>
+              </w:rPr>
+              <w:t>极高</w:t>
+            </w:r>
+          </w:p>
+        </w:tc>
+        <w:tc>
+          <w:tcPr>
+            <w:tcW w:type="dxa" w:w="2266"/>
+          </w:tcPr>
+          <w:p>
+            <w:r/>
+            <w:r>
+              <w:rPr>
+                <w:rFonts w:ascii="Georgia" w:hAnsi="Georgia" w:eastAsia="Noto Serif CJK SC"/>
+                <w:b w:val="0"/>
+                <w:sz w:val="19"/>
+              </w:rPr>
+              <w:t>低</w:t>
+            </w:r>
+          </w:p>
+        </w:tc>
+        <w:tc>
+          <w:tcPr>
+            <w:tcW w:type="dxa" w:w="2266"/>
+          </w:tcPr>
+          <w:p>
+            <w:r/>
+            <w:r>
+              <w:rPr>
+                <w:rFonts w:ascii="Georgia" w:hAnsi="Georgia" w:eastAsia="Noto Serif CJK SC"/>
+                <w:b w:val="0"/>
+                <w:sz w:val="19"/>
+              </w:rPr>
+              <w:t>催泪核弹</w:t>
+            </w:r>
+          </w:p>
+        </w:tc>
+      </w:tr>
+      <w:tr>
+        <w:tc>
+          <w:tcPr>
+            <w:tcW w:type="dxa" w:w="2266"/>
+          </w:tcPr>
+          <w:p>
+            <w:r/>
+            <w:r>
+              <w:rPr>
+                <w:rFonts w:ascii="Georgia" w:hAnsi="Georgia" w:eastAsia="Noto Serif CJK SC"/>
+                <w:b w:val="0"/>
+                <w:sz w:val="19"/>
+              </w:rPr>
+              <w:t>工伤／讨薪</w:t>
+            </w:r>
+          </w:p>
+        </w:tc>
+        <w:tc>
+          <w:tcPr>
+            <w:tcW w:type="dxa" w:w="2266"/>
+          </w:tcPr>
+          <w:p>
+            <w:r/>
+            <w:r>
+              <w:rPr>
+                <w:rFonts w:ascii="Georgia" w:hAnsi="Georgia" w:eastAsia="Noto Serif CJK SC"/>
+                <w:b w:val="0"/>
+                <w:sz w:val="19"/>
+              </w:rPr>
+              <w:t>高</w:t>
+            </w:r>
+          </w:p>
+        </w:tc>
+        <w:tc>
+          <w:tcPr>
+            <w:tcW w:type="dxa" w:w="2266"/>
+          </w:tcPr>
+          <w:p>
+            <w:r/>
+            <w:r>
+              <w:rPr>
+                <w:rFonts w:ascii="Georgia" w:hAnsi="Georgia" w:eastAsia="Noto Serif CJK SC"/>
+                <w:b w:val="0"/>
+                <w:sz w:val="19"/>
+              </w:rPr>
+              <w:t>中</w:t>
+            </w:r>
+          </w:p>
+        </w:tc>
+        <w:tc>
+          <w:tcPr>
+            <w:tcW w:type="dxa" w:w="2266"/>
+          </w:tcPr>
+          <w:p>
+            <w:r/>
+            <w:r>
+              <w:rPr>
+                <w:rFonts w:ascii="Georgia" w:hAnsi="Georgia" w:eastAsia="Noto Serif CJK SC"/>
+                <w:b w:val="0"/>
+                <w:sz w:val="19"/>
+              </w:rPr>
+              <w:t>恶必须是老板个人，</w:t>
+            </w:r>
+            <w:r>
+              <w:rPr>
+                <w:rFonts w:ascii="Georgia" w:hAnsi="Georgia" w:eastAsia="Noto Serif CJK SC"/>
+                <w:b/>
+                <w:sz w:val="19"/>
+              </w:rPr>
+              <w:t>不能是"制度"</w:t>
+            </w:r>
+          </w:p>
+        </w:tc>
+      </w:tr>
+      <w:tr>
+        <w:tc>
+          <w:tcPr>
+            <w:tcW w:type="dxa" w:w="2266"/>
+          </w:tcPr>
+          <w:p>
+            <w:r/>
+            <w:r>
+              <w:rPr>
+                <w:rFonts w:ascii="Georgia" w:hAnsi="Georgia" w:eastAsia="Noto Serif CJK SC"/>
+                <w:b w:val="0"/>
+                <w:sz w:val="19"/>
+              </w:rPr>
+              <w:t>传销</w:t>
+            </w:r>
+          </w:p>
+        </w:tc>
+        <w:tc>
+          <w:tcPr>
+            <w:tcW w:type="dxa" w:w="2266"/>
+          </w:tcPr>
+          <w:p>
+            <w:r/>
+            <w:r>
+              <w:rPr>
+                <w:rFonts w:ascii="Georgia" w:hAnsi="Georgia" w:eastAsia="Noto Serif CJK SC"/>
+                <w:b w:val="0"/>
+                <w:sz w:val="19"/>
+              </w:rPr>
+              <w:t>中</w:t>
+            </w:r>
+          </w:p>
+        </w:tc>
+        <w:tc>
+          <w:tcPr>
+            <w:tcW w:type="dxa" w:w="2266"/>
+          </w:tcPr>
+          <w:p>
+            <w:r/>
+            <w:r>
+              <w:rPr>
+                <w:rFonts w:ascii="Georgia" w:hAnsi="Georgia" w:eastAsia="Noto Serif CJK SC"/>
+                <w:b w:val="0"/>
+                <w:sz w:val="19"/>
+              </w:rPr>
+              <w:t>低</w:t>
+            </w:r>
+          </w:p>
+        </w:tc>
+        <w:tc>
+          <w:tcPr>
+            <w:tcW w:type="dxa" w:w="2266"/>
+          </w:tcPr>
+          <w:p>
+            <w:r/>
+            <w:r>
+              <w:rPr>
+                <w:rFonts w:ascii="Georgia" w:hAnsi="Georgia" w:eastAsia="Noto Serif CJK SC"/>
+                <w:b w:val="0"/>
+                <w:sz w:val="19"/>
+              </w:rPr>
+              <w:t>悬疑感强</w:t>
+            </w:r>
+          </w:p>
+        </w:tc>
+      </w:tr>
+      <w:tr>
+        <w:tc>
+          <w:tcPr>
+            <w:tcW w:type="dxa" w:w="2266"/>
+          </w:tcPr>
+          <w:p>
+            <w:r/>
+            <w:r>
+              <w:rPr>
+                <w:rFonts w:ascii="Georgia" w:hAnsi="Georgia" w:eastAsia="Noto Serif CJK SC"/>
+                <w:b w:val="0"/>
+                <w:sz w:val="19"/>
+              </w:rPr>
+              <w:t>网红／主播被吸血</w:t>
+            </w:r>
+          </w:p>
+        </w:tc>
+        <w:tc>
+          <w:tcPr>
+            <w:tcW w:type="dxa" w:w="2266"/>
+          </w:tcPr>
+          <w:p>
+            <w:r/>
+            <w:r>
+              <w:rPr>
+                <w:rFonts w:ascii="Georgia" w:hAnsi="Georgia" w:eastAsia="Noto Serif CJK SC"/>
+                <w:b w:val="0"/>
+                <w:sz w:val="19"/>
+              </w:rPr>
+              <w:t>中</w:t>
+            </w:r>
+          </w:p>
+        </w:tc>
+        <w:tc>
+          <w:tcPr>
+            <w:tcW w:type="dxa" w:w="2266"/>
+          </w:tcPr>
+          <w:p>
+            <w:r/>
+            <w:r>
+              <w:rPr>
+                <w:rFonts w:ascii="Georgia" w:hAnsi="Georgia" w:eastAsia="Noto Serif CJK SC"/>
+                <w:b w:val="0"/>
+                <w:sz w:val="19"/>
+              </w:rPr>
+              <w:t>低</w:t>
+            </w:r>
+          </w:p>
+        </w:tc>
+        <w:tc>
+          <w:tcPr>
+            <w:tcW w:type="dxa" w:w="2266"/>
+          </w:tcPr>
+          <w:p>
+            <w:r/>
+            <w:r>
+              <w:rPr>
+                <w:rFonts w:ascii="Georgia" w:hAnsi="Georgia" w:eastAsia="Noto Serif CJK SC"/>
+                <w:b w:val="0"/>
+                <w:sz w:val="19"/>
+              </w:rPr>
+              <w:t>够现代，年轻读者共鸣</w:t>
+            </w:r>
+          </w:p>
+        </w:tc>
+      </w:tr>
+    </w:tbl>
+    <w:p/>
+    <w:p>
+      <w:pPr>
+        <w:spacing w:before="320" w:after="120"/>
+      </w:pPr>
+      <w:r>
+        <w:rPr>
+          <w:rFonts w:ascii="Georgia" w:hAnsi="Georgia" w:eastAsia="Noto Serif CJK SC"/>
+          <w:b/>
+          <w:color w:val="1A1A1A"/>
+          <w:sz w:val="30"/>
+        </w:rPr>
+        <w:t>绝对不碰</w:t>
+      </w:r>
+    </w:p>
+    <w:p>
+      <w:pPr>
+        <w:pStyle w:val="ListBullet"/>
+        <w:spacing w:after="40"/>
+        <w:ind w:left="425"/>
+      </w:pPr>
+      <w:r>
+        <w:rPr>
+          <w:rFonts w:ascii="Georgia" w:hAnsi="Georgia" w:eastAsia="Noto Serif CJK SC"/>
+          <w:b/>
+          <w:sz w:val="21"/>
+        </w:rPr>
+        <w:t>具体真实案件的影射</w:t>
+      </w:r>
+      <w:r>
+        <w:rPr>
+          <w:rFonts w:ascii="Georgia" w:hAnsi="Georgia" w:eastAsia="Noto Serif CJK SC"/>
+          <w:b w:val="0"/>
+          <w:sz w:val="21"/>
+        </w:rPr>
+        <w:t>，尤其近三年</w:t>
+      </w:r>
+    </w:p>
+    <w:p>
+      <w:pPr>
+        <w:pStyle w:val="ListBullet"/>
+        <w:spacing w:after="40"/>
+        <w:ind w:left="425"/>
+      </w:pPr>
+      <w:r>
+        <w:rPr>
+          <w:rFonts w:ascii="Georgia" w:hAnsi="Georgia" w:eastAsia="Noto Serif CJK SC"/>
+          <w:b/>
+          <w:sz w:val="21"/>
+        </w:rPr>
+        <w:t>执法／司法机关的系统性负面</w:t>
+      </w:r>
+      <w:r>
+        <w:rPr>
+          <w:rFonts w:ascii="Georgia" w:hAnsi="Georgia" w:eastAsia="Noto Serif CJK SC"/>
+          <w:b w:val="0"/>
+          <w:sz w:val="21"/>
+        </w:rPr>
+        <w:t>——个别害群之马可写，但组织整体必须正面，</w:t>
+      </w:r>
+    </w:p>
+    <w:p>
+      <w:r>
+        <w:rPr>
+          <w:rFonts w:ascii="Georgia" w:hAnsi="Georgia" w:eastAsia="Noto Serif CJK SC"/>
+          <w:b/>
+          <w:sz w:val="21"/>
+        </w:rPr>
+        <w:t>且最终必须由正规程序收尾</w:t>
+      </w:r>
+    </w:p>
+    <w:p>
+      <w:pPr>
+        <w:pStyle w:val="ListBullet"/>
+        <w:spacing w:after="40"/>
+        <w:ind w:left="425"/>
+      </w:pPr>
+      <w:r>
+        <w:rPr>
+          <w:rFonts w:ascii="Georgia" w:hAnsi="Georgia" w:eastAsia="Noto Serif CJK SC"/>
+          <w:b w:val="0"/>
+          <w:sz w:val="21"/>
+        </w:rPr>
+        <w:t>涉政、涉宗教民族、群体性事件、上访</w:t>
+      </w:r>
+    </w:p>
+    <w:p>
+      <w:pPr>
+        <w:pStyle w:val="ListBullet"/>
+        <w:spacing w:after="40"/>
+        <w:ind w:left="425"/>
+      </w:pPr>
+      <w:r>
+        <w:rPr>
+          <w:rFonts w:ascii="Georgia" w:hAnsi="Georgia" w:eastAsia="Noto Serif CJK SC"/>
+          <w:b w:val="0"/>
+          <w:sz w:val="21"/>
+        </w:rPr>
+        <w:t>教育／医疗</w:t>
+      </w:r>
+      <w:r>
+        <w:rPr>
+          <w:rFonts w:ascii="Georgia" w:hAnsi="Georgia" w:eastAsia="Noto Serif CJK SC"/>
+          <w:b/>
+          <w:sz w:val="21"/>
+        </w:rPr>
+        <w:t>系统</w:t>
+      </w:r>
+      <w:r>
+        <w:rPr>
+          <w:rFonts w:ascii="Georgia" w:hAnsi="Georgia" w:eastAsia="Noto Serif CJK SC"/>
+          <w:b w:val="0"/>
+          <w:sz w:val="21"/>
+        </w:rPr>
+        <w:t>的制度性批判（个人的恶可以，系统的恶不行）</w:t>
+      </w:r>
+    </w:p>
+    <w:p>
+      <w:pPr>
+        <w:pStyle w:val="ListBullet"/>
+        <w:spacing w:after="40"/>
+        <w:ind w:left="425"/>
+      </w:pPr>
+      <w:r>
+        <w:rPr>
+          <w:rFonts w:ascii="Georgia" w:hAnsi="Georgia" w:eastAsia="Noto Serif CJK SC"/>
+          <w:b w:val="0"/>
+          <w:sz w:val="21"/>
+        </w:rPr>
+        <w:t>未成年人性相关</w:t>
+      </w:r>
+    </w:p>
+    <w:p>
+      <w:pPr>
+        <w:pStyle w:val="ListBullet"/>
+        <w:spacing w:after="40"/>
+        <w:ind w:left="425"/>
+      </w:pPr>
+      <w:r>
+        <w:rPr>
+          <w:rFonts w:ascii="Georgia" w:hAnsi="Georgia" w:eastAsia="Noto Serif CJK SC"/>
+          <w:b/>
+          <w:sz w:val="21"/>
+        </w:rPr>
+        <w:t>具体的自杀方法描写</w:t>
+      </w:r>
+      <w:r>
+        <w:rPr>
+          <w:rFonts w:ascii="Georgia" w:hAnsi="Georgia" w:eastAsia="Noto Serif CJK SC"/>
+          <w:b w:val="0"/>
+          <w:sz w:val="21"/>
+        </w:rPr>
+        <w:t>（平台明令，写了直接锁章）</w:t>
+      </w:r>
+    </w:p>
+    <w:p>
+      <w:pPr>
+        <w:spacing w:before="320" w:after="120"/>
+      </w:pPr>
+      <w:r>
+        <w:rPr>
+          <w:rFonts w:ascii="Georgia" w:hAnsi="Georgia" w:eastAsia="Noto Serif CJK SC"/>
+          <w:b/>
+          <w:color w:val="1A1A1A"/>
+          <w:sz w:val="30"/>
+        </w:rPr>
+        <w:t>技法红线</w:t>
+      </w:r>
+    </w:p>
+    <w:p>
+      <w:pPr>
+        <w:spacing w:before="120" w:after="120"/>
+        <w:ind w:left="454"/>
+      </w:pPr>
+      <w:r>
+        <w:rPr>
+          <w:rFonts w:ascii="Georgia" w:hAnsi="Georgia" w:eastAsia="Noto Serif CJK SC"/>
+          <w:b/>
+          <w:i/>
+          <w:color w:val="554422"/>
+          <w:sz w:val="21"/>
+        </w:rPr>
+        <w:t>落点必须在"人"，不能在"制度"。</w:t>
+      </w:r>
+      <w:r>
+        <w:rPr>
+          <w:rFonts w:ascii="Georgia" w:hAnsi="Georgia" w:eastAsia="Noto Serif CJK SC"/>
+          <w:b w:val="0"/>
+          <w:i/>
+          <w:color w:val="554422"/>
+          <w:sz w:val="21"/>
+        </w:rPr>
+        <w:t xml:space="preserve"> 写"这个人怎么了"，不写"这个社会怎么了"。</w:t>
+      </w:r>
+    </w:p>
+    <w:p>
+      <w:pPr>
+        <w:pStyle w:val="ListBullet"/>
+        <w:spacing w:after="40"/>
+        <w:ind w:left="425"/>
+      </w:pPr>
+      <w:r>
+        <w:rPr>
+          <w:rFonts w:ascii="Georgia" w:hAnsi="Georgia" w:eastAsia="Noto Serif CJK SC"/>
+          <w:b w:val="0"/>
+          <w:sz w:val="21"/>
+        </w:rPr>
+        <w:t>既是审核安全线，也是文学上的正确选择</w:t>
+      </w:r>
+    </w:p>
+    <w:p>
+      <w:pPr>
+        <w:pStyle w:val="ListBullet"/>
+        <w:spacing w:after="40"/>
+        <w:ind w:left="425"/>
+      </w:pPr>
+      <w:r>
+        <w:rPr>
+          <w:rFonts w:ascii="Georgia" w:hAnsi="Georgia" w:eastAsia="Noto Serif CJK SC"/>
+          <w:b/>
+          <w:sz w:val="21"/>
+        </w:rPr>
+        <w:t>一旦作者借鬼的嘴发表社会评论，读者就跑了。</w:t>
+      </w:r>
+      <w:r>
+        <w:rPr>
+          <w:rFonts w:ascii="Georgia" w:hAnsi="Georgia" w:eastAsia="Noto Serif CJK SC"/>
+          <w:b w:val="0"/>
+          <w:sz w:val="21"/>
+        </w:rPr>
+        <w:t xml:space="preserve"> 番茄读者要故事，不要观点</w:t>
+      </w:r>
+    </w:p>
+    <w:p>
+      <w:pPr>
+        <w:pStyle w:val="ListBullet"/>
+        <w:spacing w:after="40"/>
+        <w:ind w:left="425"/>
+      </w:pPr>
+      <w:r>
+        <w:rPr>
+          <w:rFonts w:ascii="Georgia" w:hAnsi="Georgia" w:eastAsia="Noto Serif CJK SC"/>
+          <w:b w:val="0"/>
+          <w:sz w:val="21"/>
+        </w:rPr>
+        <w:t>与既定主题完全一致——"所有惨案的源头都是人祸"。</w:t>
+      </w:r>
+    </w:p>
+    <w:p>
+      <w:r>
+        <w:rPr>
+          <w:rFonts w:ascii="Georgia" w:hAnsi="Georgia" w:eastAsia="Noto Serif CJK SC"/>
+          <w:b/>
+          <w:sz w:val="21"/>
+        </w:rPr>
+        <w:t>审核口径、主题、单元选材，三者是同一句话。</w:t>
       </w:r>
     </w:p>
     <w:p>
